--- a/Coursework/COMP3012 CW1.docx
+++ b/Coursework/COMP3012 CW1.docx
@@ -24,6 +24,17 @@
     </w:p>
     <w:sdt>
       <w:sdtPr>
+        <w:rPr>
+          <w:rFonts w:asciiTheme="minorHAnsi" w:eastAsiaTheme="minorHAnsi" w:hAnsiTheme="minorHAnsi" w:cstheme="minorBidi"/>
+          <w:b w:val="0"/>
+          <w:bCs w:val="0"/>
+          <w:color w:val="auto"/>
+          <w:kern w:val="2"/>
+          <w:sz w:val="24"/>
+          <w:szCs w:val="24"/>
+          <w:lang w:val="en-GB"/>
+          <w14:ligatures w14:val="standardContextual"/>
+        </w:rPr>
         <w:id w:val="453216996"/>
         <w:docPartObj>
           <w:docPartGallery w:val="Table of Contents"/>
@@ -32,14 +43,7 @@
       </w:sdtPr>
       <w:sdtEndPr>
         <w:rPr>
-          <w:rFonts w:asciiTheme="minorHAnsi" w:eastAsiaTheme="minorHAnsi" w:hAnsiTheme="minorHAnsi" w:cstheme="minorBidi"/>
           <w:noProof/>
-          <w:color w:val="auto"/>
-          <w:kern w:val="2"/>
-          <w:sz w:val="24"/>
-          <w:szCs w:val="24"/>
-          <w:lang w:val="en-GB"/>
-          <w14:ligatures w14:val="standardContextual"/>
         </w:rPr>
       </w:sdtEndPr>
       <w:sdtContent>
@@ -456,6 +460,43 @@
         <w:t>Introduction</w:t>
       </w:r>
       <w:bookmarkEnd w:id="0"/>
+    </w:p>
+    <w:p>
+      <w:r>
+        <w:t>In this report, I will be performing a forensic analysis</w:t>
+      </w:r>
+      <w:r>
+        <w:t xml:space="preserve"> of 3 carving tools using a provided dataset. I will first explain the methodology used for this analysis, including the tools which I intend to use and how I intend to use them. I will then perform the forensic analysis on the provided dataset and record my results. Additionally, I will analyse these results and explain any constraints to the tools which I have used to perform the analysis. </w:t>
+      </w:r>
+    </w:p>
+    <w:p>
+      <w:r>
+        <w:t xml:space="preserve">The dataset used can be found here: </w:t>
+      </w:r>
+      <w:hyperlink r:id="rId5" w:history="1">
+        <w:r>
+          <w:rPr>
+            <w:rStyle w:val="Hyperlink"/>
+          </w:rPr>
+          <w:t>https://cfreds-archive.nist.gov/FileCarving/index.html</w:t>
+        </w:r>
+      </w:hyperlink>
+    </w:p>
+    <w:p>
+      <w:r>
+        <w:t>Versioning of this document and any figures can be found within the coursework folder on the following GitHub repository</w:t>
+      </w:r>
+      <w:r>
+        <w:t xml:space="preserve">: </w:t>
+      </w:r>
+      <w:hyperlink r:id="rId6" w:history="1">
+        <w:r>
+          <w:rPr>
+            <w:rStyle w:val="Hyperlink"/>
+          </w:rPr>
+          <w:t>https://github.com/Mark7567/COMP3012</w:t>
+        </w:r>
+      </w:hyperlink>
     </w:p>
     <w:p/>
     <w:p>
@@ -565,6 +606,7 @@
           <w:sz w:val="32"/>
           <w:szCs w:val="32"/>
         </w:rPr>
+        <w:lastRenderedPageBreak/>
         <w:t>Conclusion</w:t>
       </w:r>
       <w:bookmarkEnd w:id="4"/>
@@ -1694,6 +1736,18 @@
       <w:szCs w:val="20"/>
     </w:rPr>
   </w:style>
+  <w:style w:type="character" w:styleId="UnresolvedMention">
+    <w:name w:val="Unresolved Mention"/>
+    <w:basedOn w:val="DefaultParagraphFont"/>
+    <w:uiPriority w:val="99"/>
+    <w:semiHidden/>
+    <w:unhideWhenUsed/>
+    <w:rsid w:val="00D760B2"/>
+    <w:rPr>
+      <w:color w:val="605E5C"/>
+      <w:shd w:val="clear" w:color="auto" w:fill="E1DFDD"/>
+    </w:rPr>
+  </w:style>
 </w:styles>
 </file>
 

--- a/Coursework/COMP3012 CW1.docx
+++ b/Coursework/COMP3012 CW1.docx
@@ -1192,11 +1192,12 @@
         <w:tblLook w:val="04A0" w:firstRow="1" w:lastRow="0" w:firstColumn="1" w:lastColumn="0" w:noHBand="0" w:noVBand="1"/>
       </w:tblPr>
       <w:tblGrid>
-        <w:gridCol w:w="567"/>
-        <w:gridCol w:w="993"/>
-        <w:gridCol w:w="2409"/>
-        <w:gridCol w:w="2694"/>
-        <w:gridCol w:w="2353"/>
+        <w:gridCol w:w="559"/>
+        <w:gridCol w:w="473"/>
+        <w:gridCol w:w="811"/>
+        <w:gridCol w:w="2268"/>
+        <w:gridCol w:w="2410"/>
+        <w:gridCol w:w="2500"/>
       </w:tblGrid>
       <w:tr>
         <w:trPr>
@@ -1204,7 +1205,7 @@
         </w:trPr>
         <w:tc>
           <w:tcPr>
-            <w:tcW w:w="567" w:type="dxa"/>
+            <w:tcW w:w="559" w:type="dxa"/>
             <w:tcBorders>
               <w:top w:val="nil"/>
               <w:left w:val="nil"/>
@@ -1217,7 +1218,19 @@
         </w:tc>
         <w:tc>
           <w:tcPr>
-            <w:tcW w:w="993" w:type="dxa"/>
+            <w:tcW w:w="473" w:type="dxa"/>
+            <w:tcBorders>
+              <w:left w:val="nil"/>
+              <w:bottom w:val="single" w:sz="4" w:space="0" w:color="auto"/>
+              <w:right w:val="nil"/>
+            </w:tcBorders>
+            <w:shd w:val="clear" w:color="auto" w:fill="000000" w:themeFill="text1"/>
+          </w:tcPr>
+          <w:p/>
+        </w:tc>
+        <w:tc>
+          <w:tcPr>
+            <w:tcW w:w="811" w:type="dxa"/>
             <w:tcBorders>
               <w:left w:val="nil"/>
               <w:bottom w:val="single" w:sz="4" w:space="0" w:color="auto"/>
@@ -1228,7 +1241,7 @@
         </w:tc>
         <w:tc>
           <w:tcPr>
-            <w:tcW w:w="7456" w:type="dxa"/>
+            <w:tcW w:w="7178" w:type="dxa"/>
             <w:gridSpan w:val="3"/>
           </w:tcPr>
           <w:p>
@@ -1247,7 +1260,7 @@
       <w:tr>
         <w:tc>
           <w:tcPr>
-            <w:tcW w:w="567" w:type="dxa"/>
+            <w:tcW w:w="559" w:type="dxa"/>
             <w:tcBorders>
               <w:top w:val="nil"/>
               <w:left w:val="nil"/>
@@ -1260,7 +1273,19 @@
         </w:tc>
         <w:tc>
           <w:tcPr>
-            <w:tcW w:w="993" w:type="dxa"/>
+            <w:tcW w:w="473" w:type="dxa"/>
+            <w:tcBorders>
+              <w:top w:val="single" w:sz="4" w:space="0" w:color="auto"/>
+              <w:left w:val="nil"/>
+              <w:right w:val="nil"/>
+            </w:tcBorders>
+            <w:shd w:val="clear" w:color="auto" w:fill="000000" w:themeFill="text1"/>
+          </w:tcPr>
+          <w:p/>
+        </w:tc>
+        <w:tc>
+          <w:tcPr>
+            <w:tcW w:w="811" w:type="dxa"/>
             <w:tcBorders>
               <w:top w:val="single" w:sz="4" w:space="0" w:color="auto"/>
               <w:left w:val="nil"/>
@@ -1271,7 +1296,7 @@
         </w:tc>
         <w:tc>
           <w:tcPr>
-            <w:tcW w:w="2409" w:type="dxa"/>
+            <w:tcW w:w="2268" w:type="dxa"/>
           </w:tcPr>
           <w:p>
             <w:r>
@@ -1281,7 +1306,7 @@
         </w:tc>
         <w:tc>
           <w:tcPr>
-            <w:tcW w:w="2694" w:type="dxa"/>
+            <w:tcW w:w="2410" w:type="dxa"/>
           </w:tcPr>
           <w:p>
             <w:r>
@@ -1291,7 +1316,7 @@
         </w:tc>
         <w:tc>
           <w:tcPr>
-            <w:tcW w:w="2353" w:type="dxa"/>
+            <w:tcW w:w="2500" w:type="dxa"/>
           </w:tcPr>
           <w:p>
             <w:r>
@@ -1303,7 +1328,7 @@
       <w:tr>
         <w:tc>
           <w:tcPr>
-            <w:tcW w:w="567" w:type="dxa"/>
+            <w:tcW w:w="559" w:type="dxa"/>
             <w:vMerge w:val="restart"/>
             <w:tcBorders>
               <w:top w:val="single" w:sz="4" w:space="0" w:color="auto"/>
@@ -1328,7 +1353,30 @@
         </w:tc>
         <w:tc>
           <w:tcPr>
-            <w:tcW w:w="993" w:type="dxa"/>
+            <w:tcW w:w="473" w:type="dxa"/>
+            <w:vMerge w:val="restart"/>
+            <w:textDirection w:val="btLr"/>
+          </w:tcPr>
+          <w:p>
+            <w:pPr>
+              <w:ind w:left="113" w:right="113"/>
+              <w:jc w:val="center"/>
+              <w:rPr>
+                <w:i/>
+              </w:rPr>
+            </w:pPr>
+            <w:r>
+              <w:rPr>
+                <w:i/>
+                <w:sz w:val="20"/>
+              </w:rPr>
+              <w:t>Graphic</w:t>
+            </w:r>
+          </w:p>
+        </w:tc>
+        <w:tc>
+          <w:tcPr>
+            <w:tcW w:w="811" w:type="dxa"/>
           </w:tcPr>
           <w:p>
             <w:r>
@@ -1338,41 +1386,120 @@
         </w:tc>
         <w:tc>
           <w:tcPr>
-            <w:tcW w:w="2409" w:type="dxa"/>
-          </w:tcPr>
-          <w:p>
-            <w:bookmarkStart w:id="4" w:name="_GoBack"/>
-            <w:bookmarkEnd w:id="4"/>
-          </w:p>
-        </w:tc>
-        <w:tc>
-          <w:tcPr>
-            <w:tcW w:w="2694" w:type="dxa"/>
-          </w:tcPr>
-          <w:p/>
-        </w:tc>
-        <w:tc>
-          <w:tcPr>
-            <w:tcW w:w="2353" w:type="dxa"/>
-          </w:tcPr>
-          <w:p/>
-        </w:tc>
-      </w:tr>
-      <w:tr>
-        <w:tc>
-          <w:tcPr>
-            <w:tcW w:w="567" w:type="dxa"/>
-            <w:vMerge/>
-          </w:tcPr>
-          <w:p>
-            <w:pPr>
-              <w:jc w:val="center"/>
-            </w:pPr>
-          </w:p>
-        </w:tc>
-        <w:tc>
-          <w:tcPr>
-            <w:tcW w:w="993" w:type="dxa"/>
+            <w:tcW w:w="2268" w:type="dxa"/>
+          </w:tcPr>
+          <w:p>
+            <w:pPr>
+              <w:rPr>
+                <w:sz w:val="20"/>
+                <w:szCs w:val="20"/>
+              </w:rPr>
+            </w:pPr>
+            <w:r>
+              <w:rPr>
+                <w:sz w:val="20"/>
+                <w:szCs w:val="20"/>
+              </w:rPr>
+              <w:t>Found</w:t>
+            </w:r>
+          </w:p>
+          <w:p>
+            <w:pPr>
+              <w:rPr>
+                <w:sz w:val="20"/>
+                <w:szCs w:val="20"/>
+              </w:rPr>
+            </w:pPr>
+          </w:p>
+          <w:p>
+            <w:pPr>
+              <w:rPr>
+                <w:sz w:val="20"/>
+                <w:szCs w:val="20"/>
+              </w:rPr>
+            </w:pPr>
+            <w:r>
+              <w:rPr>
+                <w:sz w:val="20"/>
+                <w:szCs w:val="20"/>
+              </w:rPr>
+              <w:t>Partially Carved</w:t>
+            </w:r>
+          </w:p>
+          <w:p>
+            <w:pPr>
+              <w:rPr>
+                <w:sz w:val="20"/>
+                <w:szCs w:val="20"/>
+              </w:rPr>
+            </w:pPr>
+          </w:p>
+          <w:p>
+            <w:pPr>
+              <w:rPr>
+                <w:sz w:val="20"/>
+                <w:szCs w:val="20"/>
+              </w:rPr>
+            </w:pPr>
+            <w:r>
+              <w:rPr>
+                <w:sz w:val="20"/>
+                <w:szCs w:val="20"/>
+              </w:rPr>
+              <w:t>Most files are fully carved but some are distorted due to fragmentation</w:t>
+            </w:r>
+            <w:r>
+              <w:rPr>
+                <w:sz w:val="20"/>
+                <w:szCs w:val="20"/>
+              </w:rPr>
+              <w:t xml:space="preserve"> and one file won’t open due to corruption</w:t>
+            </w:r>
+          </w:p>
+          <w:p>
+            <w:pPr>
+              <w:rPr>
+                <w:sz w:val="20"/>
+                <w:szCs w:val="20"/>
+              </w:rPr>
+            </w:pPr>
+          </w:p>
+        </w:tc>
+        <w:tc>
+          <w:tcPr>
+            <w:tcW w:w="2410" w:type="dxa"/>
+          </w:tcPr>
+          <w:p/>
+        </w:tc>
+        <w:tc>
+          <w:tcPr>
+            <w:tcW w:w="2500" w:type="dxa"/>
+          </w:tcPr>
+          <w:p/>
+        </w:tc>
+      </w:tr>
+      <w:tr>
+        <w:tc>
+          <w:tcPr>
+            <w:tcW w:w="559" w:type="dxa"/>
+            <w:vMerge/>
+          </w:tcPr>
+          <w:p>
+            <w:pPr>
+              <w:jc w:val="center"/>
+            </w:pPr>
+          </w:p>
+        </w:tc>
+        <w:tc>
+          <w:tcPr>
+            <w:tcW w:w="473" w:type="dxa"/>
+            <w:vMerge/>
+          </w:tcPr>
+          <w:p/>
+        </w:tc>
+        <w:tc>
+          <w:tcPr>
+            <w:tcW w:w="811" w:type="dxa"/>
           </w:tcPr>
           <w:p>
             <w:r>
@@ -1382,38 +1509,90 @@
         </w:tc>
         <w:tc>
           <w:tcPr>
-            <w:tcW w:w="2409" w:type="dxa"/>
-          </w:tcPr>
-          <w:p/>
-        </w:tc>
-        <w:tc>
-          <w:tcPr>
-            <w:tcW w:w="2694" w:type="dxa"/>
-          </w:tcPr>
-          <w:p/>
-        </w:tc>
-        <w:tc>
-          <w:tcPr>
-            <w:tcW w:w="2353" w:type="dxa"/>
-          </w:tcPr>
-          <w:p/>
-        </w:tc>
-      </w:tr>
-      <w:tr>
-        <w:tc>
-          <w:tcPr>
-            <w:tcW w:w="567" w:type="dxa"/>
-            <w:vMerge/>
-          </w:tcPr>
-          <w:p>
-            <w:pPr>
-              <w:jc w:val="center"/>
-            </w:pPr>
-          </w:p>
-        </w:tc>
-        <w:tc>
-          <w:tcPr>
-            <w:tcW w:w="993" w:type="dxa"/>
+            <w:tcW w:w="2268" w:type="dxa"/>
+          </w:tcPr>
+          <w:p>
+            <w:pPr>
+              <w:rPr>
+                <w:sz w:val="20"/>
+                <w:szCs w:val="20"/>
+              </w:rPr>
+            </w:pPr>
+            <w:r>
+              <w:rPr>
+                <w:sz w:val="20"/>
+                <w:szCs w:val="20"/>
+              </w:rPr>
+              <w:t>Found</w:t>
+            </w:r>
+          </w:p>
+          <w:p>
+            <w:pPr>
+              <w:rPr>
+                <w:sz w:val="20"/>
+                <w:szCs w:val="20"/>
+              </w:rPr>
+            </w:pPr>
+          </w:p>
+          <w:p>
+            <w:pPr>
+              <w:rPr>
+                <w:sz w:val="20"/>
+                <w:szCs w:val="20"/>
+              </w:rPr>
+            </w:pPr>
+            <w:r>
+              <w:rPr>
+                <w:sz w:val="20"/>
+                <w:szCs w:val="20"/>
+              </w:rPr>
+              <w:t>Fully Carved</w:t>
+            </w:r>
+          </w:p>
+          <w:p>
+            <w:pPr>
+              <w:rPr>
+                <w:sz w:val="20"/>
+                <w:szCs w:val="20"/>
+              </w:rPr>
+            </w:pPr>
+          </w:p>
+        </w:tc>
+        <w:tc>
+          <w:tcPr>
+            <w:tcW w:w="2410" w:type="dxa"/>
+          </w:tcPr>
+          <w:p/>
+        </w:tc>
+        <w:tc>
+          <w:tcPr>
+            <w:tcW w:w="2500" w:type="dxa"/>
+          </w:tcPr>
+          <w:p/>
+        </w:tc>
+      </w:tr>
+      <w:tr>
+        <w:tc>
+          <w:tcPr>
+            <w:tcW w:w="559" w:type="dxa"/>
+            <w:vMerge/>
+          </w:tcPr>
+          <w:p>
+            <w:pPr>
+              <w:jc w:val="center"/>
+            </w:pPr>
+          </w:p>
+        </w:tc>
+        <w:tc>
+          <w:tcPr>
+            <w:tcW w:w="473" w:type="dxa"/>
+            <w:vMerge/>
+          </w:tcPr>
+          <w:p/>
+        </w:tc>
+        <w:tc>
+          <w:tcPr>
+            <w:tcW w:w="811" w:type="dxa"/>
           </w:tcPr>
           <w:p>
             <w:r>
@@ -1423,38 +1602,90 @@
         </w:tc>
         <w:tc>
           <w:tcPr>
-            <w:tcW w:w="2409" w:type="dxa"/>
-          </w:tcPr>
-          <w:p/>
-        </w:tc>
-        <w:tc>
-          <w:tcPr>
-            <w:tcW w:w="2694" w:type="dxa"/>
-          </w:tcPr>
-          <w:p/>
-        </w:tc>
-        <w:tc>
-          <w:tcPr>
-            <w:tcW w:w="2353" w:type="dxa"/>
-          </w:tcPr>
-          <w:p/>
-        </w:tc>
-      </w:tr>
-      <w:tr>
-        <w:tc>
-          <w:tcPr>
-            <w:tcW w:w="567" w:type="dxa"/>
-            <w:vMerge/>
-          </w:tcPr>
-          <w:p>
-            <w:pPr>
-              <w:jc w:val="center"/>
-            </w:pPr>
-          </w:p>
-        </w:tc>
-        <w:tc>
-          <w:tcPr>
-            <w:tcW w:w="993" w:type="dxa"/>
+            <w:tcW w:w="2268" w:type="dxa"/>
+          </w:tcPr>
+          <w:p>
+            <w:pPr>
+              <w:rPr>
+                <w:sz w:val="20"/>
+                <w:szCs w:val="20"/>
+              </w:rPr>
+            </w:pPr>
+            <w:r>
+              <w:rPr>
+                <w:sz w:val="20"/>
+                <w:szCs w:val="20"/>
+              </w:rPr>
+              <w:t>Found</w:t>
+            </w:r>
+          </w:p>
+          <w:p>
+            <w:pPr>
+              <w:rPr>
+                <w:sz w:val="20"/>
+                <w:szCs w:val="20"/>
+              </w:rPr>
+            </w:pPr>
+          </w:p>
+          <w:p>
+            <w:pPr>
+              <w:rPr>
+                <w:sz w:val="20"/>
+                <w:szCs w:val="20"/>
+              </w:rPr>
+            </w:pPr>
+            <w:r>
+              <w:rPr>
+                <w:sz w:val="20"/>
+                <w:szCs w:val="20"/>
+              </w:rPr>
+              <w:t>Fully Carved</w:t>
+            </w:r>
+          </w:p>
+          <w:p>
+            <w:pPr>
+              <w:rPr>
+                <w:sz w:val="20"/>
+                <w:szCs w:val="20"/>
+              </w:rPr>
+            </w:pPr>
+          </w:p>
+        </w:tc>
+        <w:tc>
+          <w:tcPr>
+            <w:tcW w:w="2410" w:type="dxa"/>
+          </w:tcPr>
+          <w:p/>
+        </w:tc>
+        <w:tc>
+          <w:tcPr>
+            <w:tcW w:w="2500" w:type="dxa"/>
+          </w:tcPr>
+          <w:p/>
+        </w:tc>
+      </w:tr>
+      <w:tr>
+        <w:tc>
+          <w:tcPr>
+            <w:tcW w:w="559" w:type="dxa"/>
+            <w:vMerge/>
+          </w:tcPr>
+          <w:p>
+            <w:pPr>
+              <w:jc w:val="center"/>
+            </w:pPr>
+          </w:p>
+        </w:tc>
+        <w:tc>
+          <w:tcPr>
+            <w:tcW w:w="473" w:type="dxa"/>
+            <w:vMerge/>
+          </w:tcPr>
+          <w:p/>
+        </w:tc>
+        <w:tc>
+          <w:tcPr>
+            <w:tcW w:w="811" w:type="dxa"/>
           </w:tcPr>
           <w:p>
             <w:r>
@@ -1464,38 +1695,113 @@
         </w:tc>
         <w:tc>
           <w:tcPr>
-            <w:tcW w:w="2409" w:type="dxa"/>
-          </w:tcPr>
-          <w:p/>
-        </w:tc>
-        <w:tc>
-          <w:tcPr>
-            <w:tcW w:w="2694" w:type="dxa"/>
-          </w:tcPr>
-          <w:p/>
-        </w:tc>
-        <w:tc>
-          <w:tcPr>
-            <w:tcW w:w="2353" w:type="dxa"/>
-          </w:tcPr>
-          <w:p/>
-        </w:tc>
-      </w:tr>
-      <w:tr>
-        <w:tc>
-          <w:tcPr>
-            <w:tcW w:w="567" w:type="dxa"/>
-            <w:vMerge/>
-          </w:tcPr>
-          <w:p>
-            <w:pPr>
-              <w:jc w:val="center"/>
-            </w:pPr>
-          </w:p>
-        </w:tc>
-        <w:tc>
-          <w:tcPr>
-            <w:tcW w:w="993" w:type="dxa"/>
+            <w:tcW w:w="2268" w:type="dxa"/>
+          </w:tcPr>
+          <w:p>
+            <w:pPr>
+              <w:rPr>
+                <w:sz w:val="20"/>
+                <w:szCs w:val="20"/>
+              </w:rPr>
+            </w:pPr>
+            <w:r>
+              <w:rPr>
+                <w:sz w:val="20"/>
+                <w:szCs w:val="20"/>
+              </w:rPr>
+              <w:t>Found</w:t>
+            </w:r>
+          </w:p>
+          <w:p>
+            <w:pPr>
+              <w:rPr>
+                <w:sz w:val="20"/>
+                <w:szCs w:val="20"/>
+              </w:rPr>
+            </w:pPr>
+          </w:p>
+          <w:p>
+            <w:pPr>
+              <w:rPr>
+                <w:sz w:val="20"/>
+                <w:szCs w:val="20"/>
+              </w:rPr>
+            </w:pPr>
+            <w:r>
+              <w:rPr>
+                <w:sz w:val="20"/>
+                <w:szCs w:val="20"/>
+              </w:rPr>
+              <w:t>Partially Carved</w:t>
+            </w:r>
+          </w:p>
+          <w:p>
+            <w:pPr>
+              <w:rPr>
+                <w:sz w:val="20"/>
+                <w:szCs w:val="20"/>
+              </w:rPr>
+            </w:pPr>
+          </w:p>
+          <w:p>
+            <w:pPr>
+              <w:rPr>
+                <w:sz w:val="20"/>
+                <w:szCs w:val="20"/>
+              </w:rPr>
+            </w:pPr>
+            <w:r>
+              <w:rPr>
+                <w:sz w:val="20"/>
+                <w:szCs w:val="20"/>
+              </w:rPr>
+              <w:t>Image appears but is diagonal, cut off, and does not move like a GIF would be expected to</w:t>
+            </w:r>
+          </w:p>
+          <w:p>
+            <w:pPr>
+              <w:rPr>
+                <w:sz w:val="20"/>
+                <w:szCs w:val="20"/>
+              </w:rPr>
+            </w:pPr>
+          </w:p>
+        </w:tc>
+        <w:tc>
+          <w:tcPr>
+            <w:tcW w:w="2410" w:type="dxa"/>
+          </w:tcPr>
+          <w:p/>
+        </w:tc>
+        <w:tc>
+          <w:tcPr>
+            <w:tcW w:w="2500" w:type="dxa"/>
+          </w:tcPr>
+          <w:p/>
+        </w:tc>
+      </w:tr>
+      <w:tr>
+        <w:tc>
+          <w:tcPr>
+            <w:tcW w:w="559" w:type="dxa"/>
+            <w:vMerge/>
+          </w:tcPr>
+          <w:p>
+            <w:pPr>
+              <w:jc w:val="center"/>
+            </w:pPr>
+          </w:p>
+        </w:tc>
+        <w:tc>
+          <w:tcPr>
+            <w:tcW w:w="473" w:type="dxa"/>
+            <w:vMerge/>
+          </w:tcPr>
+          <w:p/>
+        </w:tc>
+        <w:tc>
+          <w:tcPr>
+            <w:tcW w:w="811" w:type="dxa"/>
           </w:tcPr>
           <w:p>
             <w:r>
@@ -1505,38 +1811,90 @@
         </w:tc>
         <w:tc>
           <w:tcPr>
-            <w:tcW w:w="2409" w:type="dxa"/>
-          </w:tcPr>
-          <w:p/>
-        </w:tc>
-        <w:tc>
-          <w:tcPr>
-            <w:tcW w:w="2694" w:type="dxa"/>
-          </w:tcPr>
-          <w:p/>
-        </w:tc>
-        <w:tc>
-          <w:tcPr>
-            <w:tcW w:w="2353" w:type="dxa"/>
-          </w:tcPr>
-          <w:p/>
-        </w:tc>
-      </w:tr>
-      <w:tr>
-        <w:tc>
-          <w:tcPr>
-            <w:tcW w:w="567" w:type="dxa"/>
-            <w:vMerge/>
-          </w:tcPr>
-          <w:p>
-            <w:pPr>
-              <w:jc w:val="center"/>
-            </w:pPr>
-          </w:p>
-        </w:tc>
-        <w:tc>
-          <w:tcPr>
-            <w:tcW w:w="993" w:type="dxa"/>
+            <w:tcW w:w="2268" w:type="dxa"/>
+          </w:tcPr>
+          <w:p>
+            <w:pPr>
+              <w:rPr>
+                <w:sz w:val="20"/>
+                <w:szCs w:val="20"/>
+              </w:rPr>
+            </w:pPr>
+            <w:r>
+              <w:rPr>
+                <w:sz w:val="20"/>
+                <w:szCs w:val="20"/>
+              </w:rPr>
+              <w:t>Found</w:t>
+            </w:r>
+          </w:p>
+          <w:p>
+            <w:pPr>
+              <w:rPr>
+                <w:sz w:val="20"/>
+                <w:szCs w:val="20"/>
+              </w:rPr>
+            </w:pPr>
+          </w:p>
+          <w:p>
+            <w:pPr>
+              <w:rPr>
+                <w:sz w:val="20"/>
+                <w:szCs w:val="20"/>
+              </w:rPr>
+            </w:pPr>
+            <w:r>
+              <w:rPr>
+                <w:sz w:val="20"/>
+                <w:szCs w:val="20"/>
+              </w:rPr>
+              <w:t>Fully Carved</w:t>
+            </w:r>
+          </w:p>
+          <w:p>
+            <w:pPr>
+              <w:rPr>
+                <w:sz w:val="20"/>
+                <w:szCs w:val="20"/>
+              </w:rPr>
+            </w:pPr>
+          </w:p>
+        </w:tc>
+        <w:tc>
+          <w:tcPr>
+            <w:tcW w:w="2410" w:type="dxa"/>
+          </w:tcPr>
+          <w:p/>
+        </w:tc>
+        <w:tc>
+          <w:tcPr>
+            <w:tcW w:w="2500" w:type="dxa"/>
+          </w:tcPr>
+          <w:p/>
+        </w:tc>
+      </w:tr>
+      <w:tr>
+        <w:tc>
+          <w:tcPr>
+            <w:tcW w:w="559" w:type="dxa"/>
+            <w:vMerge/>
+          </w:tcPr>
+          <w:p>
+            <w:pPr>
+              <w:jc w:val="center"/>
+            </w:pPr>
+          </w:p>
+        </w:tc>
+        <w:tc>
+          <w:tcPr>
+            <w:tcW w:w="473" w:type="dxa"/>
+            <w:vMerge/>
+          </w:tcPr>
+          <w:p/>
+        </w:tc>
+        <w:tc>
+          <w:tcPr>
+            <w:tcW w:w="811" w:type="dxa"/>
           </w:tcPr>
           <w:p>
             <w:r>
@@ -1546,38 +1904,84 @@
         </w:tc>
         <w:tc>
           <w:tcPr>
-            <w:tcW w:w="2409" w:type="dxa"/>
-          </w:tcPr>
-          <w:p/>
-        </w:tc>
-        <w:tc>
-          <w:tcPr>
-            <w:tcW w:w="2694" w:type="dxa"/>
-          </w:tcPr>
-          <w:p/>
-        </w:tc>
-        <w:tc>
-          <w:tcPr>
-            <w:tcW w:w="2353" w:type="dxa"/>
-          </w:tcPr>
-          <w:p/>
-        </w:tc>
-      </w:tr>
-      <w:tr>
-        <w:tc>
-          <w:tcPr>
-            <w:tcW w:w="567" w:type="dxa"/>
-            <w:vMerge/>
-          </w:tcPr>
-          <w:p>
-            <w:pPr>
-              <w:jc w:val="center"/>
-            </w:pPr>
-          </w:p>
-        </w:tc>
-        <w:tc>
-          <w:tcPr>
-            <w:tcW w:w="993" w:type="dxa"/>
+            <w:tcW w:w="2268" w:type="dxa"/>
+          </w:tcPr>
+          <w:p>
+            <w:pPr>
+              <w:rPr>
+                <w:sz w:val="20"/>
+                <w:szCs w:val="20"/>
+              </w:rPr>
+            </w:pPr>
+            <w:r>
+              <w:rPr>
+                <w:sz w:val="20"/>
+                <w:szCs w:val="20"/>
+              </w:rPr>
+              <w:t>Not Found</w:t>
+            </w:r>
+          </w:p>
+          <w:p>
+            <w:pPr>
+              <w:rPr>
+                <w:sz w:val="20"/>
+                <w:szCs w:val="20"/>
+              </w:rPr>
+            </w:pPr>
+          </w:p>
+        </w:tc>
+        <w:tc>
+          <w:tcPr>
+            <w:tcW w:w="2410" w:type="dxa"/>
+          </w:tcPr>
+          <w:p/>
+        </w:tc>
+        <w:tc>
+          <w:tcPr>
+            <w:tcW w:w="2500" w:type="dxa"/>
+          </w:tcPr>
+          <w:p/>
+        </w:tc>
+      </w:tr>
+      <w:tr>
+        <w:tc>
+          <w:tcPr>
+            <w:tcW w:w="559" w:type="dxa"/>
+            <w:vMerge/>
+          </w:tcPr>
+          <w:p>
+            <w:pPr>
+              <w:jc w:val="center"/>
+            </w:pPr>
+          </w:p>
+        </w:tc>
+        <w:tc>
+          <w:tcPr>
+            <w:tcW w:w="473" w:type="dxa"/>
+            <w:vMerge w:val="restart"/>
+            <w:textDirection w:val="btLr"/>
+          </w:tcPr>
+          <w:p>
+            <w:pPr>
+              <w:ind w:left="113" w:right="113"/>
+              <w:jc w:val="center"/>
+              <w:rPr>
+                <w:i/>
+                <w:sz w:val="20"/>
+              </w:rPr>
+            </w:pPr>
+            <w:r>
+              <w:rPr>
+                <w:i/>
+                <w:sz w:val="20"/>
+              </w:rPr>
+              <w:t>Documents</w:t>
+            </w:r>
+          </w:p>
+        </w:tc>
+        <w:tc>
+          <w:tcPr>
+            <w:tcW w:w="811" w:type="dxa"/>
           </w:tcPr>
           <w:p>
             <w:r>
@@ -1587,38 +1991,144 @@
         </w:tc>
         <w:tc>
           <w:tcPr>
-            <w:tcW w:w="2409" w:type="dxa"/>
-          </w:tcPr>
-          <w:p/>
-        </w:tc>
-        <w:tc>
-          <w:tcPr>
-            <w:tcW w:w="2694" w:type="dxa"/>
-          </w:tcPr>
-          <w:p/>
-        </w:tc>
-        <w:tc>
-          <w:tcPr>
-            <w:tcW w:w="2353" w:type="dxa"/>
-          </w:tcPr>
-          <w:p/>
-        </w:tc>
-      </w:tr>
-      <w:tr>
-        <w:tc>
-          <w:tcPr>
-            <w:tcW w:w="567" w:type="dxa"/>
-            <w:vMerge/>
-          </w:tcPr>
-          <w:p>
-            <w:pPr>
-              <w:jc w:val="center"/>
-            </w:pPr>
-          </w:p>
-        </w:tc>
-        <w:tc>
-          <w:tcPr>
-            <w:tcW w:w="993" w:type="dxa"/>
+            <w:tcW w:w="2268" w:type="dxa"/>
+          </w:tcPr>
+          <w:p>
+            <w:pPr>
+              <w:shd w:val="clear" w:color="auto" w:fill="FFFFFF" w:themeFill="background1"/>
+              <w:rPr>
+                <w:sz w:val="20"/>
+                <w:szCs w:val="20"/>
+              </w:rPr>
+            </w:pPr>
+            <w:r>
+              <w:rPr>
+                <w:sz w:val="20"/>
+                <w:szCs w:val="20"/>
+              </w:rPr>
+              <w:t>Found</w:t>
+            </w:r>
+          </w:p>
+          <w:p>
+            <w:pPr>
+              <w:rPr>
+                <w:sz w:val="20"/>
+                <w:szCs w:val="20"/>
+              </w:rPr>
+            </w:pPr>
+          </w:p>
+          <w:p>
+            <w:pPr>
+              <w:rPr>
+                <w:sz w:val="20"/>
+                <w:szCs w:val="20"/>
+              </w:rPr>
+            </w:pPr>
+            <w:r>
+              <w:rPr>
+                <w:sz w:val="20"/>
+                <w:szCs w:val="20"/>
+              </w:rPr>
+              <w:t>Partially Carved</w:t>
+            </w:r>
+          </w:p>
+          <w:p>
+            <w:pPr>
+              <w:rPr>
+                <w:sz w:val="20"/>
+                <w:szCs w:val="20"/>
+              </w:rPr>
+            </w:pPr>
+          </w:p>
+          <w:p>
+            <w:pPr>
+              <w:rPr>
+                <w:sz w:val="20"/>
+                <w:szCs w:val="20"/>
+              </w:rPr>
+            </w:pPr>
+            <w:r>
+              <w:rPr>
+                <w:sz w:val="20"/>
+                <w:szCs w:val="20"/>
+              </w:rPr>
+              <w:t>Displays text then bottom of file is grey space</w:t>
+            </w:r>
+          </w:p>
+          <w:p>
+            <w:pPr>
+              <w:rPr>
+                <w:sz w:val="20"/>
+                <w:szCs w:val="20"/>
+              </w:rPr>
+            </w:pPr>
+          </w:p>
+          <w:p>
+            <w:pPr>
+              <w:rPr>
+                <w:sz w:val="20"/>
+                <w:szCs w:val="20"/>
+              </w:rPr>
+            </w:pPr>
+            <w:r>
+              <w:rPr>
+                <w:sz w:val="20"/>
+                <w:szCs w:val="20"/>
+              </w:rPr>
+              <w:t>E</w:t>
+            </w:r>
+            <w:r>
+              <w:rPr>
+                <w:sz w:val="20"/>
+                <w:szCs w:val="20"/>
+              </w:rPr>
+              <w:t>xtracted in .zip container</w:t>
+            </w:r>
+          </w:p>
+          <w:p>
+            <w:pPr>
+              <w:rPr>
+                <w:sz w:val="20"/>
+                <w:szCs w:val="20"/>
+              </w:rPr>
+            </w:pPr>
+          </w:p>
+        </w:tc>
+        <w:tc>
+          <w:tcPr>
+            <w:tcW w:w="2410" w:type="dxa"/>
+          </w:tcPr>
+          <w:p/>
+        </w:tc>
+        <w:tc>
+          <w:tcPr>
+            <w:tcW w:w="2500" w:type="dxa"/>
+          </w:tcPr>
+          <w:p/>
+        </w:tc>
+      </w:tr>
+      <w:tr>
+        <w:tc>
+          <w:tcPr>
+            <w:tcW w:w="559" w:type="dxa"/>
+            <w:vMerge/>
+          </w:tcPr>
+          <w:p>
+            <w:pPr>
+              <w:jc w:val="center"/>
+            </w:pPr>
+          </w:p>
+        </w:tc>
+        <w:tc>
+          <w:tcPr>
+            <w:tcW w:w="473" w:type="dxa"/>
+            <w:vMerge/>
+          </w:tcPr>
+          <w:p/>
+        </w:tc>
+        <w:tc>
+          <w:tcPr>
+            <w:tcW w:w="811" w:type="dxa"/>
           </w:tcPr>
           <w:p>
             <w:r>
@@ -1628,38 +2138,120 @@
         </w:tc>
         <w:tc>
           <w:tcPr>
-            <w:tcW w:w="2409" w:type="dxa"/>
-          </w:tcPr>
-          <w:p/>
-        </w:tc>
-        <w:tc>
-          <w:tcPr>
-            <w:tcW w:w="2694" w:type="dxa"/>
-          </w:tcPr>
-          <w:p/>
-        </w:tc>
-        <w:tc>
-          <w:tcPr>
-            <w:tcW w:w="2353" w:type="dxa"/>
-          </w:tcPr>
-          <w:p/>
-        </w:tc>
-      </w:tr>
-      <w:tr>
-        <w:tc>
-          <w:tcPr>
-            <w:tcW w:w="567" w:type="dxa"/>
-            <w:vMerge/>
-          </w:tcPr>
-          <w:p>
-            <w:pPr>
-              <w:jc w:val="center"/>
-            </w:pPr>
-          </w:p>
-        </w:tc>
-        <w:tc>
-          <w:tcPr>
-            <w:tcW w:w="993" w:type="dxa"/>
+            <w:tcW w:w="2268" w:type="dxa"/>
+          </w:tcPr>
+          <w:p>
+            <w:pPr>
+              <w:rPr>
+                <w:sz w:val="20"/>
+                <w:szCs w:val="20"/>
+              </w:rPr>
+            </w:pPr>
+            <w:r>
+              <w:rPr>
+                <w:sz w:val="20"/>
+                <w:szCs w:val="20"/>
+              </w:rPr>
+              <w:t>Found</w:t>
+            </w:r>
+          </w:p>
+          <w:p>
+            <w:pPr>
+              <w:rPr>
+                <w:sz w:val="20"/>
+                <w:szCs w:val="20"/>
+              </w:rPr>
+            </w:pPr>
+          </w:p>
+          <w:p>
+            <w:pPr>
+              <w:rPr>
+                <w:sz w:val="20"/>
+                <w:szCs w:val="20"/>
+              </w:rPr>
+            </w:pPr>
+            <w:r>
+              <w:rPr>
+                <w:sz w:val="20"/>
+                <w:szCs w:val="20"/>
+              </w:rPr>
+              <w:t>Fully Carved</w:t>
+            </w:r>
+          </w:p>
+          <w:p>
+            <w:pPr>
+              <w:rPr>
+                <w:sz w:val="20"/>
+                <w:szCs w:val="20"/>
+              </w:rPr>
+            </w:pPr>
+          </w:p>
+          <w:p>
+            <w:pPr>
+              <w:rPr>
+                <w:sz w:val="20"/>
+                <w:szCs w:val="20"/>
+              </w:rPr>
+            </w:pPr>
+            <w:r>
+              <w:rPr>
+                <w:sz w:val="20"/>
+                <w:szCs w:val="20"/>
+              </w:rPr>
+              <w:t>E</w:t>
+            </w:r>
+            <w:r>
+              <w:rPr>
+                <w:sz w:val="20"/>
+                <w:szCs w:val="20"/>
+              </w:rPr>
+              <w:t>xtracted in .zip container</w:t>
+            </w:r>
+          </w:p>
+          <w:p>
+            <w:pPr>
+              <w:rPr>
+                <w:sz w:val="20"/>
+                <w:szCs w:val="20"/>
+              </w:rPr>
+            </w:pPr>
+          </w:p>
+        </w:tc>
+        <w:tc>
+          <w:tcPr>
+            <w:tcW w:w="2410" w:type="dxa"/>
+          </w:tcPr>
+          <w:p/>
+        </w:tc>
+        <w:tc>
+          <w:tcPr>
+            <w:tcW w:w="2500" w:type="dxa"/>
+          </w:tcPr>
+          <w:p/>
+        </w:tc>
+      </w:tr>
+      <w:tr>
+        <w:tc>
+          <w:tcPr>
+            <w:tcW w:w="559" w:type="dxa"/>
+            <w:vMerge/>
+          </w:tcPr>
+          <w:p>
+            <w:pPr>
+              <w:jc w:val="center"/>
+            </w:pPr>
+          </w:p>
+        </w:tc>
+        <w:tc>
+          <w:tcPr>
+            <w:tcW w:w="473" w:type="dxa"/>
+            <w:vMerge/>
+          </w:tcPr>
+          <w:p/>
+        </w:tc>
+        <w:tc>
+          <w:tcPr>
+            <w:tcW w:w="811" w:type="dxa"/>
           </w:tcPr>
           <w:p>
             <w:r>
@@ -1669,38 +2261,134 @@
         </w:tc>
         <w:tc>
           <w:tcPr>
-            <w:tcW w:w="2409" w:type="dxa"/>
-          </w:tcPr>
-          <w:p/>
-        </w:tc>
-        <w:tc>
-          <w:tcPr>
-            <w:tcW w:w="2694" w:type="dxa"/>
-          </w:tcPr>
-          <w:p/>
-        </w:tc>
-        <w:tc>
-          <w:tcPr>
-            <w:tcW w:w="2353" w:type="dxa"/>
-          </w:tcPr>
-          <w:p/>
-        </w:tc>
-      </w:tr>
-      <w:tr>
-        <w:tc>
-          <w:tcPr>
-            <w:tcW w:w="567" w:type="dxa"/>
-            <w:vMerge/>
-          </w:tcPr>
-          <w:p>
-            <w:pPr>
-              <w:jc w:val="center"/>
-            </w:pPr>
-          </w:p>
-        </w:tc>
-        <w:tc>
-          <w:tcPr>
-            <w:tcW w:w="993" w:type="dxa"/>
+            <w:tcW w:w="2268" w:type="dxa"/>
+          </w:tcPr>
+          <w:p>
+            <w:pPr>
+              <w:rPr>
+                <w:sz w:val="20"/>
+                <w:szCs w:val="20"/>
+              </w:rPr>
+            </w:pPr>
+            <w:r>
+              <w:rPr>
+                <w:sz w:val="20"/>
+                <w:szCs w:val="20"/>
+              </w:rPr>
+              <w:t xml:space="preserve">Found </w:t>
+            </w:r>
+          </w:p>
+          <w:p>
+            <w:pPr>
+              <w:rPr>
+                <w:sz w:val="20"/>
+                <w:szCs w:val="20"/>
+              </w:rPr>
+            </w:pPr>
+          </w:p>
+          <w:p>
+            <w:pPr>
+              <w:rPr>
+                <w:sz w:val="20"/>
+                <w:szCs w:val="20"/>
+              </w:rPr>
+            </w:pPr>
+            <w:r>
+              <w:rPr>
+                <w:sz w:val="20"/>
+                <w:szCs w:val="20"/>
+              </w:rPr>
+              <w:t>Fully Carve</w:t>
+            </w:r>
+            <w:r>
+              <w:rPr>
+                <w:sz w:val="20"/>
+                <w:szCs w:val="20"/>
+              </w:rPr>
+              <w:t>d</w:t>
+            </w:r>
+          </w:p>
+          <w:p>
+            <w:pPr>
+              <w:rPr>
+                <w:sz w:val="20"/>
+                <w:szCs w:val="20"/>
+              </w:rPr>
+            </w:pPr>
+          </w:p>
+          <w:p>
+            <w:pPr>
+              <w:rPr>
+                <w:sz w:val="20"/>
+                <w:szCs w:val="20"/>
+              </w:rPr>
+            </w:pPr>
+            <w:r>
+              <w:rPr>
+                <w:sz w:val="20"/>
+                <w:szCs w:val="20"/>
+              </w:rPr>
+              <w:t>E</w:t>
+            </w:r>
+            <w:r>
+              <w:rPr>
+                <w:sz w:val="20"/>
+                <w:szCs w:val="20"/>
+              </w:rPr>
+              <w:t>xtracted in .zip containe</w:t>
+            </w:r>
+            <w:r>
+              <w:rPr>
+                <w:sz w:val="20"/>
+                <w:szCs w:val="20"/>
+              </w:rPr>
+              <w:t>r</w:t>
+            </w:r>
+          </w:p>
+          <w:p>
+            <w:pPr>
+              <w:rPr>
+                <w:sz w:val="20"/>
+                <w:szCs w:val="20"/>
+              </w:rPr>
+            </w:pPr>
+          </w:p>
+        </w:tc>
+        <w:tc>
+          <w:tcPr>
+            <w:tcW w:w="2410" w:type="dxa"/>
+          </w:tcPr>
+          <w:p/>
+        </w:tc>
+        <w:tc>
+          <w:tcPr>
+            <w:tcW w:w="2500" w:type="dxa"/>
+          </w:tcPr>
+          <w:p/>
+        </w:tc>
+      </w:tr>
+      <w:tr>
+        <w:tc>
+          <w:tcPr>
+            <w:tcW w:w="559" w:type="dxa"/>
+            <w:vMerge/>
+          </w:tcPr>
+          <w:p>
+            <w:pPr>
+              <w:jc w:val="center"/>
+            </w:pPr>
+          </w:p>
+        </w:tc>
+        <w:tc>
+          <w:tcPr>
+            <w:tcW w:w="473" w:type="dxa"/>
+            <w:vMerge/>
+          </w:tcPr>
+          <w:p/>
+        </w:tc>
+        <w:tc>
+          <w:tcPr>
+            <w:tcW w:w="811" w:type="dxa"/>
           </w:tcPr>
           <w:p>
             <w:r>
@@ -1710,38 +2398,106 @@
         </w:tc>
         <w:tc>
           <w:tcPr>
-            <w:tcW w:w="2409" w:type="dxa"/>
-          </w:tcPr>
-          <w:p/>
-        </w:tc>
-        <w:tc>
-          <w:tcPr>
-            <w:tcW w:w="2694" w:type="dxa"/>
-          </w:tcPr>
-          <w:p/>
-        </w:tc>
-        <w:tc>
-          <w:tcPr>
-            <w:tcW w:w="2353" w:type="dxa"/>
-          </w:tcPr>
-          <w:p/>
-        </w:tc>
-      </w:tr>
-      <w:tr>
-        <w:tc>
-          <w:tcPr>
-            <w:tcW w:w="567" w:type="dxa"/>
-            <w:vMerge/>
-          </w:tcPr>
-          <w:p>
-            <w:pPr>
-              <w:jc w:val="center"/>
-            </w:pPr>
-          </w:p>
-        </w:tc>
-        <w:tc>
-          <w:tcPr>
-            <w:tcW w:w="993" w:type="dxa"/>
+            <w:tcW w:w="2268" w:type="dxa"/>
+          </w:tcPr>
+          <w:p>
+            <w:pPr>
+              <w:rPr>
+                <w:sz w:val="20"/>
+                <w:szCs w:val="20"/>
+              </w:rPr>
+            </w:pPr>
+            <w:r>
+              <w:rPr>
+                <w:sz w:val="20"/>
+                <w:szCs w:val="20"/>
+              </w:rPr>
+              <w:t>Found</w:t>
+            </w:r>
+          </w:p>
+          <w:p>
+            <w:pPr>
+              <w:rPr>
+                <w:sz w:val="20"/>
+                <w:szCs w:val="20"/>
+              </w:rPr>
+            </w:pPr>
+          </w:p>
+          <w:p>
+            <w:pPr>
+              <w:rPr>
+                <w:sz w:val="20"/>
+                <w:szCs w:val="20"/>
+              </w:rPr>
+            </w:pPr>
+            <w:r>
+              <w:rPr>
+                <w:sz w:val="20"/>
+                <w:szCs w:val="20"/>
+              </w:rPr>
+              <w:t>Not Carved</w:t>
+            </w:r>
+          </w:p>
+          <w:p>
+            <w:pPr>
+              <w:rPr>
+                <w:sz w:val="20"/>
+                <w:szCs w:val="20"/>
+              </w:rPr>
+            </w:pPr>
+          </w:p>
+        </w:tc>
+        <w:tc>
+          <w:tcPr>
+            <w:tcW w:w="2410" w:type="dxa"/>
+          </w:tcPr>
+          <w:p/>
+        </w:tc>
+        <w:tc>
+          <w:tcPr>
+            <w:tcW w:w="2500" w:type="dxa"/>
+          </w:tcPr>
+          <w:p/>
+        </w:tc>
+      </w:tr>
+      <w:tr>
+        <w:tc>
+          <w:tcPr>
+            <w:tcW w:w="559" w:type="dxa"/>
+            <w:vMerge/>
+          </w:tcPr>
+          <w:p>
+            <w:pPr>
+              <w:jc w:val="center"/>
+            </w:pPr>
+          </w:p>
+        </w:tc>
+        <w:tc>
+          <w:tcPr>
+            <w:tcW w:w="473" w:type="dxa"/>
+            <w:vMerge w:val="restart"/>
+            <w:textDirection w:val="btLr"/>
+          </w:tcPr>
+          <w:p>
+            <w:pPr>
+              <w:ind w:left="113" w:right="113"/>
+              <w:jc w:val="center"/>
+              <w:rPr>
+                <w:i/>
+              </w:rPr>
+            </w:pPr>
+            <w:r>
+              <w:rPr>
+                <w:i/>
+                <w:sz w:val="20"/>
+              </w:rPr>
+              <w:t>Archive</w:t>
+            </w:r>
+          </w:p>
+        </w:tc>
+        <w:tc>
+          <w:tcPr>
+            <w:tcW w:w="811" w:type="dxa"/>
           </w:tcPr>
           <w:p>
             <w:r>
@@ -1751,38 +2507,67 @@
         </w:tc>
         <w:tc>
           <w:tcPr>
-            <w:tcW w:w="2409" w:type="dxa"/>
-          </w:tcPr>
-          <w:p/>
-        </w:tc>
-        <w:tc>
-          <w:tcPr>
-            <w:tcW w:w="2694" w:type="dxa"/>
-          </w:tcPr>
-          <w:p/>
-        </w:tc>
-        <w:tc>
-          <w:tcPr>
-            <w:tcW w:w="2353" w:type="dxa"/>
-          </w:tcPr>
-          <w:p/>
-        </w:tc>
-      </w:tr>
-      <w:tr>
-        <w:tc>
-          <w:tcPr>
-            <w:tcW w:w="567" w:type="dxa"/>
-            <w:vMerge/>
-          </w:tcPr>
-          <w:p>
-            <w:pPr>
-              <w:jc w:val="center"/>
-            </w:pPr>
-          </w:p>
-        </w:tc>
-        <w:tc>
-          <w:tcPr>
-            <w:tcW w:w="993" w:type="dxa"/>
+            <w:tcW w:w="2268" w:type="dxa"/>
+          </w:tcPr>
+          <w:p>
+            <w:pPr>
+              <w:rPr>
+                <w:sz w:val="20"/>
+                <w:szCs w:val="20"/>
+              </w:rPr>
+            </w:pPr>
+            <w:r>
+              <w:rPr>
+                <w:sz w:val="20"/>
+                <w:szCs w:val="20"/>
+              </w:rPr>
+              <w:t>Not Found</w:t>
+            </w:r>
+          </w:p>
+          <w:p>
+            <w:pPr>
+              <w:rPr>
+                <w:sz w:val="20"/>
+                <w:szCs w:val="20"/>
+              </w:rPr>
+            </w:pPr>
+          </w:p>
+        </w:tc>
+        <w:tc>
+          <w:tcPr>
+            <w:tcW w:w="2410" w:type="dxa"/>
+          </w:tcPr>
+          <w:p/>
+        </w:tc>
+        <w:tc>
+          <w:tcPr>
+            <w:tcW w:w="2500" w:type="dxa"/>
+          </w:tcPr>
+          <w:p/>
+        </w:tc>
+      </w:tr>
+      <w:tr>
+        <w:tc>
+          <w:tcPr>
+            <w:tcW w:w="559" w:type="dxa"/>
+            <w:vMerge/>
+          </w:tcPr>
+          <w:p>
+            <w:pPr>
+              <w:jc w:val="center"/>
+            </w:pPr>
+          </w:p>
+        </w:tc>
+        <w:tc>
+          <w:tcPr>
+            <w:tcW w:w="473" w:type="dxa"/>
+            <w:vMerge/>
+          </w:tcPr>
+          <w:p/>
+        </w:tc>
+        <w:tc>
+          <w:tcPr>
+            <w:tcW w:w="811" w:type="dxa"/>
           </w:tcPr>
           <w:p>
             <w:r>
@@ -1792,38 +2577,67 @@
         </w:tc>
         <w:tc>
           <w:tcPr>
-            <w:tcW w:w="2409" w:type="dxa"/>
-          </w:tcPr>
-          <w:p/>
-        </w:tc>
-        <w:tc>
-          <w:tcPr>
-            <w:tcW w:w="2694" w:type="dxa"/>
-          </w:tcPr>
-          <w:p/>
-        </w:tc>
-        <w:tc>
-          <w:tcPr>
-            <w:tcW w:w="2353" w:type="dxa"/>
-          </w:tcPr>
-          <w:p/>
-        </w:tc>
-      </w:tr>
-      <w:tr>
-        <w:tc>
-          <w:tcPr>
-            <w:tcW w:w="567" w:type="dxa"/>
-            <w:vMerge/>
-          </w:tcPr>
-          <w:p>
-            <w:pPr>
-              <w:jc w:val="center"/>
-            </w:pPr>
-          </w:p>
-        </w:tc>
-        <w:tc>
-          <w:tcPr>
-            <w:tcW w:w="993" w:type="dxa"/>
+            <w:tcW w:w="2268" w:type="dxa"/>
+          </w:tcPr>
+          <w:p>
+            <w:pPr>
+              <w:rPr>
+                <w:sz w:val="20"/>
+                <w:szCs w:val="20"/>
+              </w:rPr>
+            </w:pPr>
+            <w:r>
+              <w:rPr>
+                <w:sz w:val="20"/>
+                <w:szCs w:val="20"/>
+              </w:rPr>
+              <w:t>Not Found</w:t>
+            </w:r>
+          </w:p>
+          <w:p>
+            <w:pPr>
+              <w:rPr>
+                <w:sz w:val="20"/>
+                <w:szCs w:val="20"/>
+              </w:rPr>
+            </w:pPr>
+          </w:p>
+        </w:tc>
+        <w:tc>
+          <w:tcPr>
+            <w:tcW w:w="2410" w:type="dxa"/>
+          </w:tcPr>
+          <w:p/>
+        </w:tc>
+        <w:tc>
+          <w:tcPr>
+            <w:tcW w:w="2500" w:type="dxa"/>
+          </w:tcPr>
+          <w:p/>
+        </w:tc>
+      </w:tr>
+      <w:tr>
+        <w:tc>
+          <w:tcPr>
+            <w:tcW w:w="559" w:type="dxa"/>
+            <w:vMerge/>
+          </w:tcPr>
+          <w:p>
+            <w:pPr>
+              <w:jc w:val="center"/>
+            </w:pPr>
+          </w:p>
+        </w:tc>
+        <w:tc>
+          <w:tcPr>
+            <w:tcW w:w="473" w:type="dxa"/>
+            <w:vMerge/>
+          </w:tcPr>
+          <w:p/>
+        </w:tc>
+        <w:tc>
+          <w:tcPr>
+            <w:tcW w:w="811" w:type="dxa"/>
           </w:tcPr>
           <w:p>
             <w:r>
@@ -1833,19 +2647,41 @@
         </w:tc>
         <w:tc>
           <w:tcPr>
-            <w:tcW w:w="2409" w:type="dxa"/>
-          </w:tcPr>
-          <w:p/>
-        </w:tc>
-        <w:tc>
-          <w:tcPr>
-            <w:tcW w:w="2694" w:type="dxa"/>
-          </w:tcPr>
-          <w:p/>
-        </w:tc>
-        <w:tc>
-          <w:tcPr>
-            <w:tcW w:w="2353" w:type="dxa"/>
+            <w:tcW w:w="2268" w:type="dxa"/>
+          </w:tcPr>
+          <w:p>
+            <w:pPr>
+              <w:rPr>
+                <w:sz w:val="20"/>
+                <w:szCs w:val="20"/>
+              </w:rPr>
+            </w:pPr>
+            <w:r>
+              <w:rPr>
+                <w:sz w:val="20"/>
+                <w:szCs w:val="20"/>
+              </w:rPr>
+              <w:t>Not Found</w:t>
+            </w:r>
+          </w:p>
+          <w:p>
+            <w:pPr>
+              <w:rPr>
+                <w:sz w:val="20"/>
+                <w:szCs w:val="20"/>
+              </w:rPr>
+            </w:pPr>
+          </w:p>
+        </w:tc>
+        <w:tc>
+          <w:tcPr>
+            <w:tcW w:w="2410" w:type="dxa"/>
+          </w:tcPr>
+          <w:p/>
+        </w:tc>
+        <w:tc>
+          <w:tcPr>
+            <w:tcW w:w="2500" w:type="dxa"/>
           </w:tcPr>
           <w:p/>
         </w:tc>
@@ -1857,7 +2693,7 @@
         </w:trPr>
         <w:tc>
           <w:tcPr>
-            <w:tcW w:w="567" w:type="dxa"/>
+            <w:tcW w:w="559" w:type="dxa"/>
             <w:vMerge/>
           </w:tcPr>
           <w:p>
@@ -1870,7 +2706,14 @@
         </w:tc>
         <w:tc>
           <w:tcPr>
-            <w:tcW w:w="993" w:type="dxa"/>
+            <w:tcW w:w="473" w:type="dxa"/>
+            <w:vMerge/>
+          </w:tcPr>
+          <w:p/>
+        </w:tc>
+        <w:tc>
+          <w:tcPr>
+            <w:tcW w:w="811" w:type="dxa"/>
           </w:tcPr>
           <w:p>
             <w:r>
@@ -1880,38 +2723,67 @@
         </w:tc>
         <w:tc>
           <w:tcPr>
-            <w:tcW w:w="2409" w:type="dxa"/>
-          </w:tcPr>
-          <w:p/>
-        </w:tc>
-        <w:tc>
-          <w:tcPr>
-            <w:tcW w:w="2694" w:type="dxa"/>
-          </w:tcPr>
-          <w:p/>
-        </w:tc>
-        <w:tc>
-          <w:tcPr>
-            <w:tcW w:w="2353" w:type="dxa"/>
-          </w:tcPr>
-          <w:p/>
-        </w:tc>
-      </w:tr>
-      <w:tr>
-        <w:tc>
-          <w:tcPr>
-            <w:tcW w:w="567" w:type="dxa"/>
-            <w:vMerge/>
-          </w:tcPr>
-          <w:p>
-            <w:pPr>
-              <w:jc w:val="center"/>
-            </w:pPr>
-          </w:p>
-        </w:tc>
-        <w:tc>
-          <w:tcPr>
-            <w:tcW w:w="993" w:type="dxa"/>
+            <w:tcW w:w="2268" w:type="dxa"/>
+          </w:tcPr>
+          <w:p>
+            <w:pPr>
+              <w:rPr>
+                <w:sz w:val="20"/>
+                <w:szCs w:val="20"/>
+              </w:rPr>
+            </w:pPr>
+            <w:r>
+              <w:rPr>
+                <w:sz w:val="20"/>
+                <w:szCs w:val="20"/>
+              </w:rPr>
+              <w:t>Not Found</w:t>
+            </w:r>
+          </w:p>
+          <w:p>
+            <w:pPr>
+              <w:rPr>
+                <w:sz w:val="20"/>
+                <w:szCs w:val="20"/>
+              </w:rPr>
+            </w:pPr>
+          </w:p>
+        </w:tc>
+        <w:tc>
+          <w:tcPr>
+            <w:tcW w:w="2410" w:type="dxa"/>
+          </w:tcPr>
+          <w:p/>
+        </w:tc>
+        <w:tc>
+          <w:tcPr>
+            <w:tcW w:w="2500" w:type="dxa"/>
+          </w:tcPr>
+          <w:p/>
+        </w:tc>
+      </w:tr>
+      <w:tr>
+        <w:tc>
+          <w:tcPr>
+            <w:tcW w:w="559" w:type="dxa"/>
+            <w:vMerge/>
+          </w:tcPr>
+          <w:p>
+            <w:pPr>
+              <w:jc w:val="center"/>
+            </w:pPr>
+          </w:p>
+        </w:tc>
+        <w:tc>
+          <w:tcPr>
+            <w:tcW w:w="473" w:type="dxa"/>
+            <w:vMerge/>
+          </w:tcPr>
+          <w:p/>
+        </w:tc>
+        <w:tc>
+          <w:tcPr>
+            <w:tcW w:w="811" w:type="dxa"/>
           </w:tcPr>
           <w:p>
             <w:r>
@@ -1921,38 +2793,67 @@
         </w:tc>
         <w:tc>
           <w:tcPr>
-            <w:tcW w:w="2409" w:type="dxa"/>
-          </w:tcPr>
-          <w:p/>
-        </w:tc>
-        <w:tc>
-          <w:tcPr>
-            <w:tcW w:w="2694" w:type="dxa"/>
-          </w:tcPr>
-          <w:p/>
-        </w:tc>
-        <w:tc>
-          <w:tcPr>
-            <w:tcW w:w="2353" w:type="dxa"/>
-          </w:tcPr>
-          <w:p/>
-        </w:tc>
-      </w:tr>
-      <w:tr>
-        <w:tc>
-          <w:tcPr>
-            <w:tcW w:w="567" w:type="dxa"/>
-            <w:vMerge/>
-          </w:tcPr>
-          <w:p>
-            <w:pPr>
-              <w:jc w:val="center"/>
-            </w:pPr>
-          </w:p>
-        </w:tc>
-        <w:tc>
-          <w:tcPr>
-            <w:tcW w:w="993" w:type="dxa"/>
+            <w:tcW w:w="2268" w:type="dxa"/>
+          </w:tcPr>
+          <w:p>
+            <w:pPr>
+              <w:rPr>
+                <w:sz w:val="20"/>
+                <w:szCs w:val="20"/>
+              </w:rPr>
+            </w:pPr>
+            <w:r>
+              <w:rPr>
+                <w:sz w:val="20"/>
+                <w:szCs w:val="20"/>
+              </w:rPr>
+              <w:t>Not Found</w:t>
+            </w:r>
+          </w:p>
+          <w:p>
+            <w:pPr>
+              <w:rPr>
+                <w:sz w:val="20"/>
+                <w:szCs w:val="20"/>
+              </w:rPr>
+            </w:pPr>
+          </w:p>
+        </w:tc>
+        <w:tc>
+          <w:tcPr>
+            <w:tcW w:w="2410" w:type="dxa"/>
+          </w:tcPr>
+          <w:p/>
+        </w:tc>
+        <w:tc>
+          <w:tcPr>
+            <w:tcW w:w="2500" w:type="dxa"/>
+          </w:tcPr>
+          <w:p/>
+        </w:tc>
+      </w:tr>
+      <w:tr>
+        <w:tc>
+          <w:tcPr>
+            <w:tcW w:w="559" w:type="dxa"/>
+            <w:vMerge/>
+          </w:tcPr>
+          <w:p>
+            <w:pPr>
+              <w:jc w:val="center"/>
+            </w:pPr>
+          </w:p>
+        </w:tc>
+        <w:tc>
+          <w:tcPr>
+            <w:tcW w:w="473" w:type="dxa"/>
+            <w:vMerge/>
+          </w:tcPr>
+          <w:p/>
+        </w:tc>
+        <w:tc>
+          <w:tcPr>
+            <w:tcW w:w="811" w:type="dxa"/>
           </w:tcPr>
           <w:p>
             <w:r>
@@ -1962,38 +2863,67 @@
         </w:tc>
         <w:tc>
           <w:tcPr>
-            <w:tcW w:w="2409" w:type="dxa"/>
-          </w:tcPr>
-          <w:p/>
-        </w:tc>
-        <w:tc>
-          <w:tcPr>
-            <w:tcW w:w="2694" w:type="dxa"/>
-          </w:tcPr>
-          <w:p/>
-        </w:tc>
-        <w:tc>
-          <w:tcPr>
-            <w:tcW w:w="2353" w:type="dxa"/>
-          </w:tcPr>
-          <w:p/>
-        </w:tc>
-      </w:tr>
-      <w:tr>
-        <w:tc>
-          <w:tcPr>
-            <w:tcW w:w="567" w:type="dxa"/>
-            <w:vMerge/>
-          </w:tcPr>
-          <w:p>
-            <w:pPr>
-              <w:jc w:val="center"/>
-            </w:pPr>
-          </w:p>
-        </w:tc>
-        <w:tc>
-          <w:tcPr>
-            <w:tcW w:w="993" w:type="dxa"/>
+            <w:tcW w:w="2268" w:type="dxa"/>
+          </w:tcPr>
+          <w:p>
+            <w:pPr>
+              <w:rPr>
+                <w:sz w:val="20"/>
+                <w:szCs w:val="20"/>
+              </w:rPr>
+            </w:pPr>
+            <w:r>
+              <w:rPr>
+                <w:sz w:val="20"/>
+                <w:szCs w:val="20"/>
+              </w:rPr>
+              <w:t>Not Found</w:t>
+            </w:r>
+          </w:p>
+          <w:p>
+            <w:pPr>
+              <w:rPr>
+                <w:sz w:val="20"/>
+                <w:szCs w:val="20"/>
+              </w:rPr>
+            </w:pPr>
+          </w:p>
+        </w:tc>
+        <w:tc>
+          <w:tcPr>
+            <w:tcW w:w="2410" w:type="dxa"/>
+          </w:tcPr>
+          <w:p/>
+        </w:tc>
+        <w:tc>
+          <w:tcPr>
+            <w:tcW w:w="2500" w:type="dxa"/>
+          </w:tcPr>
+          <w:p/>
+        </w:tc>
+      </w:tr>
+      <w:tr>
+        <w:tc>
+          <w:tcPr>
+            <w:tcW w:w="559" w:type="dxa"/>
+            <w:vMerge/>
+          </w:tcPr>
+          <w:p>
+            <w:pPr>
+              <w:jc w:val="center"/>
+            </w:pPr>
+          </w:p>
+        </w:tc>
+        <w:tc>
+          <w:tcPr>
+            <w:tcW w:w="473" w:type="dxa"/>
+            <w:vMerge/>
+          </w:tcPr>
+          <w:p/>
+        </w:tc>
+        <w:tc>
+          <w:tcPr>
+            <w:tcW w:w="811" w:type="dxa"/>
           </w:tcPr>
           <w:p>
             <w:r>
@@ -2003,38 +2933,129 @@
         </w:tc>
         <w:tc>
           <w:tcPr>
-            <w:tcW w:w="2409" w:type="dxa"/>
-          </w:tcPr>
-          <w:p/>
-        </w:tc>
-        <w:tc>
-          <w:tcPr>
-            <w:tcW w:w="2694" w:type="dxa"/>
-          </w:tcPr>
-          <w:p/>
-        </w:tc>
-        <w:tc>
-          <w:tcPr>
-            <w:tcW w:w="2353" w:type="dxa"/>
-          </w:tcPr>
-          <w:p/>
-        </w:tc>
-      </w:tr>
-      <w:tr>
-        <w:tc>
-          <w:tcPr>
-            <w:tcW w:w="567" w:type="dxa"/>
-            <w:vMerge/>
-          </w:tcPr>
-          <w:p>
-            <w:pPr>
-              <w:jc w:val="center"/>
-            </w:pPr>
-          </w:p>
-        </w:tc>
-        <w:tc>
-          <w:tcPr>
-            <w:tcW w:w="993" w:type="dxa"/>
+            <w:tcW w:w="2268" w:type="dxa"/>
+          </w:tcPr>
+          <w:p>
+            <w:pPr>
+              <w:rPr>
+                <w:sz w:val="20"/>
+                <w:szCs w:val="20"/>
+              </w:rPr>
+            </w:pPr>
+            <w:r>
+              <w:rPr>
+                <w:sz w:val="20"/>
+                <w:szCs w:val="20"/>
+              </w:rPr>
+              <w:t>Found</w:t>
+            </w:r>
+          </w:p>
+          <w:p>
+            <w:pPr>
+              <w:rPr>
+                <w:sz w:val="20"/>
+                <w:szCs w:val="20"/>
+              </w:rPr>
+            </w:pPr>
+          </w:p>
+          <w:p>
+            <w:pPr>
+              <w:rPr>
+                <w:sz w:val="20"/>
+                <w:szCs w:val="20"/>
+              </w:rPr>
+            </w:pPr>
+            <w:r>
+              <w:rPr>
+                <w:sz w:val="20"/>
+                <w:szCs w:val="20"/>
+              </w:rPr>
+              <w:t>Fully Carved</w:t>
+            </w:r>
+          </w:p>
+          <w:p>
+            <w:pPr>
+              <w:rPr>
+                <w:sz w:val="20"/>
+                <w:szCs w:val="20"/>
+              </w:rPr>
+            </w:pPr>
+          </w:p>
+          <w:p>
+            <w:pPr>
+              <w:rPr>
+                <w:sz w:val="20"/>
+                <w:szCs w:val="20"/>
+              </w:rPr>
+            </w:pPr>
+            <w:r>
+              <w:rPr>
+                <w:sz w:val="20"/>
+                <w:szCs w:val="20"/>
+              </w:rPr>
+              <w:t>JPG file inside the ZIP also opens</w:t>
+            </w:r>
+          </w:p>
+          <w:p>
+            <w:pPr>
+              <w:rPr>
+                <w:sz w:val="20"/>
+                <w:szCs w:val="20"/>
+              </w:rPr>
+            </w:pPr>
+          </w:p>
+        </w:tc>
+        <w:tc>
+          <w:tcPr>
+            <w:tcW w:w="2410" w:type="dxa"/>
+          </w:tcPr>
+          <w:p/>
+        </w:tc>
+        <w:tc>
+          <w:tcPr>
+            <w:tcW w:w="2500" w:type="dxa"/>
+          </w:tcPr>
+          <w:p/>
+        </w:tc>
+      </w:tr>
+      <w:tr>
+        <w:tc>
+          <w:tcPr>
+            <w:tcW w:w="559" w:type="dxa"/>
+            <w:vMerge/>
+          </w:tcPr>
+          <w:p>
+            <w:pPr>
+              <w:jc w:val="center"/>
+            </w:pPr>
+          </w:p>
+        </w:tc>
+        <w:tc>
+          <w:tcPr>
+            <w:tcW w:w="473" w:type="dxa"/>
+            <w:vMerge w:val="restart"/>
+            <w:textDirection w:val="btLr"/>
+          </w:tcPr>
+          <w:p>
+            <w:pPr>
+              <w:ind w:left="113" w:right="113"/>
+              <w:jc w:val="center"/>
+              <w:rPr>
+                <w:i/>
+              </w:rPr>
+            </w:pPr>
+            <w:r>
+              <w:rPr>
+                <w:i/>
+                <w:sz w:val="20"/>
+              </w:rPr>
+              <w:t>Audio</w:t>
+            </w:r>
+          </w:p>
+        </w:tc>
+        <w:tc>
+          <w:tcPr>
+            <w:tcW w:w="811" w:type="dxa"/>
           </w:tcPr>
           <w:p>
             <w:r>
@@ -2044,38 +3065,67 @@
         </w:tc>
         <w:tc>
           <w:tcPr>
-            <w:tcW w:w="2409" w:type="dxa"/>
-          </w:tcPr>
-          <w:p/>
-        </w:tc>
-        <w:tc>
-          <w:tcPr>
-            <w:tcW w:w="2694" w:type="dxa"/>
-          </w:tcPr>
-          <w:p/>
-        </w:tc>
-        <w:tc>
-          <w:tcPr>
-            <w:tcW w:w="2353" w:type="dxa"/>
-          </w:tcPr>
-          <w:p/>
-        </w:tc>
-      </w:tr>
-      <w:tr>
-        <w:tc>
-          <w:tcPr>
-            <w:tcW w:w="567" w:type="dxa"/>
-            <w:vMerge/>
-          </w:tcPr>
-          <w:p>
-            <w:pPr>
-              <w:jc w:val="center"/>
-            </w:pPr>
-          </w:p>
-        </w:tc>
-        <w:tc>
-          <w:tcPr>
-            <w:tcW w:w="993" w:type="dxa"/>
+            <w:tcW w:w="2268" w:type="dxa"/>
+          </w:tcPr>
+          <w:p>
+            <w:pPr>
+              <w:rPr>
+                <w:sz w:val="20"/>
+                <w:szCs w:val="20"/>
+              </w:rPr>
+            </w:pPr>
+            <w:r>
+              <w:rPr>
+                <w:sz w:val="20"/>
+                <w:szCs w:val="20"/>
+              </w:rPr>
+              <w:t>Not Found</w:t>
+            </w:r>
+          </w:p>
+          <w:p>
+            <w:pPr>
+              <w:rPr>
+                <w:sz w:val="20"/>
+                <w:szCs w:val="20"/>
+              </w:rPr>
+            </w:pPr>
+          </w:p>
+        </w:tc>
+        <w:tc>
+          <w:tcPr>
+            <w:tcW w:w="2410" w:type="dxa"/>
+          </w:tcPr>
+          <w:p/>
+        </w:tc>
+        <w:tc>
+          <w:tcPr>
+            <w:tcW w:w="2500" w:type="dxa"/>
+          </w:tcPr>
+          <w:p/>
+        </w:tc>
+      </w:tr>
+      <w:tr>
+        <w:tc>
+          <w:tcPr>
+            <w:tcW w:w="559" w:type="dxa"/>
+            <w:vMerge/>
+          </w:tcPr>
+          <w:p>
+            <w:pPr>
+              <w:jc w:val="center"/>
+            </w:pPr>
+          </w:p>
+        </w:tc>
+        <w:tc>
+          <w:tcPr>
+            <w:tcW w:w="473" w:type="dxa"/>
+            <w:vMerge/>
+          </w:tcPr>
+          <w:p/>
+        </w:tc>
+        <w:tc>
+          <w:tcPr>
+            <w:tcW w:w="811" w:type="dxa"/>
           </w:tcPr>
           <w:p>
             <w:r>
@@ -2085,38 +3135,67 @@
         </w:tc>
         <w:tc>
           <w:tcPr>
-            <w:tcW w:w="2409" w:type="dxa"/>
-          </w:tcPr>
-          <w:p/>
-        </w:tc>
-        <w:tc>
-          <w:tcPr>
-            <w:tcW w:w="2694" w:type="dxa"/>
-          </w:tcPr>
-          <w:p/>
-        </w:tc>
-        <w:tc>
-          <w:tcPr>
-            <w:tcW w:w="2353" w:type="dxa"/>
-          </w:tcPr>
-          <w:p/>
-        </w:tc>
-      </w:tr>
-      <w:tr>
-        <w:tc>
-          <w:tcPr>
-            <w:tcW w:w="567" w:type="dxa"/>
-            <w:vMerge/>
-          </w:tcPr>
-          <w:p>
-            <w:pPr>
-              <w:jc w:val="center"/>
-            </w:pPr>
-          </w:p>
-        </w:tc>
-        <w:tc>
-          <w:tcPr>
-            <w:tcW w:w="993" w:type="dxa"/>
+            <w:tcW w:w="2268" w:type="dxa"/>
+          </w:tcPr>
+          <w:p>
+            <w:pPr>
+              <w:rPr>
+                <w:sz w:val="20"/>
+                <w:szCs w:val="20"/>
+              </w:rPr>
+            </w:pPr>
+            <w:r>
+              <w:rPr>
+                <w:sz w:val="20"/>
+                <w:szCs w:val="20"/>
+              </w:rPr>
+              <w:t>Not Found</w:t>
+            </w:r>
+          </w:p>
+          <w:p>
+            <w:pPr>
+              <w:rPr>
+                <w:sz w:val="20"/>
+                <w:szCs w:val="20"/>
+              </w:rPr>
+            </w:pPr>
+          </w:p>
+        </w:tc>
+        <w:tc>
+          <w:tcPr>
+            <w:tcW w:w="2410" w:type="dxa"/>
+          </w:tcPr>
+          <w:p/>
+        </w:tc>
+        <w:tc>
+          <w:tcPr>
+            <w:tcW w:w="2500" w:type="dxa"/>
+          </w:tcPr>
+          <w:p/>
+        </w:tc>
+      </w:tr>
+      <w:tr>
+        <w:tc>
+          <w:tcPr>
+            <w:tcW w:w="559" w:type="dxa"/>
+            <w:vMerge/>
+          </w:tcPr>
+          <w:p>
+            <w:pPr>
+              <w:jc w:val="center"/>
+            </w:pPr>
+          </w:p>
+        </w:tc>
+        <w:tc>
+          <w:tcPr>
+            <w:tcW w:w="473" w:type="dxa"/>
+            <w:vMerge/>
+          </w:tcPr>
+          <w:p/>
+        </w:tc>
+        <w:tc>
+          <w:tcPr>
+            <w:tcW w:w="811" w:type="dxa"/>
           </w:tcPr>
           <w:p>
             <w:r>
@@ -2126,38 +3205,67 @@
         </w:tc>
         <w:tc>
           <w:tcPr>
-            <w:tcW w:w="2409" w:type="dxa"/>
-          </w:tcPr>
-          <w:p/>
-        </w:tc>
-        <w:tc>
-          <w:tcPr>
-            <w:tcW w:w="2694" w:type="dxa"/>
-          </w:tcPr>
-          <w:p/>
-        </w:tc>
-        <w:tc>
-          <w:tcPr>
-            <w:tcW w:w="2353" w:type="dxa"/>
-          </w:tcPr>
-          <w:p/>
-        </w:tc>
-      </w:tr>
-      <w:tr>
-        <w:tc>
-          <w:tcPr>
-            <w:tcW w:w="567" w:type="dxa"/>
-            <w:vMerge/>
-          </w:tcPr>
-          <w:p>
-            <w:pPr>
-              <w:jc w:val="center"/>
-            </w:pPr>
-          </w:p>
-        </w:tc>
-        <w:tc>
-          <w:tcPr>
-            <w:tcW w:w="993" w:type="dxa"/>
+            <w:tcW w:w="2268" w:type="dxa"/>
+          </w:tcPr>
+          <w:p>
+            <w:pPr>
+              <w:rPr>
+                <w:sz w:val="20"/>
+                <w:szCs w:val="20"/>
+              </w:rPr>
+            </w:pPr>
+            <w:r>
+              <w:rPr>
+                <w:sz w:val="20"/>
+                <w:szCs w:val="20"/>
+              </w:rPr>
+              <w:t>Not Found</w:t>
+            </w:r>
+          </w:p>
+          <w:p>
+            <w:pPr>
+              <w:rPr>
+                <w:sz w:val="20"/>
+                <w:szCs w:val="20"/>
+              </w:rPr>
+            </w:pPr>
+          </w:p>
+        </w:tc>
+        <w:tc>
+          <w:tcPr>
+            <w:tcW w:w="2410" w:type="dxa"/>
+          </w:tcPr>
+          <w:p/>
+        </w:tc>
+        <w:tc>
+          <w:tcPr>
+            <w:tcW w:w="2500" w:type="dxa"/>
+          </w:tcPr>
+          <w:p/>
+        </w:tc>
+      </w:tr>
+      <w:tr>
+        <w:tc>
+          <w:tcPr>
+            <w:tcW w:w="559" w:type="dxa"/>
+            <w:vMerge/>
+          </w:tcPr>
+          <w:p>
+            <w:pPr>
+              <w:jc w:val="center"/>
+            </w:pPr>
+          </w:p>
+        </w:tc>
+        <w:tc>
+          <w:tcPr>
+            <w:tcW w:w="473" w:type="dxa"/>
+            <w:vMerge/>
+          </w:tcPr>
+          <w:p/>
+        </w:tc>
+        <w:tc>
+          <w:tcPr>
+            <w:tcW w:w="811" w:type="dxa"/>
           </w:tcPr>
           <w:p>
             <w:r>
@@ -2167,38 +3275,83 @@
         </w:tc>
         <w:tc>
           <w:tcPr>
-            <w:tcW w:w="2409" w:type="dxa"/>
-          </w:tcPr>
-          <w:p/>
-        </w:tc>
-        <w:tc>
-          <w:tcPr>
-            <w:tcW w:w="2694" w:type="dxa"/>
-          </w:tcPr>
-          <w:p/>
-        </w:tc>
-        <w:tc>
-          <w:tcPr>
-            <w:tcW w:w="2353" w:type="dxa"/>
-          </w:tcPr>
-          <w:p/>
-        </w:tc>
-      </w:tr>
-      <w:tr>
-        <w:tc>
-          <w:tcPr>
-            <w:tcW w:w="567" w:type="dxa"/>
-            <w:vMerge/>
-          </w:tcPr>
-          <w:p>
-            <w:pPr>
-              <w:jc w:val="center"/>
-            </w:pPr>
-          </w:p>
-        </w:tc>
-        <w:tc>
-          <w:tcPr>
-            <w:tcW w:w="993" w:type="dxa"/>
+            <w:tcW w:w="2268" w:type="dxa"/>
+          </w:tcPr>
+          <w:p>
+            <w:pPr>
+              <w:rPr>
+                <w:sz w:val="20"/>
+                <w:szCs w:val="20"/>
+              </w:rPr>
+            </w:pPr>
+            <w:r>
+              <w:rPr>
+                <w:sz w:val="20"/>
+                <w:szCs w:val="20"/>
+              </w:rPr>
+              <w:t>Not Found</w:t>
+            </w:r>
+          </w:p>
+          <w:p>
+            <w:pPr>
+              <w:rPr>
+                <w:sz w:val="20"/>
+                <w:szCs w:val="20"/>
+              </w:rPr>
+            </w:pPr>
+          </w:p>
+        </w:tc>
+        <w:tc>
+          <w:tcPr>
+            <w:tcW w:w="2410" w:type="dxa"/>
+          </w:tcPr>
+          <w:p/>
+        </w:tc>
+        <w:tc>
+          <w:tcPr>
+            <w:tcW w:w="2500" w:type="dxa"/>
+          </w:tcPr>
+          <w:p/>
+        </w:tc>
+      </w:tr>
+      <w:tr>
+        <w:tc>
+          <w:tcPr>
+            <w:tcW w:w="559" w:type="dxa"/>
+            <w:vMerge/>
+          </w:tcPr>
+          <w:p>
+            <w:pPr>
+              <w:jc w:val="center"/>
+            </w:pPr>
+          </w:p>
+        </w:tc>
+        <w:tc>
+          <w:tcPr>
+            <w:tcW w:w="473" w:type="dxa"/>
+            <w:vMerge w:val="restart"/>
+            <w:textDirection w:val="btLr"/>
+          </w:tcPr>
+          <w:p>
+            <w:pPr>
+              <w:ind w:left="113" w:right="113"/>
+              <w:jc w:val="center"/>
+              <w:rPr>
+                <w:i/>
+              </w:rPr>
+            </w:pPr>
+            <w:r>
+              <w:rPr>
+                <w:i/>
+                <w:sz w:val="20"/>
+              </w:rPr>
+              <w:t>Video</w:t>
+            </w:r>
+          </w:p>
+        </w:tc>
+        <w:tc>
+          <w:tcPr>
+            <w:tcW w:w="811" w:type="dxa"/>
           </w:tcPr>
           <w:p>
             <w:r>
@@ -2208,38 +3361,67 @@
         </w:tc>
         <w:tc>
           <w:tcPr>
-            <w:tcW w:w="2409" w:type="dxa"/>
-          </w:tcPr>
-          <w:p/>
-        </w:tc>
-        <w:tc>
-          <w:tcPr>
-            <w:tcW w:w="2694" w:type="dxa"/>
-          </w:tcPr>
-          <w:p/>
-        </w:tc>
-        <w:tc>
-          <w:tcPr>
-            <w:tcW w:w="2353" w:type="dxa"/>
-          </w:tcPr>
-          <w:p/>
-        </w:tc>
-      </w:tr>
-      <w:tr>
-        <w:tc>
-          <w:tcPr>
-            <w:tcW w:w="567" w:type="dxa"/>
-            <w:vMerge/>
-          </w:tcPr>
-          <w:p>
-            <w:pPr>
-              <w:jc w:val="center"/>
-            </w:pPr>
-          </w:p>
-        </w:tc>
-        <w:tc>
-          <w:tcPr>
-            <w:tcW w:w="993" w:type="dxa"/>
+            <w:tcW w:w="2268" w:type="dxa"/>
+          </w:tcPr>
+          <w:p>
+            <w:pPr>
+              <w:rPr>
+                <w:sz w:val="20"/>
+                <w:szCs w:val="20"/>
+              </w:rPr>
+            </w:pPr>
+            <w:r>
+              <w:rPr>
+                <w:sz w:val="20"/>
+                <w:szCs w:val="20"/>
+              </w:rPr>
+              <w:t>Not Found</w:t>
+            </w:r>
+          </w:p>
+          <w:p>
+            <w:pPr>
+              <w:rPr>
+                <w:sz w:val="20"/>
+                <w:szCs w:val="20"/>
+              </w:rPr>
+            </w:pPr>
+          </w:p>
+        </w:tc>
+        <w:tc>
+          <w:tcPr>
+            <w:tcW w:w="2410" w:type="dxa"/>
+          </w:tcPr>
+          <w:p/>
+        </w:tc>
+        <w:tc>
+          <w:tcPr>
+            <w:tcW w:w="2500" w:type="dxa"/>
+          </w:tcPr>
+          <w:p/>
+        </w:tc>
+      </w:tr>
+      <w:tr>
+        <w:tc>
+          <w:tcPr>
+            <w:tcW w:w="559" w:type="dxa"/>
+            <w:vMerge/>
+          </w:tcPr>
+          <w:p>
+            <w:pPr>
+              <w:jc w:val="center"/>
+            </w:pPr>
+          </w:p>
+        </w:tc>
+        <w:tc>
+          <w:tcPr>
+            <w:tcW w:w="473" w:type="dxa"/>
+            <w:vMerge/>
+          </w:tcPr>
+          <w:p/>
+        </w:tc>
+        <w:tc>
+          <w:tcPr>
+            <w:tcW w:w="811" w:type="dxa"/>
           </w:tcPr>
           <w:p>
             <w:r>
@@ -2249,38 +3431,67 @@
         </w:tc>
         <w:tc>
           <w:tcPr>
-            <w:tcW w:w="2409" w:type="dxa"/>
-          </w:tcPr>
-          <w:p/>
-        </w:tc>
-        <w:tc>
-          <w:tcPr>
-            <w:tcW w:w="2694" w:type="dxa"/>
-          </w:tcPr>
-          <w:p/>
-        </w:tc>
-        <w:tc>
-          <w:tcPr>
-            <w:tcW w:w="2353" w:type="dxa"/>
-          </w:tcPr>
-          <w:p/>
-        </w:tc>
-      </w:tr>
-      <w:tr>
-        <w:tc>
-          <w:tcPr>
-            <w:tcW w:w="567" w:type="dxa"/>
-            <w:vMerge/>
-          </w:tcPr>
-          <w:p>
-            <w:pPr>
-              <w:jc w:val="center"/>
-            </w:pPr>
-          </w:p>
-        </w:tc>
-        <w:tc>
-          <w:tcPr>
-            <w:tcW w:w="993" w:type="dxa"/>
+            <w:tcW w:w="2268" w:type="dxa"/>
+          </w:tcPr>
+          <w:p>
+            <w:pPr>
+              <w:rPr>
+                <w:sz w:val="20"/>
+                <w:szCs w:val="20"/>
+              </w:rPr>
+            </w:pPr>
+            <w:r>
+              <w:rPr>
+                <w:sz w:val="20"/>
+                <w:szCs w:val="20"/>
+              </w:rPr>
+              <w:t>Not Found</w:t>
+            </w:r>
+          </w:p>
+          <w:p>
+            <w:pPr>
+              <w:rPr>
+                <w:sz w:val="20"/>
+                <w:szCs w:val="20"/>
+              </w:rPr>
+            </w:pPr>
+          </w:p>
+        </w:tc>
+        <w:tc>
+          <w:tcPr>
+            <w:tcW w:w="2410" w:type="dxa"/>
+          </w:tcPr>
+          <w:p/>
+        </w:tc>
+        <w:tc>
+          <w:tcPr>
+            <w:tcW w:w="2500" w:type="dxa"/>
+          </w:tcPr>
+          <w:p/>
+        </w:tc>
+      </w:tr>
+      <w:tr>
+        <w:tc>
+          <w:tcPr>
+            <w:tcW w:w="559" w:type="dxa"/>
+            <w:vMerge/>
+          </w:tcPr>
+          <w:p>
+            <w:pPr>
+              <w:jc w:val="center"/>
+            </w:pPr>
+          </w:p>
+        </w:tc>
+        <w:tc>
+          <w:tcPr>
+            <w:tcW w:w="473" w:type="dxa"/>
+            <w:vMerge/>
+          </w:tcPr>
+          <w:p/>
+        </w:tc>
+        <w:tc>
+          <w:tcPr>
+            <w:tcW w:w="811" w:type="dxa"/>
           </w:tcPr>
           <w:p>
             <w:r>
@@ -2290,38 +3501,67 @@
         </w:tc>
         <w:tc>
           <w:tcPr>
-            <w:tcW w:w="2409" w:type="dxa"/>
-          </w:tcPr>
-          <w:p/>
-        </w:tc>
-        <w:tc>
-          <w:tcPr>
-            <w:tcW w:w="2694" w:type="dxa"/>
-          </w:tcPr>
-          <w:p/>
-        </w:tc>
-        <w:tc>
-          <w:tcPr>
-            <w:tcW w:w="2353" w:type="dxa"/>
-          </w:tcPr>
-          <w:p/>
-        </w:tc>
-      </w:tr>
-      <w:tr>
-        <w:tc>
-          <w:tcPr>
-            <w:tcW w:w="567" w:type="dxa"/>
-            <w:vMerge/>
-          </w:tcPr>
-          <w:p>
-            <w:pPr>
-              <w:jc w:val="center"/>
-            </w:pPr>
-          </w:p>
-        </w:tc>
-        <w:tc>
-          <w:tcPr>
-            <w:tcW w:w="993" w:type="dxa"/>
+            <w:tcW w:w="2268" w:type="dxa"/>
+          </w:tcPr>
+          <w:p>
+            <w:pPr>
+              <w:rPr>
+                <w:sz w:val="20"/>
+                <w:szCs w:val="20"/>
+              </w:rPr>
+            </w:pPr>
+            <w:r>
+              <w:rPr>
+                <w:sz w:val="20"/>
+                <w:szCs w:val="20"/>
+              </w:rPr>
+              <w:t>Not Found</w:t>
+            </w:r>
+          </w:p>
+          <w:p>
+            <w:pPr>
+              <w:rPr>
+                <w:sz w:val="20"/>
+                <w:szCs w:val="20"/>
+              </w:rPr>
+            </w:pPr>
+          </w:p>
+        </w:tc>
+        <w:tc>
+          <w:tcPr>
+            <w:tcW w:w="2410" w:type="dxa"/>
+          </w:tcPr>
+          <w:p/>
+        </w:tc>
+        <w:tc>
+          <w:tcPr>
+            <w:tcW w:w="2500" w:type="dxa"/>
+          </w:tcPr>
+          <w:p/>
+        </w:tc>
+      </w:tr>
+      <w:tr>
+        <w:tc>
+          <w:tcPr>
+            <w:tcW w:w="559" w:type="dxa"/>
+            <w:vMerge/>
+          </w:tcPr>
+          <w:p>
+            <w:pPr>
+              <w:jc w:val="center"/>
+            </w:pPr>
+          </w:p>
+        </w:tc>
+        <w:tc>
+          <w:tcPr>
+            <w:tcW w:w="473" w:type="dxa"/>
+            <w:vMerge/>
+          </w:tcPr>
+          <w:p/>
+        </w:tc>
+        <w:tc>
+          <w:tcPr>
+            <w:tcW w:w="811" w:type="dxa"/>
           </w:tcPr>
           <w:p>
             <w:r>
@@ -2331,38 +3571,90 @@
         </w:tc>
         <w:tc>
           <w:tcPr>
-            <w:tcW w:w="2409" w:type="dxa"/>
-          </w:tcPr>
-          <w:p/>
-        </w:tc>
-        <w:tc>
-          <w:tcPr>
-            <w:tcW w:w="2694" w:type="dxa"/>
-          </w:tcPr>
-          <w:p/>
-        </w:tc>
-        <w:tc>
-          <w:tcPr>
-            <w:tcW w:w="2353" w:type="dxa"/>
-          </w:tcPr>
-          <w:p/>
-        </w:tc>
-      </w:tr>
-      <w:tr>
-        <w:tc>
-          <w:tcPr>
-            <w:tcW w:w="567" w:type="dxa"/>
-            <w:vMerge/>
-          </w:tcPr>
-          <w:p>
-            <w:pPr>
-              <w:jc w:val="center"/>
-            </w:pPr>
-          </w:p>
-        </w:tc>
-        <w:tc>
-          <w:tcPr>
-            <w:tcW w:w="993" w:type="dxa"/>
+            <w:tcW w:w="2268" w:type="dxa"/>
+          </w:tcPr>
+          <w:p>
+            <w:pPr>
+              <w:rPr>
+                <w:sz w:val="20"/>
+                <w:szCs w:val="20"/>
+              </w:rPr>
+            </w:pPr>
+            <w:r>
+              <w:rPr>
+                <w:sz w:val="20"/>
+                <w:szCs w:val="20"/>
+              </w:rPr>
+              <w:t>Found</w:t>
+            </w:r>
+          </w:p>
+          <w:p>
+            <w:pPr>
+              <w:rPr>
+                <w:sz w:val="20"/>
+                <w:szCs w:val="20"/>
+              </w:rPr>
+            </w:pPr>
+          </w:p>
+          <w:p>
+            <w:pPr>
+              <w:rPr>
+                <w:sz w:val="20"/>
+                <w:szCs w:val="20"/>
+              </w:rPr>
+            </w:pPr>
+            <w:r>
+              <w:rPr>
+                <w:sz w:val="20"/>
+                <w:szCs w:val="20"/>
+              </w:rPr>
+              <w:t>Fully Carved</w:t>
+            </w:r>
+          </w:p>
+          <w:p>
+            <w:pPr>
+              <w:rPr>
+                <w:sz w:val="20"/>
+                <w:szCs w:val="20"/>
+              </w:rPr>
+            </w:pPr>
+          </w:p>
+        </w:tc>
+        <w:tc>
+          <w:tcPr>
+            <w:tcW w:w="2410" w:type="dxa"/>
+          </w:tcPr>
+          <w:p/>
+        </w:tc>
+        <w:tc>
+          <w:tcPr>
+            <w:tcW w:w="2500" w:type="dxa"/>
+          </w:tcPr>
+          <w:p/>
+        </w:tc>
+      </w:tr>
+      <w:tr>
+        <w:tc>
+          <w:tcPr>
+            <w:tcW w:w="559" w:type="dxa"/>
+            <w:vMerge/>
+          </w:tcPr>
+          <w:p>
+            <w:pPr>
+              <w:jc w:val="center"/>
+            </w:pPr>
+          </w:p>
+        </w:tc>
+        <w:tc>
+          <w:tcPr>
+            <w:tcW w:w="473" w:type="dxa"/>
+            <w:vMerge/>
+          </w:tcPr>
+          <w:p/>
+        </w:tc>
+        <w:tc>
+          <w:tcPr>
+            <w:tcW w:w="811" w:type="dxa"/>
           </w:tcPr>
           <w:p>
             <w:r>
@@ -2372,27 +3664,72 @@
         </w:tc>
         <w:tc>
           <w:tcPr>
-            <w:tcW w:w="2409" w:type="dxa"/>
-          </w:tcPr>
-          <w:p/>
-        </w:tc>
-        <w:tc>
-          <w:tcPr>
-            <w:tcW w:w="2694" w:type="dxa"/>
-          </w:tcPr>
-          <w:p/>
-        </w:tc>
-        <w:tc>
-          <w:tcPr>
-            <w:tcW w:w="2353" w:type="dxa"/>
-          </w:tcPr>
-          <w:p/>
-        </w:tc>
-      </w:tr>
-      <w:tr>
-        <w:tc>
-          <w:tcPr>
-            <w:tcW w:w="567" w:type="dxa"/>
+            <w:tcW w:w="2268" w:type="dxa"/>
+          </w:tcPr>
+          <w:p>
+            <w:pPr>
+              <w:rPr>
+                <w:sz w:val="20"/>
+                <w:szCs w:val="20"/>
+              </w:rPr>
+            </w:pPr>
+            <w:r>
+              <w:rPr>
+                <w:sz w:val="20"/>
+                <w:szCs w:val="20"/>
+              </w:rPr>
+              <w:t>Found</w:t>
+            </w:r>
+          </w:p>
+          <w:p>
+            <w:pPr>
+              <w:rPr>
+                <w:sz w:val="20"/>
+                <w:szCs w:val="20"/>
+              </w:rPr>
+            </w:pPr>
+          </w:p>
+          <w:p>
+            <w:pPr>
+              <w:rPr>
+                <w:sz w:val="20"/>
+                <w:szCs w:val="20"/>
+              </w:rPr>
+            </w:pPr>
+            <w:r>
+              <w:rPr>
+                <w:sz w:val="20"/>
+                <w:szCs w:val="20"/>
+              </w:rPr>
+              <w:t>Fully Carved</w:t>
+            </w:r>
+          </w:p>
+          <w:p>
+            <w:pPr>
+              <w:rPr>
+                <w:sz w:val="20"/>
+                <w:szCs w:val="20"/>
+              </w:rPr>
+            </w:pPr>
+          </w:p>
+        </w:tc>
+        <w:tc>
+          <w:tcPr>
+            <w:tcW w:w="2410" w:type="dxa"/>
+          </w:tcPr>
+          <w:p/>
+        </w:tc>
+        <w:tc>
+          <w:tcPr>
+            <w:tcW w:w="2500" w:type="dxa"/>
+          </w:tcPr>
+          <w:p/>
+        </w:tc>
+      </w:tr>
+      <w:tr>
+        <w:tc>
+          <w:tcPr>
+            <w:tcW w:w="559" w:type="dxa"/>
             <w:vMerge/>
             <w:tcBorders>
               <w:bottom w:val="single" w:sz="4" w:space="0" w:color="auto"/>
@@ -2406,7 +3743,14 @@
         </w:tc>
         <w:tc>
           <w:tcPr>
-            <w:tcW w:w="993" w:type="dxa"/>
+            <w:tcW w:w="473" w:type="dxa"/>
+            <w:vMerge/>
+          </w:tcPr>
+          <w:p/>
+        </w:tc>
+        <w:tc>
+          <w:tcPr>
+            <w:tcW w:w="811" w:type="dxa"/>
           </w:tcPr>
           <w:p>
             <w:r>
@@ -2416,32 +3760,69 @@
         </w:tc>
         <w:tc>
           <w:tcPr>
-            <w:tcW w:w="2409" w:type="dxa"/>
-          </w:tcPr>
-          <w:p/>
-        </w:tc>
-        <w:tc>
-          <w:tcPr>
-            <w:tcW w:w="2694" w:type="dxa"/>
-          </w:tcPr>
-          <w:p/>
-        </w:tc>
-        <w:tc>
-          <w:tcPr>
-            <w:tcW w:w="2353" w:type="dxa"/>
+            <w:tcW w:w="2268" w:type="dxa"/>
+          </w:tcPr>
+          <w:p>
+            <w:pPr>
+              <w:rPr>
+                <w:sz w:val="20"/>
+                <w:szCs w:val="20"/>
+              </w:rPr>
+            </w:pPr>
+            <w:r>
+              <w:rPr>
+                <w:sz w:val="20"/>
+                <w:szCs w:val="20"/>
+              </w:rPr>
+              <w:t>Found</w:t>
+            </w:r>
+          </w:p>
+          <w:p>
+            <w:pPr>
+              <w:rPr>
+                <w:sz w:val="20"/>
+                <w:szCs w:val="20"/>
+              </w:rPr>
+            </w:pPr>
+          </w:p>
+          <w:p>
+            <w:pPr>
+              <w:rPr>
+                <w:sz w:val="20"/>
+                <w:szCs w:val="20"/>
+              </w:rPr>
+            </w:pPr>
+            <w:r>
+              <w:rPr>
+                <w:sz w:val="20"/>
+                <w:szCs w:val="20"/>
+              </w:rPr>
+              <w:t>Fully Carved</w:t>
+            </w:r>
+          </w:p>
+          <w:p>
+            <w:pPr>
+              <w:rPr>
+                <w:sz w:val="20"/>
+                <w:szCs w:val="20"/>
+              </w:rPr>
+            </w:pPr>
+          </w:p>
+        </w:tc>
+        <w:tc>
+          <w:tcPr>
+            <w:tcW w:w="2410" w:type="dxa"/>
+          </w:tcPr>
+          <w:p/>
+        </w:tc>
+        <w:tc>
+          <w:tcPr>
+            <w:tcW w:w="2500" w:type="dxa"/>
           </w:tcPr>
           <w:p/>
         </w:tc>
       </w:tr>
     </w:tbl>
-    <w:p/>
-    <w:p/>
-    <w:p/>
-    <w:p/>
-    <w:p/>
-    <w:p/>
-    <w:p/>
-    <w:p/>
     <w:p>
       <w:pPr>
         <w:pStyle w:val="Heading2"/>
@@ -2451,7 +3832,7 @@
           <w:sz w:val="28"/>
         </w:rPr>
       </w:pPr>
-      <w:bookmarkStart w:id="5" w:name="_Toc222832901"/>
+      <w:bookmarkStart w:id="4" w:name="_Toc222832901"/>
       <w:r>
         <w:rPr>
           <w:b/>
@@ -2461,7 +3842,7 @@
         <w:lastRenderedPageBreak/>
         <w:t>Level 1 – Sequential Fragmentation</w:t>
       </w:r>
-      <w:bookmarkEnd w:id="5"/>
+      <w:bookmarkEnd w:id="4"/>
     </w:p>
     <w:tbl>
       <w:tblPr>
@@ -2470,11 +3851,12 @@
         <w:tblLook w:val="04A0" w:firstRow="1" w:lastRow="0" w:firstColumn="1" w:lastColumn="0" w:noHBand="0" w:noVBand="1"/>
       </w:tblPr>
       <w:tblGrid>
-        <w:gridCol w:w="567"/>
-        <w:gridCol w:w="993"/>
-        <w:gridCol w:w="2409"/>
-        <w:gridCol w:w="2694"/>
-        <w:gridCol w:w="2353"/>
+        <w:gridCol w:w="559"/>
+        <w:gridCol w:w="473"/>
+        <w:gridCol w:w="811"/>
+        <w:gridCol w:w="2268"/>
+        <w:gridCol w:w="2410"/>
+        <w:gridCol w:w="2500"/>
       </w:tblGrid>
       <w:tr>
         <w:trPr>
@@ -2482,7 +3864,7 @@
         </w:trPr>
         <w:tc>
           <w:tcPr>
-            <w:tcW w:w="567" w:type="dxa"/>
+            <w:tcW w:w="559" w:type="dxa"/>
             <w:tcBorders>
               <w:top w:val="nil"/>
               <w:left w:val="nil"/>
@@ -2495,7 +3877,19 @@
         </w:tc>
         <w:tc>
           <w:tcPr>
-            <w:tcW w:w="993" w:type="dxa"/>
+            <w:tcW w:w="473" w:type="dxa"/>
+            <w:tcBorders>
+              <w:left w:val="nil"/>
+              <w:bottom w:val="single" w:sz="4" w:space="0" w:color="auto"/>
+              <w:right w:val="nil"/>
+            </w:tcBorders>
+            <w:shd w:val="clear" w:color="auto" w:fill="000000" w:themeFill="text1"/>
+          </w:tcPr>
+          <w:p/>
+        </w:tc>
+        <w:tc>
+          <w:tcPr>
+            <w:tcW w:w="811" w:type="dxa"/>
             <w:tcBorders>
               <w:left w:val="nil"/>
               <w:bottom w:val="single" w:sz="4" w:space="0" w:color="auto"/>
@@ -2506,7 +3900,7 @@
         </w:tc>
         <w:tc>
           <w:tcPr>
-            <w:tcW w:w="7456" w:type="dxa"/>
+            <w:tcW w:w="7178" w:type="dxa"/>
             <w:gridSpan w:val="3"/>
           </w:tcPr>
           <w:p>
@@ -2525,7 +3919,7 @@
       <w:tr>
         <w:tc>
           <w:tcPr>
-            <w:tcW w:w="567" w:type="dxa"/>
+            <w:tcW w:w="559" w:type="dxa"/>
             <w:tcBorders>
               <w:top w:val="nil"/>
               <w:left w:val="nil"/>
@@ -2538,7 +3932,19 @@
         </w:tc>
         <w:tc>
           <w:tcPr>
-            <w:tcW w:w="993" w:type="dxa"/>
+            <w:tcW w:w="473" w:type="dxa"/>
+            <w:tcBorders>
+              <w:top w:val="single" w:sz="4" w:space="0" w:color="auto"/>
+              <w:left w:val="nil"/>
+              <w:right w:val="nil"/>
+            </w:tcBorders>
+            <w:shd w:val="clear" w:color="auto" w:fill="000000" w:themeFill="text1"/>
+          </w:tcPr>
+          <w:p/>
+        </w:tc>
+        <w:tc>
+          <w:tcPr>
+            <w:tcW w:w="811" w:type="dxa"/>
             <w:tcBorders>
               <w:top w:val="single" w:sz="4" w:space="0" w:color="auto"/>
               <w:left w:val="nil"/>
@@ -2549,7 +3955,7 @@
         </w:tc>
         <w:tc>
           <w:tcPr>
-            <w:tcW w:w="2409" w:type="dxa"/>
+            <w:tcW w:w="2268" w:type="dxa"/>
           </w:tcPr>
           <w:p>
             <w:r>
@@ -2559,7 +3965,7 @@
         </w:tc>
         <w:tc>
           <w:tcPr>
-            <w:tcW w:w="2694" w:type="dxa"/>
+            <w:tcW w:w="2410" w:type="dxa"/>
           </w:tcPr>
           <w:p>
             <w:r>
@@ -2569,7 +3975,7 @@
         </w:tc>
         <w:tc>
           <w:tcPr>
-            <w:tcW w:w="2353" w:type="dxa"/>
+            <w:tcW w:w="2500" w:type="dxa"/>
           </w:tcPr>
           <w:p>
             <w:r>
@@ -2581,7 +3987,7 @@
       <w:tr>
         <w:tc>
           <w:tcPr>
-            <w:tcW w:w="567" w:type="dxa"/>
+            <w:tcW w:w="559" w:type="dxa"/>
             <w:vMerge w:val="restart"/>
             <w:tcBorders>
               <w:top w:val="single" w:sz="4" w:space="0" w:color="auto"/>
@@ -2606,7 +4012,30 @@
         </w:tc>
         <w:tc>
           <w:tcPr>
-            <w:tcW w:w="993" w:type="dxa"/>
+            <w:tcW w:w="473" w:type="dxa"/>
+            <w:vMerge w:val="restart"/>
+            <w:textDirection w:val="btLr"/>
+          </w:tcPr>
+          <w:p>
+            <w:pPr>
+              <w:ind w:left="113" w:right="113"/>
+              <w:jc w:val="center"/>
+              <w:rPr>
+                <w:i/>
+              </w:rPr>
+            </w:pPr>
+            <w:r>
+              <w:rPr>
+                <w:i/>
+                <w:sz w:val="20"/>
+              </w:rPr>
+              <w:t>Graphic</w:t>
+            </w:r>
+          </w:p>
+        </w:tc>
+        <w:tc>
+          <w:tcPr>
+            <w:tcW w:w="811" w:type="dxa"/>
           </w:tcPr>
           <w:p>
             <w:r>
@@ -2616,38 +4045,67 @@
         </w:tc>
         <w:tc>
           <w:tcPr>
-            <w:tcW w:w="2409" w:type="dxa"/>
-          </w:tcPr>
-          <w:p/>
-        </w:tc>
-        <w:tc>
-          <w:tcPr>
-            <w:tcW w:w="2694" w:type="dxa"/>
-          </w:tcPr>
-          <w:p/>
-        </w:tc>
-        <w:tc>
-          <w:tcPr>
-            <w:tcW w:w="2353" w:type="dxa"/>
-          </w:tcPr>
-          <w:p/>
-        </w:tc>
-      </w:tr>
-      <w:tr>
-        <w:tc>
-          <w:tcPr>
-            <w:tcW w:w="567" w:type="dxa"/>
-            <w:vMerge/>
-          </w:tcPr>
-          <w:p>
-            <w:pPr>
-              <w:jc w:val="center"/>
-            </w:pPr>
-          </w:p>
-        </w:tc>
-        <w:tc>
-          <w:tcPr>
-            <w:tcW w:w="993" w:type="dxa"/>
+            <w:tcW w:w="2268" w:type="dxa"/>
+          </w:tcPr>
+          <w:p>
+            <w:pPr>
+              <w:rPr>
+                <w:sz w:val="20"/>
+                <w:szCs w:val="20"/>
+              </w:rPr>
+            </w:pPr>
+            <w:r>
+              <w:rPr>
+                <w:sz w:val="20"/>
+                <w:szCs w:val="20"/>
+              </w:rPr>
+              <w:t>Found</w:t>
+            </w:r>
+          </w:p>
+          <w:p>
+            <w:pPr>
+              <w:rPr>
+                <w:sz w:val="20"/>
+                <w:szCs w:val="20"/>
+              </w:rPr>
+            </w:pPr>
+          </w:p>
+        </w:tc>
+        <w:tc>
+          <w:tcPr>
+            <w:tcW w:w="2410" w:type="dxa"/>
+          </w:tcPr>
+          <w:p/>
+        </w:tc>
+        <w:tc>
+          <w:tcPr>
+            <w:tcW w:w="2500" w:type="dxa"/>
+          </w:tcPr>
+          <w:p/>
+        </w:tc>
+      </w:tr>
+      <w:tr>
+        <w:tc>
+          <w:tcPr>
+            <w:tcW w:w="559" w:type="dxa"/>
+            <w:vMerge/>
+          </w:tcPr>
+          <w:p>
+            <w:pPr>
+              <w:jc w:val="center"/>
+            </w:pPr>
+          </w:p>
+        </w:tc>
+        <w:tc>
+          <w:tcPr>
+            <w:tcW w:w="473" w:type="dxa"/>
+            <w:vMerge/>
+          </w:tcPr>
+          <w:p/>
+        </w:tc>
+        <w:tc>
+          <w:tcPr>
+            <w:tcW w:w="811" w:type="dxa"/>
           </w:tcPr>
           <w:p>
             <w:r>
@@ -2657,38 +4115,67 @@
         </w:tc>
         <w:tc>
           <w:tcPr>
-            <w:tcW w:w="2409" w:type="dxa"/>
-          </w:tcPr>
-          <w:p/>
-        </w:tc>
-        <w:tc>
-          <w:tcPr>
-            <w:tcW w:w="2694" w:type="dxa"/>
-          </w:tcPr>
-          <w:p/>
-        </w:tc>
-        <w:tc>
-          <w:tcPr>
-            <w:tcW w:w="2353" w:type="dxa"/>
-          </w:tcPr>
-          <w:p/>
-        </w:tc>
-      </w:tr>
-      <w:tr>
-        <w:tc>
-          <w:tcPr>
-            <w:tcW w:w="567" w:type="dxa"/>
-            <w:vMerge/>
-          </w:tcPr>
-          <w:p>
-            <w:pPr>
-              <w:jc w:val="center"/>
-            </w:pPr>
-          </w:p>
-        </w:tc>
-        <w:tc>
-          <w:tcPr>
-            <w:tcW w:w="993" w:type="dxa"/>
+            <w:tcW w:w="2268" w:type="dxa"/>
+          </w:tcPr>
+          <w:p>
+            <w:pPr>
+              <w:rPr>
+                <w:sz w:val="20"/>
+                <w:szCs w:val="20"/>
+              </w:rPr>
+            </w:pPr>
+            <w:r>
+              <w:rPr>
+                <w:sz w:val="20"/>
+                <w:szCs w:val="20"/>
+              </w:rPr>
+              <w:t>Found</w:t>
+            </w:r>
+          </w:p>
+          <w:p>
+            <w:pPr>
+              <w:rPr>
+                <w:sz w:val="20"/>
+                <w:szCs w:val="20"/>
+              </w:rPr>
+            </w:pPr>
+          </w:p>
+        </w:tc>
+        <w:tc>
+          <w:tcPr>
+            <w:tcW w:w="2410" w:type="dxa"/>
+          </w:tcPr>
+          <w:p/>
+        </w:tc>
+        <w:tc>
+          <w:tcPr>
+            <w:tcW w:w="2500" w:type="dxa"/>
+          </w:tcPr>
+          <w:p/>
+        </w:tc>
+      </w:tr>
+      <w:tr>
+        <w:tc>
+          <w:tcPr>
+            <w:tcW w:w="559" w:type="dxa"/>
+            <w:vMerge/>
+          </w:tcPr>
+          <w:p>
+            <w:pPr>
+              <w:jc w:val="center"/>
+            </w:pPr>
+          </w:p>
+        </w:tc>
+        <w:tc>
+          <w:tcPr>
+            <w:tcW w:w="473" w:type="dxa"/>
+            <w:vMerge/>
+          </w:tcPr>
+          <w:p/>
+        </w:tc>
+        <w:tc>
+          <w:tcPr>
+            <w:tcW w:w="811" w:type="dxa"/>
           </w:tcPr>
           <w:p>
             <w:r>
@@ -2698,38 +4185,67 @@
         </w:tc>
         <w:tc>
           <w:tcPr>
-            <w:tcW w:w="2409" w:type="dxa"/>
-          </w:tcPr>
-          <w:p/>
-        </w:tc>
-        <w:tc>
-          <w:tcPr>
-            <w:tcW w:w="2694" w:type="dxa"/>
-          </w:tcPr>
-          <w:p/>
-        </w:tc>
-        <w:tc>
-          <w:tcPr>
-            <w:tcW w:w="2353" w:type="dxa"/>
-          </w:tcPr>
-          <w:p/>
-        </w:tc>
-      </w:tr>
-      <w:tr>
-        <w:tc>
-          <w:tcPr>
-            <w:tcW w:w="567" w:type="dxa"/>
-            <w:vMerge/>
-          </w:tcPr>
-          <w:p>
-            <w:pPr>
-              <w:jc w:val="center"/>
-            </w:pPr>
-          </w:p>
-        </w:tc>
-        <w:tc>
-          <w:tcPr>
-            <w:tcW w:w="993" w:type="dxa"/>
+            <w:tcW w:w="2268" w:type="dxa"/>
+          </w:tcPr>
+          <w:p>
+            <w:pPr>
+              <w:rPr>
+                <w:sz w:val="20"/>
+                <w:szCs w:val="20"/>
+              </w:rPr>
+            </w:pPr>
+            <w:r>
+              <w:rPr>
+                <w:sz w:val="20"/>
+                <w:szCs w:val="20"/>
+              </w:rPr>
+              <w:t>Found</w:t>
+            </w:r>
+          </w:p>
+          <w:p>
+            <w:pPr>
+              <w:rPr>
+                <w:sz w:val="20"/>
+                <w:szCs w:val="20"/>
+              </w:rPr>
+            </w:pPr>
+          </w:p>
+        </w:tc>
+        <w:tc>
+          <w:tcPr>
+            <w:tcW w:w="2410" w:type="dxa"/>
+          </w:tcPr>
+          <w:p/>
+        </w:tc>
+        <w:tc>
+          <w:tcPr>
+            <w:tcW w:w="2500" w:type="dxa"/>
+          </w:tcPr>
+          <w:p/>
+        </w:tc>
+      </w:tr>
+      <w:tr>
+        <w:tc>
+          <w:tcPr>
+            <w:tcW w:w="559" w:type="dxa"/>
+            <w:vMerge/>
+          </w:tcPr>
+          <w:p>
+            <w:pPr>
+              <w:jc w:val="center"/>
+            </w:pPr>
+          </w:p>
+        </w:tc>
+        <w:tc>
+          <w:tcPr>
+            <w:tcW w:w="473" w:type="dxa"/>
+            <w:vMerge/>
+          </w:tcPr>
+          <w:p/>
+        </w:tc>
+        <w:tc>
+          <w:tcPr>
+            <w:tcW w:w="811" w:type="dxa"/>
           </w:tcPr>
           <w:p>
             <w:r>
@@ -2739,38 +4255,67 @@
         </w:tc>
         <w:tc>
           <w:tcPr>
-            <w:tcW w:w="2409" w:type="dxa"/>
-          </w:tcPr>
-          <w:p/>
-        </w:tc>
-        <w:tc>
-          <w:tcPr>
-            <w:tcW w:w="2694" w:type="dxa"/>
-          </w:tcPr>
-          <w:p/>
-        </w:tc>
-        <w:tc>
-          <w:tcPr>
-            <w:tcW w:w="2353" w:type="dxa"/>
-          </w:tcPr>
-          <w:p/>
-        </w:tc>
-      </w:tr>
-      <w:tr>
-        <w:tc>
-          <w:tcPr>
-            <w:tcW w:w="567" w:type="dxa"/>
-            <w:vMerge/>
-          </w:tcPr>
-          <w:p>
-            <w:pPr>
-              <w:jc w:val="center"/>
-            </w:pPr>
-          </w:p>
-        </w:tc>
-        <w:tc>
-          <w:tcPr>
-            <w:tcW w:w="993" w:type="dxa"/>
+            <w:tcW w:w="2268" w:type="dxa"/>
+          </w:tcPr>
+          <w:p>
+            <w:pPr>
+              <w:rPr>
+                <w:sz w:val="20"/>
+                <w:szCs w:val="20"/>
+              </w:rPr>
+            </w:pPr>
+            <w:r>
+              <w:rPr>
+                <w:sz w:val="20"/>
+                <w:szCs w:val="20"/>
+              </w:rPr>
+              <w:t>Found</w:t>
+            </w:r>
+          </w:p>
+          <w:p>
+            <w:pPr>
+              <w:rPr>
+                <w:sz w:val="20"/>
+                <w:szCs w:val="20"/>
+              </w:rPr>
+            </w:pPr>
+          </w:p>
+        </w:tc>
+        <w:tc>
+          <w:tcPr>
+            <w:tcW w:w="2410" w:type="dxa"/>
+          </w:tcPr>
+          <w:p/>
+        </w:tc>
+        <w:tc>
+          <w:tcPr>
+            <w:tcW w:w="2500" w:type="dxa"/>
+          </w:tcPr>
+          <w:p/>
+        </w:tc>
+      </w:tr>
+      <w:tr>
+        <w:tc>
+          <w:tcPr>
+            <w:tcW w:w="559" w:type="dxa"/>
+            <w:vMerge/>
+          </w:tcPr>
+          <w:p>
+            <w:pPr>
+              <w:jc w:val="center"/>
+            </w:pPr>
+          </w:p>
+        </w:tc>
+        <w:tc>
+          <w:tcPr>
+            <w:tcW w:w="473" w:type="dxa"/>
+            <w:vMerge/>
+          </w:tcPr>
+          <w:p/>
+        </w:tc>
+        <w:tc>
+          <w:tcPr>
+            <w:tcW w:w="811" w:type="dxa"/>
           </w:tcPr>
           <w:p>
             <w:r>
@@ -2780,38 +4325,67 @@
         </w:tc>
         <w:tc>
           <w:tcPr>
-            <w:tcW w:w="2409" w:type="dxa"/>
-          </w:tcPr>
-          <w:p/>
-        </w:tc>
-        <w:tc>
-          <w:tcPr>
-            <w:tcW w:w="2694" w:type="dxa"/>
-          </w:tcPr>
-          <w:p/>
-        </w:tc>
-        <w:tc>
-          <w:tcPr>
-            <w:tcW w:w="2353" w:type="dxa"/>
-          </w:tcPr>
-          <w:p/>
-        </w:tc>
-      </w:tr>
-      <w:tr>
-        <w:tc>
-          <w:tcPr>
-            <w:tcW w:w="567" w:type="dxa"/>
-            <w:vMerge/>
-          </w:tcPr>
-          <w:p>
-            <w:pPr>
-              <w:jc w:val="center"/>
-            </w:pPr>
-          </w:p>
-        </w:tc>
-        <w:tc>
-          <w:tcPr>
-            <w:tcW w:w="993" w:type="dxa"/>
+            <w:tcW w:w="2268" w:type="dxa"/>
+          </w:tcPr>
+          <w:p>
+            <w:pPr>
+              <w:rPr>
+                <w:sz w:val="20"/>
+                <w:szCs w:val="20"/>
+              </w:rPr>
+            </w:pPr>
+            <w:r>
+              <w:rPr>
+                <w:sz w:val="20"/>
+                <w:szCs w:val="20"/>
+              </w:rPr>
+              <w:t>Found</w:t>
+            </w:r>
+          </w:p>
+          <w:p>
+            <w:pPr>
+              <w:rPr>
+                <w:sz w:val="20"/>
+                <w:szCs w:val="20"/>
+              </w:rPr>
+            </w:pPr>
+          </w:p>
+        </w:tc>
+        <w:tc>
+          <w:tcPr>
+            <w:tcW w:w="2410" w:type="dxa"/>
+          </w:tcPr>
+          <w:p/>
+        </w:tc>
+        <w:tc>
+          <w:tcPr>
+            <w:tcW w:w="2500" w:type="dxa"/>
+          </w:tcPr>
+          <w:p/>
+        </w:tc>
+      </w:tr>
+      <w:tr>
+        <w:tc>
+          <w:tcPr>
+            <w:tcW w:w="559" w:type="dxa"/>
+            <w:vMerge/>
+          </w:tcPr>
+          <w:p>
+            <w:pPr>
+              <w:jc w:val="center"/>
+            </w:pPr>
+          </w:p>
+        </w:tc>
+        <w:tc>
+          <w:tcPr>
+            <w:tcW w:w="473" w:type="dxa"/>
+            <w:vMerge/>
+          </w:tcPr>
+          <w:p/>
+        </w:tc>
+        <w:tc>
+          <w:tcPr>
+            <w:tcW w:w="811" w:type="dxa"/>
           </w:tcPr>
           <w:p>
             <w:r>
@@ -2821,38 +4395,84 @@
         </w:tc>
         <w:tc>
           <w:tcPr>
-            <w:tcW w:w="2409" w:type="dxa"/>
-          </w:tcPr>
-          <w:p/>
-        </w:tc>
-        <w:tc>
-          <w:tcPr>
-            <w:tcW w:w="2694" w:type="dxa"/>
-          </w:tcPr>
-          <w:p/>
-        </w:tc>
-        <w:tc>
-          <w:tcPr>
-            <w:tcW w:w="2353" w:type="dxa"/>
-          </w:tcPr>
-          <w:p/>
-        </w:tc>
-      </w:tr>
-      <w:tr>
-        <w:tc>
-          <w:tcPr>
-            <w:tcW w:w="567" w:type="dxa"/>
-            <w:vMerge/>
-          </w:tcPr>
-          <w:p>
-            <w:pPr>
-              <w:jc w:val="center"/>
-            </w:pPr>
-          </w:p>
-        </w:tc>
-        <w:tc>
-          <w:tcPr>
-            <w:tcW w:w="993" w:type="dxa"/>
+            <w:tcW w:w="2268" w:type="dxa"/>
+          </w:tcPr>
+          <w:p>
+            <w:pPr>
+              <w:rPr>
+                <w:sz w:val="20"/>
+                <w:szCs w:val="20"/>
+              </w:rPr>
+            </w:pPr>
+            <w:r>
+              <w:rPr>
+                <w:sz w:val="20"/>
+                <w:szCs w:val="20"/>
+              </w:rPr>
+              <w:t>Not Found</w:t>
+            </w:r>
+          </w:p>
+          <w:p>
+            <w:pPr>
+              <w:rPr>
+                <w:sz w:val="20"/>
+                <w:szCs w:val="20"/>
+              </w:rPr>
+            </w:pPr>
+          </w:p>
+        </w:tc>
+        <w:tc>
+          <w:tcPr>
+            <w:tcW w:w="2410" w:type="dxa"/>
+          </w:tcPr>
+          <w:p/>
+        </w:tc>
+        <w:tc>
+          <w:tcPr>
+            <w:tcW w:w="2500" w:type="dxa"/>
+          </w:tcPr>
+          <w:p/>
+        </w:tc>
+      </w:tr>
+      <w:tr>
+        <w:tc>
+          <w:tcPr>
+            <w:tcW w:w="559" w:type="dxa"/>
+            <w:vMerge/>
+          </w:tcPr>
+          <w:p>
+            <w:pPr>
+              <w:jc w:val="center"/>
+            </w:pPr>
+          </w:p>
+        </w:tc>
+        <w:tc>
+          <w:tcPr>
+            <w:tcW w:w="473" w:type="dxa"/>
+            <w:vMerge w:val="restart"/>
+            <w:textDirection w:val="btLr"/>
+          </w:tcPr>
+          <w:p>
+            <w:pPr>
+              <w:ind w:left="113" w:right="113"/>
+              <w:jc w:val="center"/>
+              <w:rPr>
+                <w:i/>
+                <w:sz w:val="20"/>
+              </w:rPr>
+            </w:pPr>
+            <w:r>
+              <w:rPr>
+                <w:i/>
+                <w:sz w:val="20"/>
+              </w:rPr>
+              <w:t>Documents</w:t>
+            </w:r>
+          </w:p>
+        </w:tc>
+        <w:tc>
+          <w:tcPr>
+            <w:tcW w:w="811" w:type="dxa"/>
           </w:tcPr>
           <w:p>
             <w:r>
@@ -2862,38 +4482,90 @@
         </w:tc>
         <w:tc>
           <w:tcPr>
-            <w:tcW w:w="2409" w:type="dxa"/>
-          </w:tcPr>
-          <w:p/>
-        </w:tc>
-        <w:tc>
-          <w:tcPr>
-            <w:tcW w:w="2694" w:type="dxa"/>
-          </w:tcPr>
-          <w:p/>
-        </w:tc>
-        <w:tc>
-          <w:tcPr>
-            <w:tcW w:w="2353" w:type="dxa"/>
-          </w:tcPr>
-          <w:p/>
-        </w:tc>
-      </w:tr>
-      <w:tr>
-        <w:tc>
-          <w:tcPr>
-            <w:tcW w:w="567" w:type="dxa"/>
-            <w:vMerge/>
-          </w:tcPr>
-          <w:p>
-            <w:pPr>
-              <w:jc w:val="center"/>
-            </w:pPr>
-          </w:p>
-        </w:tc>
-        <w:tc>
-          <w:tcPr>
-            <w:tcW w:w="993" w:type="dxa"/>
+            <w:tcW w:w="2268" w:type="dxa"/>
+          </w:tcPr>
+          <w:p>
+            <w:pPr>
+              <w:rPr>
+                <w:sz w:val="20"/>
+                <w:szCs w:val="20"/>
+              </w:rPr>
+            </w:pPr>
+            <w:r>
+              <w:rPr>
+                <w:sz w:val="20"/>
+                <w:szCs w:val="20"/>
+              </w:rPr>
+              <w:t>Found</w:t>
+            </w:r>
+          </w:p>
+          <w:p>
+            <w:pPr>
+              <w:rPr>
+                <w:sz w:val="20"/>
+                <w:szCs w:val="20"/>
+              </w:rPr>
+            </w:pPr>
+          </w:p>
+          <w:p>
+            <w:pPr>
+              <w:rPr>
+                <w:sz w:val="20"/>
+                <w:szCs w:val="20"/>
+              </w:rPr>
+            </w:pPr>
+            <w:r>
+              <w:rPr>
+                <w:sz w:val="20"/>
+                <w:szCs w:val="20"/>
+              </w:rPr>
+              <w:t>Partially Carved</w:t>
+            </w:r>
+          </w:p>
+          <w:p>
+            <w:pPr>
+              <w:rPr>
+                <w:sz w:val="20"/>
+                <w:szCs w:val="20"/>
+              </w:rPr>
+            </w:pPr>
+          </w:p>
+        </w:tc>
+        <w:tc>
+          <w:tcPr>
+            <w:tcW w:w="2410" w:type="dxa"/>
+          </w:tcPr>
+          <w:p/>
+        </w:tc>
+        <w:tc>
+          <w:tcPr>
+            <w:tcW w:w="2500" w:type="dxa"/>
+          </w:tcPr>
+          <w:p/>
+        </w:tc>
+      </w:tr>
+      <w:tr>
+        <w:tc>
+          <w:tcPr>
+            <w:tcW w:w="559" w:type="dxa"/>
+            <w:vMerge/>
+          </w:tcPr>
+          <w:p>
+            <w:pPr>
+              <w:jc w:val="center"/>
+            </w:pPr>
+          </w:p>
+        </w:tc>
+        <w:tc>
+          <w:tcPr>
+            <w:tcW w:w="473" w:type="dxa"/>
+            <w:vMerge/>
+          </w:tcPr>
+          <w:p/>
+        </w:tc>
+        <w:tc>
+          <w:tcPr>
+            <w:tcW w:w="811" w:type="dxa"/>
           </w:tcPr>
           <w:p>
             <w:r>
@@ -2903,38 +4575,90 @@
         </w:tc>
         <w:tc>
           <w:tcPr>
-            <w:tcW w:w="2409" w:type="dxa"/>
-          </w:tcPr>
-          <w:p/>
-        </w:tc>
-        <w:tc>
-          <w:tcPr>
-            <w:tcW w:w="2694" w:type="dxa"/>
-          </w:tcPr>
-          <w:p/>
-        </w:tc>
-        <w:tc>
-          <w:tcPr>
-            <w:tcW w:w="2353" w:type="dxa"/>
-          </w:tcPr>
-          <w:p/>
-        </w:tc>
-      </w:tr>
-      <w:tr>
-        <w:tc>
-          <w:tcPr>
-            <w:tcW w:w="567" w:type="dxa"/>
-            <w:vMerge/>
-          </w:tcPr>
-          <w:p>
-            <w:pPr>
-              <w:jc w:val="center"/>
-            </w:pPr>
-          </w:p>
-        </w:tc>
-        <w:tc>
-          <w:tcPr>
-            <w:tcW w:w="993" w:type="dxa"/>
+            <w:tcW w:w="2268" w:type="dxa"/>
+          </w:tcPr>
+          <w:p>
+            <w:pPr>
+              <w:rPr>
+                <w:sz w:val="20"/>
+                <w:szCs w:val="20"/>
+              </w:rPr>
+            </w:pPr>
+            <w:r>
+              <w:rPr>
+                <w:sz w:val="20"/>
+                <w:szCs w:val="20"/>
+              </w:rPr>
+              <w:t>Found</w:t>
+            </w:r>
+          </w:p>
+          <w:p>
+            <w:pPr>
+              <w:rPr>
+                <w:sz w:val="20"/>
+                <w:szCs w:val="20"/>
+              </w:rPr>
+            </w:pPr>
+          </w:p>
+          <w:p>
+            <w:pPr>
+              <w:rPr>
+                <w:sz w:val="20"/>
+                <w:szCs w:val="20"/>
+              </w:rPr>
+            </w:pPr>
+            <w:r>
+              <w:rPr>
+                <w:sz w:val="20"/>
+                <w:szCs w:val="20"/>
+              </w:rPr>
+              <w:t>Fully Carved</w:t>
+            </w:r>
+          </w:p>
+          <w:p>
+            <w:pPr>
+              <w:rPr>
+                <w:sz w:val="20"/>
+                <w:szCs w:val="20"/>
+              </w:rPr>
+            </w:pPr>
+          </w:p>
+        </w:tc>
+        <w:tc>
+          <w:tcPr>
+            <w:tcW w:w="2410" w:type="dxa"/>
+          </w:tcPr>
+          <w:p/>
+        </w:tc>
+        <w:tc>
+          <w:tcPr>
+            <w:tcW w:w="2500" w:type="dxa"/>
+          </w:tcPr>
+          <w:p/>
+        </w:tc>
+      </w:tr>
+      <w:tr>
+        <w:tc>
+          <w:tcPr>
+            <w:tcW w:w="559" w:type="dxa"/>
+            <w:vMerge/>
+          </w:tcPr>
+          <w:p>
+            <w:pPr>
+              <w:jc w:val="center"/>
+            </w:pPr>
+          </w:p>
+        </w:tc>
+        <w:tc>
+          <w:tcPr>
+            <w:tcW w:w="473" w:type="dxa"/>
+            <w:vMerge/>
+          </w:tcPr>
+          <w:p/>
+        </w:tc>
+        <w:tc>
+          <w:tcPr>
+            <w:tcW w:w="811" w:type="dxa"/>
           </w:tcPr>
           <w:p>
             <w:r>
@@ -2944,38 +4668,90 @@
         </w:tc>
         <w:tc>
           <w:tcPr>
-            <w:tcW w:w="2409" w:type="dxa"/>
-          </w:tcPr>
-          <w:p/>
-        </w:tc>
-        <w:tc>
-          <w:tcPr>
-            <w:tcW w:w="2694" w:type="dxa"/>
-          </w:tcPr>
-          <w:p/>
-        </w:tc>
-        <w:tc>
-          <w:tcPr>
-            <w:tcW w:w="2353" w:type="dxa"/>
-          </w:tcPr>
-          <w:p/>
-        </w:tc>
-      </w:tr>
-      <w:tr>
-        <w:tc>
-          <w:tcPr>
-            <w:tcW w:w="567" w:type="dxa"/>
-            <w:vMerge/>
-          </w:tcPr>
-          <w:p>
-            <w:pPr>
-              <w:jc w:val="center"/>
-            </w:pPr>
-          </w:p>
-        </w:tc>
-        <w:tc>
-          <w:tcPr>
-            <w:tcW w:w="993" w:type="dxa"/>
+            <w:tcW w:w="2268" w:type="dxa"/>
+          </w:tcPr>
+          <w:p>
+            <w:pPr>
+              <w:rPr>
+                <w:sz w:val="20"/>
+                <w:szCs w:val="20"/>
+              </w:rPr>
+            </w:pPr>
+            <w:r>
+              <w:rPr>
+                <w:sz w:val="20"/>
+                <w:szCs w:val="20"/>
+              </w:rPr>
+              <w:t>Found</w:t>
+            </w:r>
+          </w:p>
+          <w:p>
+            <w:pPr>
+              <w:rPr>
+                <w:sz w:val="20"/>
+                <w:szCs w:val="20"/>
+              </w:rPr>
+            </w:pPr>
+          </w:p>
+          <w:p>
+            <w:pPr>
+              <w:rPr>
+                <w:sz w:val="20"/>
+                <w:szCs w:val="20"/>
+              </w:rPr>
+            </w:pPr>
+            <w:r>
+              <w:rPr>
+                <w:sz w:val="20"/>
+                <w:szCs w:val="20"/>
+              </w:rPr>
+              <w:t>Fully Carved</w:t>
+            </w:r>
+          </w:p>
+          <w:p>
+            <w:pPr>
+              <w:rPr>
+                <w:sz w:val="20"/>
+                <w:szCs w:val="20"/>
+              </w:rPr>
+            </w:pPr>
+          </w:p>
+        </w:tc>
+        <w:tc>
+          <w:tcPr>
+            <w:tcW w:w="2410" w:type="dxa"/>
+          </w:tcPr>
+          <w:p/>
+        </w:tc>
+        <w:tc>
+          <w:tcPr>
+            <w:tcW w:w="2500" w:type="dxa"/>
+          </w:tcPr>
+          <w:p/>
+        </w:tc>
+      </w:tr>
+      <w:tr>
+        <w:tc>
+          <w:tcPr>
+            <w:tcW w:w="559" w:type="dxa"/>
+            <w:vMerge/>
+          </w:tcPr>
+          <w:p>
+            <w:pPr>
+              <w:jc w:val="center"/>
+            </w:pPr>
+          </w:p>
+        </w:tc>
+        <w:tc>
+          <w:tcPr>
+            <w:tcW w:w="473" w:type="dxa"/>
+            <w:vMerge/>
+          </w:tcPr>
+          <w:p/>
+        </w:tc>
+        <w:tc>
+          <w:tcPr>
+            <w:tcW w:w="811" w:type="dxa"/>
           </w:tcPr>
           <w:p>
             <w:r>
@@ -2985,38 +4761,106 @@
         </w:tc>
         <w:tc>
           <w:tcPr>
-            <w:tcW w:w="2409" w:type="dxa"/>
-          </w:tcPr>
-          <w:p/>
-        </w:tc>
-        <w:tc>
-          <w:tcPr>
-            <w:tcW w:w="2694" w:type="dxa"/>
-          </w:tcPr>
-          <w:p/>
-        </w:tc>
-        <w:tc>
-          <w:tcPr>
-            <w:tcW w:w="2353" w:type="dxa"/>
-          </w:tcPr>
-          <w:p/>
-        </w:tc>
-      </w:tr>
-      <w:tr>
-        <w:tc>
-          <w:tcPr>
-            <w:tcW w:w="567" w:type="dxa"/>
-            <w:vMerge/>
-          </w:tcPr>
-          <w:p>
-            <w:pPr>
-              <w:jc w:val="center"/>
-            </w:pPr>
-          </w:p>
-        </w:tc>
-        <w:tc>
-          <w:tcPr>
-            <w:tcW w:w="993" w:type="dxa"/>
+            <w:tcW w:w="2268" w:type="dxa"/>
+          </w:tcPr>
+          <w:p>
+            <w:pPr>
+              <w:rPr>
+                <w:sz w:val="20"/>
+                <w:szCs w:val="20"/>
+              </w:rPr>
+            </w:pPr>
+            <w:r>
+              <w:rPr>
+                <w:sz w:val="20"/>
+                <w:szCs w:val="20"/>
+              </w:rPr>
+              <w:t>Found</w:t>
+            </w:r>
+          </w:p>
+          <w:p>
+            <w:pPr>
+              <w:rPr>
+                <w:sz w:val="20"/>
+                <w:szCs w:val="20"/>
+              </w:rPr>
+            </w:pPr>
+          </w:p>
+          <w:p>
+            <w:pPr>
+              <w:rPr>
+                <w:sz w:val="20"/>
+                <w:szCs w:val="20"/>
+              </w:rPr>
+            </w:pPr>
+            <w:r>
+              <w:rPr>
+                <w:sz w:val="20"/>
+                <w:szCs w:val="20"/>
+              </w:rPr>
+              <w:t>Not Carved</w:t>
+            </w:r>
+          </w:p>
+          <w:p>
+            <w:pPr>
+              <w:rPr>
+                <w:sz w:val="20"/>
+                <w:szCs w:val="20"/>
+              </w:rPr>
+            </w:pPr>
+          </w:p>
+        </w:tc>
+        <w:tc>
+          <w:tcPr>
+            <w:tcW w:w="2410" w:type="dxa"/>
+          </w:tcPr>
+          <w:p/>
+        </w:tc>
+        <w:tc>
+          <w:tcPr>
+            <w:tcW w:w="2500" w:type="dxa"/>
+          </w:tcPr>
+          <w:p/>
+        </w:tc>
+      </w:tr>
+      <w:tr>
+        <w:tc>
+          <w:tcPr>
+            <w:tcW w:w="559" w:type="dxa"/>
+            <w:vMerge/>
+          </w:tcPr>
+          <w:p>
+            <w:pPr>
+              <w:jc w:val="center"/>
+            </w:pPr>
+          </w:p>
+        </w:tc>
+        <w:tc>
+          <w:tcPr>
+            <w:tcW w:w="473" w:type="dxa"/>
+            <w:vMerge w:val="restart"/>
+            <w:textDirection w:val="btLr"/>
+          </w:tcPr>
+          <w:p>
+            <w:pPr>
+              <w:ind w:left="113" w:right="113"/>
+              <w:jc w:val="center"/>
+              <w:rPr>
+                <w:i/>
+              </w:rPr>
+            </w:pPr>
+            <w:r>
+              <w:rPr>
+                <w:i/>
+                <w:sz w:val="20"/>
+              </w:rPr>
+              <w:t>Archive</w:t>
+            </w:r>
+          </w:p>
+        </w:tc>
+        <w:tc>
+          <w:tcPr>
+            <w:tcW w:w="811" w:type="dxa"/>
           </w:tcPr>
           <w:p>
             <w:r>
@@ -3026,38 +4870,67 @@
         </w:tc>
         <w:tc>
           <w:tcPr>
-            <w:tcW w:w="2409" w:type="dxa"/>
-          </w:tcPr>
-          <w:p/>
-        </w:tc>
-        <w:tc>
-          <w:tcPr>
-            <w:tcW w:w="2694" w:type="dxa"/>
-          </w:tcPr>
-          <w:p/>
-        </w:tc>
-        <w:tc>
-          <w:tcPr>
-            <w:tcW w:w="2353" w:type="dxa"/>
-          </w:tcPr>
-          <w:p/>
-        </w:tc>
-      </w:tr>
-      <w:tr>
-        <w:tc>
-          <w:tcPr>
-            <w:tcW w:w="567" w:type="dxa"/>
-            <w:vMerge/>
-          </w:tcPr>
-          <w:p>
-            <w:pPr>
-              <w:jc w:val="center"/>
-            </w:pPr>
-          </w:p>
-        </w:tc>
-        <w:tc>
-          <w:tcPr>
-            <w:tcW w:w="993" w:type="dxa"/>
+            <w:tcW w:w="2268" w:type="dxa"/>
+          </w:tcPr>
+          <w:p>
+            <w:pPr>
+              <w:rPr>
+                <w:sz w:val="20"/>
+                <w:szCs w:val="20"/>
+              </w:rPr>
+            </w:pPr>
+            <w:r>
+              <w:rPr>
+                <w:sz w:val="20"/>
+                <w:szCs w:val="20"/>
+              </w:rPr>
+              <w:t>Not Found</w:t>
+            </w:r>
+          </w:p>
+          <w:p>
+            <w:pPr>
+              <w:rPr>
+                <w:sz w:val="20"/>
+                <w:szCs w:val="20"/>
+              </w:rPr>
+            </w:pPr>
+          </w:p>
+        </w:tc>
+        <w:tc>
+          <w:tcPr>
+            <w:tcW w:w="2410" w:type="dxa"/>
+          </w:tcPr>
+          <w:p/>
+        </w:tc>
+        <w:tc>
+          <w:tcPr>
+            <w:tcW w:w="2500" w:type="dxa"/>
+          </w:tcPr>
+          <w:p/>
+        </w:tc>
+      </w:tr>
+      <w:tr>
+        <w:tc>
+          <w:tcPr>
+            <w:tcW w:w="559" w:type="dxa"/>
+            <w:vMerge/>
+          </w:tcPr>
+          <w:p>
+            <w:pPr>
+              <w:jc w:val="center"/>
+            </w:pPr>
+          </w:p>
+        </w:tc>
+        <w:tc>
+          <w:tcPr>
+            <w:tcW w:w="473" w:type="dxa"/>
+            <w:vMerge/>
+          </w:tcPr>
+          <w:p/>
+        </w:tc>
+        <w:tc>
+          <w:tcPr>
+            <w:tcW w:w="811" w:type="dxa"/>
           </w:tcPr>
           <w:p>
             <w:r>
@@ -3067,38 +4940,67 @@
         </w:tc>
         <w:tc>
           <w:tcPr>
-            <w:tcW w:w="2409" w:type="dxa"/>
-          </w:tcPr>
-          <w:p/>
-        </w:tc>
-        <w:tc>
-          <w:tcPr>
-            <w:tcW w:w="2694" w:type="dxa"/>
-          </w:tcPr>
-          <w:p/>
-        </w:tc>
-        <w:tc>
-          <w:tcPr>
-            <w:tcW w:w="2353" w:type="dxa"/>
-          </w:tcPr>
-          <w:p/>
-        </w:tc>
-      </w:tr>
-      <w:tr>
-        <w:tc>
-          <w:tcPr>
-            <w:tcW w:w="567" w:type="dxa"/>
-            <w:vMerge/>
-          </w:tcPr>
-          <w:p>
-            <w:pPr>
-              <w:jc w:val="center"/>
-            </w:pPr>
-          </w:p>
-        </w:tc>
-        <w:tc>
-          <w:tcPr>
-            <w:tcW w:w="993" w:type="dxa"/>
+            <w:tcW w:w="2268" w:type="dxa"/>
+          </w:tcPr>
+          <w:p>
+            <w:pPr>
+              <w:rPr>
+                <w:sz w:val="20"/>
+                <w:szCs w:val="20"/>
+              </w:rPr>
+            </w:pPr>
+            <w:r>
+              <w:rPr>
+                <w:sz w:val="20"/>
+                <w:szCs w:val="20"/>
+              </w:rPr>
+              <w:t>Not Found</w:t>
+            </w:r>
+          </w:p>
+          <w:p>
+            <w:pPr>
+              <w:rPr>
+                <w:sz w:val="20"/>
+                <w:szCs w:val="20"/>
+              </w:rPr>
+            </w:pPr>
+          </w:p>
+        </w:tc>
+        <w:tc>
+          <w:tcPr>
+            <w:tcW w:w="2410" w:type="dxa"/>
+          </w:tcPr>
+          <w:p/>
+        </w:tc>
+        <w:tc>
+          <w:tcPr>
+            <w:tcW w:w="2500" w:type="dxa"/>
+          </w:tcPr>
+          <w:p/>
+        </w:tc>
+      </w:tr>
+      <w:tr>
+        <w:tc>
+          <w:tcPr>
+            <w:tcW w:w="559" w:type="dxa"/>
+            <w:vMerge/>
+          </w:tcPr>
+          <w:p>
+            <w:pPr>
+              <w:jc w:val="center"/>
+            </w:pPr>
+          </w:p>
+        </w:tc>
+        <w:tc>
+          <w:tcPr>
+            <w:tcW w:w="473" w:type="dxa"/>
+            <w:vMerge/>
+          </w:tcPr>
+          <w:p/>
+        </w:tc>
+        <w:tc>
+          <w:tcPr>
+            <w:tcW w:w="811" w:type="dxa"/>
           </w:tcPr>
           <w:p>
             <w:r>
@@ -3108,19 +5010,41 @@
         </w:tc>
         <w:tc>
           <w:tcPr>
-            <w:tcW w:w="2409" w:type="dxa"/>
-          </w:tcPr>
-          <w:p/>
-        </w:tc>
-        <w:tc>
-          <w:tcPr>
-            <w:tcW w:w="2694" w:type="dxa"/>
-          </w:tcPr>
-          <w:p/>
-        </w:tc>
-        <w:tc>
-          <w:tcPr>
-            <w:tcW w:w="2353" w:type="dxa"/>
+            <w:tcW w:w="2268" w:type="dxa"/>
+          </w:tcPr>
+          <w:p>
+            <w:pPr>
+              <w:rPr>
+                <w:sz w:val="20"/>
+                <w:szCs w:val="20"/>
+              </w:rPr>
+            </w:pPr>
+            <w:r>
+              <w:rPr>
+                <w:sz w:val="20"/>
+                <w:szCs w:val="20"/>
+              </w:rPr>
+              <w:t>Not Found</w:t>
+            </w:r>
+          </w:p>
+          <w:p>
+            <w:pPr>
+              <w:rPr>
+                <w:sz w:val="20"/>
+                <w:szCs w:val="20"/>
+              </w:rPr>
+            </w:pPr>
+          </w:p>
+        </w:tc>
+        <w:tc>
+          <w:tcPr>
+            <w:tcW w:w="2410" w:type="dxa"/>
+          </w:tcPr>
+          <w:p/>
+        </w:tc>
+        <w:tc>
+          <w:tcPr>
+            <w:tcW w:w="2500" w:type="dxa"/>
           </w:tcPr>
           <w:p/>
         </w:tc>
@@ -3132,7 +5056,7 @@
         </w:trPr>
         <w:tc>
           <w:tcPr>
-            <w:tcW w:w="567" w:type="dxa"/>
+            <w:tcW w:w="559" w:type="dxa"/>
             <w:vMerge/>
           </w:tcPr>
           <w:p>
@@ -3145,7 +5069,14 @@
         </w:tc>
         <w:tc>
           <w:tcPr>
-            <w:tcW w:w="993" w:type="dxa"/>
+            <w:tcW w:w="473" w:type="dxa"/>
+            <w:vMerge/>
+          </w:tcPr>
+          <w:p/>
+        </w:tc>
+        <w:tc>
+          <w:tcPr>
+            <w:tcW w:w="811" w:type="dxa"/>
           </w:tcPr>
           <w:p>
             <w:r>
@@ -3155,38 +5086,67 @@
         </w:tc>
         <w:tc>
           <w:tcPr>
-            <w:tcW w:w="2409" w:type="dxa"/>
-          </w:tcPr>
-          <w:p/>
-        </w:tc>
-        <w:tc>
-          <w:tcPr>
-            <w:tcW w:w="2694" w:type="dxa"/>
-          </w:tcPr>
-          <w:p/>
-        </w:tc>
-        <w:tc>
-          <w:tcPr>
-            <w:tcW w:w="2353" w:type="dxa"/>
-          </w:tcPr>
-          <w:p/>
-        </w:tc>
-      </w:tr>
-      <w:tr>
-        <w:tc>
-          <w:tcPr>
-            <w:tcW w:w="567" w:type="dxa"/>
-            <w:vMerge/>
-          </w:tcPr>
-          <w:p>
-            <w:pPr>
-              <w:jc w:val="center"/>
-            </w:pPr>
-          </w:p>
-        </w:tc>
-        <w:tc>
-          <w:tcPr>
-            <w:tcW w:w="993" w:type="dxa"/>
+            <w:tcW w:w="2268" w:type="dxa"/>
+          </w:tcPr>
+          <w:p>
+            <w:pPr>
+              <w:rPr>
+                <w:sz w:val="20"/>
+                <w:szCs w:val="20"/>
+              </w:rPr>
+            </w:pPr>
+            <w:r>
+              <w:rPr>
+                <w:sz w:val="20"/>
+                <w:szCs w:val="20"/>
+              </w:rPr>
+              <w:t>Not Found</w:t>
+            </w:r>
+          </w:p>
+          <w:p>
+            <w:pPr>
+              <w:rPr>
+                <w:sz w:val="20"/>
+                <w:szCs w:val="20"/>
+              </w:rPr>
+            </w:pPr>
+          </w:p>
+        </w:tc>
+        <w:tc>
+          <w:tcPr>
+            <w:tcW w:w="2410" w:type="dxa"/>
+          </w:tcPr>
+          <w:p/>
+        </w:tc>
+        <w:tc>
+          <w:tcPr>
+            <w:tcW w:w="2500" w:type="dxa"/>
+          </w:tcPr>
+          <w:p/>
+        </w:tc>
+      </w:tr>
+      <w:tr>
+        <w:tc>
+          <w:tcPr>
+            <w:tcW w:w="559" w:type="dxa"/>
+            <w:vMerge/>
+          </w:tcPr>
+          <w:p>
+            <w:pPr>
+              <w:jc w:val="center"/>
+            </w:pPr>
+          </w:p>
+        </w:tc>
+        <w:tc>
+          <w:tcPr>
+            <w:tcW w:w="473" w:type="dxa"/>
+            <w:vMerge/>
+          </w:tcPr>
+          <w:p/>
+        </w:tc>
+        <w:tc>
+          <w:tcPr>
+            <w:tcW w:w="811" w:type="dxa"/>
           </w:tcPr>
           <w:p>
             <w:r>
@@ -3196,38 +5156,67 @@
         </w:tc>
         <w:tc>
           <w:tcPr>
-            <w:tcW w:w="2409" w:type="dxa"/>
-          </w:tcPr>
-          <w:p/>
-        </w:tc>
-        <w:tc>
-          <w:tcPr>
-            <w:tcW w:w="2694" w:type="dxa"/>
-          </w:tcPr>
-          <w:p/>
-        </w:tc>
-        <w:tc>
-          <w:tcPr>
-            <w:tcW w:w="2353" w:type="dxa"/>
-          </w:tcPr>
-          <w:p/>
-        </w:tc>
-      </w:tr>
-      <w:tr>
-        <w:tc>
-          <w:tcPr>
-            <w:tcW w:w="567" w:type="dxa"/>
-            <w:vMerge/>
-          </w:tcPr>
-          <w:p>
-            <w:pPr>
-              <w:jc w:val="center"/>
-            </w:pPr>
-          </w:p>
-        </w:tc>
-        <w:tc>
-          <w:tcPr>
-            <w:tcW w:w="993" w:type="dxa"/>
+            <w:tcW w:w="2268" w:type="dxa"/>
+          </w:tcPr>
+          <w:p>
+            <w:pPr>
+              <w:rPr>
+                <w:sz w:val="20"/>
+                <w:szCs w:val="20"/>
+              </w:rPr>
+            </w:pPr>
+            <w:r>
+              <w:rPr>
+                <w:sz w:val="20"/>
+                <w:szCs w:val="20"/>
+              </w:rPr>
+              <w:t>Not Found</w:t>
+            </w:r>
+          </w:p>
+          <w:p>
+            <w:pPr>
+              <w:rPr>
+                <w:sz w:val="20"/>
+                <w:szCs w:val="20"/>
+              </w:rPr>
+            </w:pPr>
+          </w:p>
+        </w:tc>
+        <w:tc>
+          <w:tcPr>
+            <w:tcW w:w="2410" w:type="dxa"/>
+          </w:tcPr>
+          <w:p/>
+        </w:tc>
+        <w:tc>
+          <w:tcPr>
+            <w:tcW w:w="2500" w:type="dxa"/>
+          </w:tcPr>
+          <w:p/>
+        </w:tc>
+      </w:tr>
+      <w:tr>
+        <w:tc>
+          <w:tcPr>
+            <w:tcW w:w="559" w:type="dxa"/>
+            <w:vMerge/>
+          </w:tcPr>
+          <w:p>
+            <w:pPr>
+              <w:jc w:val="center"/>
+            </w:pPr>
+          </w:p>
+        </w:tc>
+        <w:tc>
+          <w:tcPr>
+            <w:tcW w:w="473" w:type="dxa"/>
+            <w:vMerge/>
+          </w:tcPr>
+          <w:p/>
+        </w:tc>
+        <w:tc>
+          <w:tcPr>
+            <w:tcW w:w="811" w:type="dxa"/>
           </w:tcPr>
           <w:p>
             <w:r>
@@ -3237,38 +5226,67 @@
         </w:tc>
         <w:tc>
           <w:tcPr>
-            <w:tcW w:w="2409" w:type="dxa"/>
-          </w:tcPr>
-          <w:p/>
-        </w:tc>
-        <w:tc>
-          <w:tcPr>
-            <w:tcW w:w="2694" w:type="dxa"/>
-          </w:tcPr>
-          <w:p/>
-        </w:tc>
-        <w:tc>
-          <w:tcPr>
-            <w:tcW w:w="2353" w:type="dxa"/>
-          </w:tcPr>
-          <w:p/>
-        </w:tc>
-      </w:tr>
-      <w:tr>
-        <w:tc>
-          <w:tcPr>
-            <w:tcW w:w="567" w:type="dxa"/>
-            <w:vMerge/>
-          </w:tcPr>
-          <w:p>
-            <w:pPr>
-              <w:jc w:val="center"/>
-            </w:pPr>
-          </w:p>
-        </w:tc>
-        <w:tc>
-          <w:tcPr>
-            <w:tcW w:w="993" w:type="dxa"/>
+            <w:tcW w:w="2268" w:type="dxa"/>
+          </w:tcPr>
+          <w:p>
+            <w:pPr>
+              <w:rPr>
+                <w:sz w:val="20"/>
+                <w:szCs w:val="20"/>
+              </w:rPr>
+            </w:pPr>
+            <w:r>
+              <w:rPr>
+                <w:sz w:val="20"/>
+                <w:szCs w:val="20"/>
+              </w:rPr>
+              <w:t>Not Found</w:t>
+            </w:r>
+          </w:p>
+          <w:p>
+            <w:pPr>
+              <w:rPr>
+                <w:sz w:val="20"/>
+                <w:szCs w:val="20"/>
+              </w:rPr>
+            </w:pPr>
+          </w:p>
+        </w:tc>
+        <w:tc>
+          <w:tcPr>
+            <w:tcW w:w="2410" w:type="dxa"/>
+          </w:tcPr>
+          <w:p/>
+        </w:tc>
+        <w:tc>
+          <w:tcPr>
+            <w:tcW w:w="2500" w:type="dxa"/>
+          </w:tcPr>
+          <w:p/>
+        </w:tc>
+      </w:tr>
+      <w:tr>
+        <w:tc>
+          <w:tcPr>
+            <w:tcW w:w="559" w:type="dxa"/>
+            <w:vMerge/>
+          </w:tcPr>
+          <w:p>
+            <w:pPr>
+              <w:jc w:val="center"/>
+            </w:pPr>
+          </w:p>
+        </w:tc>
+        <w:tc>
+          <w:tcPr>
+            <w:tcW w:w="473" w:type="dxa"/>
+            <w:vMerge/>
+          </w:tcPr>
+          <w:p/>
+        </w:tc>
+        <w:tc>
+          <w:tcPr>
+            <w:tcW w:w="811" w:type="dxa"/>
           </w:tcPr>
           <w:p>
             <w:r>
@@ -3278,38 +5296,83 @@
         </w:tc>
         <w:tc>
           <w:tcPr>
-            <w:tcW w:w="2409" w:type="dxa"/>
-          </w:tcPr>
-          <w:p/>
-        </w:tc>
-        <w:tc>
-          <w:tcPr>
-            <w:tcW w:w="2694" w:type="dxa"/>
-          </w:tcPr>
-          <w:p/>
-        </w:tc>
-        <w:tc>
-          <w:tcPr>
-            <w:tcW w:w="2353" w:type="dxa"/>
-          </w:tcPr>
-          <w:p/>
-        </w:tc>
-      </w:tr>
-      <w:tr>
-        <w:tc>
-          <w:tcPr>
-            <w:tcW w:w="567" w:type="dxa"/>
-            <w:vMerge/>
-          </w:tcPr>
-          <w:p>
-            <w:pPr>
-              <w:jc w:val="center"/>
-            </w:pPr>
-          </w:p>
-        </w:tc>
-        <w:tc>
-          <w:tcPr>
-            <w:tcW w:w="993" w:type="dxa"/>
+            <w:tcW w:w="2268" w:type="dxa"/>
+          </w:tcPr>
+          <w:p>
+            <w:pPr>
+              <w:rPr>
+                <w:sz w:val="20"/>
+                <w:szCs w:val="20"/>
+              </w:rPr>
+            </w:pPr>
+            <w:r>
+              <w:rPr>
+                <w:sz w:val="20"/>
+                <w:szCs w:val="20"/>
+              </w:rPr>
+              <w:t>Found</w:t>
+            </w:r>
+          </w:p>
+          <w:p>
+            <w:pPr>
+              <w:rPr>
+                <w:sz w:val="20"/>
+                <w:szCs w:val="20"/>
+              </w:rPr>
+            </w:pPr>
+          </w:p>
+        </w:tc>
+        <w:tc>
+          <w:tcPr>
+            <w:tcW w:w="2410" w:type="dxa"/>
+          </w:tcPr>
+          <w:p/>
+        </w:tc>
+        <w:tc>
+          <w:tcPr>
+            <w:tcW w:w="2500" w:type="dxa"/>
+          </w:tcPr>
+          <w:p/>
+        </w:tc>
+      </w:tr>
+      <w:tr>
+        <w:tc>
+          <w:tcPr>
+            <w:tcW w:w="559" w:type="dxa"/>
+            <w:vMerge/>
+          </w:tcPr>
+          <w:p>
+            <w:pPr>
+              <w:jc w:val="center"/>
+            </w:pPr>
+          </w:p>
+        </w:tc>
+        <w:tc>
+          <w:tcPr>
+            <w:tcW w:w="473" w:type="dxa"/>
+            <w:vMerge w:val="restart"/>
+            <w:textDirection w:val="btLr"/>
+          </w:tcPr>
+          <w:p>
+            <w:pPr>
+              <w:ind w:left="113" w:right="113"/>
+              <w:jc w:val="center"/>
+              <w:rPr>
+                <w:i/>
+              </w:rPr>
+            </w:pPr>
+            <w:r>
+              <w:rPr>
+                <w:i/>
+                <w:sz w:val="20"/>
+              </w:rPr>
+              <w:t>Audio</w:t>
+            </w:r>
+          </w:p>
+        </w:tc>
+        <w:tc>
+          <w:tcPr>
+            <w:tcW w:w="811" w:type="dxa"/>
           </w:tcPr>
           <w:p>
             <w:r>
@@ -3319,38 +5382,67 @@
         </w:tc>
         <w:tc>
           <w:tcPr>
-            <w:tcW w:w="2409" w:type="dxa"/>
-          </w:tcPr>
-          <w:p/>
-        </w:tc>
-        <w:tc>
-          <w:tcPr>
-            <w:tcW w:w="2694" w:type="dxa"/>
-          </w:tcPr>
-          <w:p/>
-        </w:tc>
-        <w:tc>
-          <w:tcPr>
-            <w:tcW w:w="2353" w:type="dxa"/>
-          </w:tcPr>
-          <w:p/>
-        </w:tc>
-      </w:tr>
-      <w:tr>
-        <w:tc>
-          <w:tcPr>
-            <w:tcW w:w="567" w:type="dxa"/>
-            <w:vMerge/>
-          </w:tcPr>
-          <w:p>
-            <w:pPr>
-              <w:jc w:val="center"/>
-            </w:pPr>
-          </w:p>
-        </w:tc>
-        <w:tc>
-          <w:tcPr>
-            <w:tcW w:w="993" w:type="dxa"/>
+            <w:tcW w:w="2268" w:type="dxa"/>
+          </w:tcPr>
+          <w:p>
+            <w:pPr>
+              <w:rPr>
+                <w:sz w:val="20"/>
+                <w:szCs w:val="20"/>
+              </w:rPr>
+            </w:pPr>
+            <w:r>
+              <w:rPr>
+                <w:sz w:val="20"/>
+                <w:szCs w:val="20"/>
+              </w:rPr>
+              <w:t>Not Found</w:t>
+            </w:r>
+          </w:p>
+          <w:p>
+            <w:pPr>
+              <w:rPr>
+                <w:sz w:val="20"/>
+                <w:szCs w:val="20"/>
+              </w:rPr>
+            </w:pPr>
+          </w:p>
+        </w:tc>
+        <w:tc>
+          <w:tcPr>
+            <w:tcW w:w="2410" w:type="dxa"/>
+          </w:tcPr>
+          <w:p/>
+        </w:tc>
+        <w:tc>
+          <w:tcPr>
+            <w:tcW w:w="2500" w:type="dxa"/>
+          </w:tcPr>
+          <w:p/>
+        </w:tc>
+      </w:tr>
+      <w:tr>
+        <w:tc>
+          <w:tcPr>
+            <w:tcW w:w="559" w:type="dxa"/>
+            <w:vMerge/>
+          </w:tcPr>
+          <w:p>
+            <w:pPr>
+              <w:jc w:val="center"/>
+            </w:pPr>
+          </w:p>
+        </w:tc>
+        <w:tc>
+          <w:tcPr>
+            <w:tcW w:w="473" w:type="dxa"/>
+            <w:vMerge/>
+          </w:tcPr>
+          <w:p/>
+        </w:tc>
+        <w:tc>
+          <w:tcPr>
+            <w:tcW w:w="811" w:type="dxa"/>
           </w:tcPr>
           <w:p>
             <w:r>
@@ -3360,38 +5452,67 @@
         </w:tc>
         <w:tc>
           <w:tcPr>
-            <w:tcW w:w="2409" w:type="dxa"/>
-          </w:tcPr>
-          <w:p/>
-        </w:tc>
-        <w:tc>
-          <w:tcPr>
-            <w:tcW w:w="2694" w:type="dxa"/>
-          </w:tcPr>
-          <w:p/>
-        </w:tc>
-        <w:tc>
-          <w:tcPr>
-            <w:tcW w:w="2353" w:type="dxa"/>
-          </w:tcPr>
-          <w:p/>
-        </w:tc>
-      </w:tr>
-      <w:tr>
-        <w:tc>
-          <w:tcPr>
-            <w:tcW w:w="567" w:type="dxa"/>
-            <w:vMerge/>
-          </w:tcPr>
-          <w:p>
-            <w:pPr>
-              <w:jc w:val="center"/>
-            </w:pPr>
-          </w:p>
-        </w:tc>
-        <w:tc>
-          <w:tcPr>
-            <w:tcW w:w="993" w:type="dxa"/>
+            <w:tcW w:w="2268" w:type="dxa"/>
+          </w:tcPr>
+          <w:p>
+            <w:pPr>
+              <w:rPr>
+                <w:sz w:val="20"/>
+                <w:szCs w:val="20"/>
+              </w:rPr>
+            </w:pPr>
+            <w:r>
+              <w:rPr>
+                <w:sz w:val="20"/>
+                <w:szCs w:val="20"/>
+              </w:rPr>
+              <w:t>Not Found</w:t>
+            </w:r>
+          </w:p>
+          <w:p>
+            <w:pPr>
+              <w:rPr>
+                <w:sz w:val="20"/>
+                <w:szCs w:val="20"/>
+              </w:rPr>
+            </w:pPr>
+          </w:p>
+        </w:tc>
+        <w:tc>
+          <w:tcPr>
+            <w:tcW w:w="2410" w:type="dxa"/>
+          </w:tcPr>
+          <w:p/>
+        </w:tc>
+        <w:tc>
+          <w:tcPr>
+            <w:tcW w:w="2500" w:type="dxa"/>
+          </w:tcPr>
+          <w:p/>
+        </w:tc>
+      </w:tr>
+      <w:tr>
+        <w:tc>
+          <w:tcPr>
+            <w:tcW w:w="559" w:type="dxa"/>
+            <w:vMerge/>
+          </w:tcPr>
+          <w:p>
+            <w:pPr>
+              <w:jc w:val="center"/>
+            </w:pPr>
+          </w:p>
+        </w:tc>
+        <w:tc>
+          <w:tcPr>
+            <w:tcW w:w="473" w:type="dxa"/>
+            <w:vMerge/>
+          </w:tcPr>
+          <w:p/>
+        </w:tc>
+        <w:tc>
+          <w:tcPr>
+            <w:tcW w:w="811" w:type="dxa"/>
           </w:tcPr>
           <w:p>
             <w:r>
@@ -3401,38 +5522,67 @@
         </w:tc>
         <w:tc>
           <w:tcPr>
-            <w:tcW w:w="2409" w:type="dxa"/>
-          </w:tcPr>
-          <w:p/>
-        </w:tc>
-        <w:tc>
-          <w:tcPr>
-            <w:tcW w:w="2694" w:type="dxa"/>
-          </w:tcPr>
-          <w:p/>
-        </w:tc>
-        <w:tc>
-          <w:tcPr>
-            <w:tcW w:w="2353" w:type="dxa"/>
-          </w:tcPr>
-          <w:p/>
-        </w:tc>
-      </w:tr>
-      <w:tr>
-        <w:tc>
-          <w:tcPr>
-            <w:tcW w:w="567" w:type="dxa"/>
-            <w:vMerge/>
-          </w:tcPr>
-          <w:p>
-            <w:pPr>
-              <w:jc w:val="center"/>
-            </w:pPr>
-          </w:p>
-        </w:tc>
-        <w:tc>
-          <w:tcPr>
-            <w:tcW w:w="993" w:type="dxa"/>
+            <w:tcW w:w="2268" w:type="dxa"/>
+          </w:tcPr>
+          <w:p>
+            <w:pPr>
+              <w:rPr>
+                <w:sz w:val="20"/>
+                <w:szCs w:val="20"/>
+              </w:rPr>
+            </w:pPr>
+            <w:r>
+              <w:rPr>
+                <w:sz w:val="20"/>
+                <w:szCs w:val="20"/>
+              </w:rPr>
+              <w:t>Not Found</w:t>
+            </w:r>
+          </w:p>
+          <w:p>
+            <w:pPr>
+              <w:rPr>
+                <w:sz w:val="20"/>
+                <w:szCs w:val="20"/>
+              </w:rPr>
+            </w:pPr>
+          </w:p>
+        </w:tc>
+        <w:tc>
+          <w:tcPr>
+            <w:tcW w:w="2410" w:type="dxa"/>
+          </w:tcPr>
+          <w:p/>
+        </w:tc>
+        <w:tc>
+          <w:tcPr>
+            <w:tcW w:w="2500" w:type="dxa"/>
+          </w:tcPr>
+          <w:p/>
+        </w:tc>
+      </w:tr>
+      <w:tr>
+        <w:tc>
+          <w:tcPr>
+            <w:tcW w:w="559" w:type="dxa"/>
+            <w:vMerge/>
+          </w:tcPr>
+          <w:p>
+            <w:pPr>
+              <w:jc w:val="center"/>
+            </w:pPr>
+          </w:p>
+        </w:tc>
+        <w:tc>
+          <w:tcPr>
+            <w:tcW w:w="473" w:type="dxa"/>
+            <w:vMerge/>
+          </w:tcPr>
+          <w:p/>
+        </w:tc>
+        <w:tc>
+          <w:tcPr>
+            <w:tcW w:w="811" w:type="dxa"/>
           </w:tcPr>
           <w:p>
             <w:r>
@@ -3442,38 +5592,85 @@
         </w:tc>
         <w:tc>
           <w:tcPr>
-            <w:tcW w:w="2409" w:type="dxa"/>
-          </w:tcPr>
-          <w:p/>
-        </w:tc>
-        <w:tc>
-          <w:tcPr>
-            <w:tcW w:w="2694" w:type="dxa"/>
-          </w:tcPr>
-          <w:p/>
-        </w:tc>
-        <w:tc>
-          <w:tcPr>
-            <w:tcW w:w="2353" w:type="dxa"/>
-          </w:tcPr>
-          <w:p/>
-        </w:tc>
-      </w:tr>
-      <w:tr>
-        <w:tc>
-          <w:tcPr>
-            <w:tcW w:w="567" w:type="dxa"/>
-            <w:vMerge/>
-          </w:tcPr>
-          <w:p>
-            <w:pPr>
-              <w:jc w:val="center"/>
-            </w:pPr>
-          </w:p>
-        </w:tc>
-        <w:tc>
-          <w:tcPr>
-            <w:tcW w:w="993" w:type="dxa"/>
+            <w:tcW w:w="2268" w:type="dxa"/>
+          </w:tcPr>
+          <w:p>
+            <w:pPr>
+              <w:rPr>
+                <w:sz w:val="20"/>
+                <w:szCs w:val="20"/>
+              </w:rPr>
+            </w:pPr>
+            <w:r>
+              <w:rPr>
+                <w:sz w:val="20"/>
+                <w:szCs w:val="20"/>
+              </w:rPr>
+              <w:t>Not Found</w:t>
+            </w:r>
+            <w:bookmarkStart w:id="5" w:name="_GoBack"/>
+            <w:bookmarkEnd w:id="5"/>
+          </w:p>
+          <w:p>
+            <w:pPr>
+              <w:rPr>
+                <w:sz w:val="20"/>
+                <w:szCs w:val="20"/>
+              </w:rPr>
+            </w:pPr>
+          </w:p>
+        </w:tc>
+        <w:tc>
+          <w:tcPr>
+            <w:tcW w:w="2410" w:type="dxa"/>
+          </w:tcPr>
+          <w:p/>
+        </w:tc>
+        <w:tc>
+          <w:tcPr>
+            <w:tcW w:w="2500" w:type="dxa"/>
+          </w:tcPr>
+          <w:p/>
+        </w:tc>
+      </w:tr>
+      <w:tr>
+        <w:tc>
+          <w:tcPr>
+            <w:tcW w:w="559" w:type="dxa"/>
+            <w:vMerge/>
+          </w:tcPr>
+          <w:p>
+            <w:pPr>
+              <w:jc w:val="center"/>
+            </w:pPr>
+          </w:p>
+        </w:tc>
+        <w:tc>
+          <w:tcPr>
+            <w:tcW w:w="473" w:type="dxa"/>
+            <w:vMerge w:val="restart"/>
+            <w:textDirection w:val="btLr"/>
+          </w:tcPr>
+          <w:p>
+            <w:pPr>
+              <w:ind w:left="113" w:right="113"/>
+              <w:jc w:val="center"/>
+              <w:rPr>
+                <w:i/>
+              </w:rPr>
+            </w:pPr>
+            <w:r>
+              <w:rPr>
+                <w:i/>
+                <w:sz w:val="20"/>
+              </w:rPr>
+              <w:t>Video</w:t>
+            </w:r>
+          </w:p>
+        </w:tc>
+        <w:tc>
+          <w:tcPr>
+            <w:tcW w:w="811" w:type="dxa"/>
           </w:tcPr>
           <w:p>
             <w:r>
@@ -3483,38 +5680,67 @@
         </w:tc>
         <w:tc>
           <w:tcPr>
-            <w:tcW w:w="2409" w:type="dxa"/>
-          </w:tcPr>
-          <w:p/>
-        </w:tc>
-        <w:tc>
-          <w:tcPr>
-            <w:tcW w:w="2694" w:type="dxa"/>
-          </w:tcPr>
-          <w:p/>
-        </w:tc>
-        <w:tc>
-          <w:tcPr>
-            <w:tcW w:w="2353" w:type="dxa"/>
-          </w:tcPr>
-          <w:p/>
-        </w:tc>
-      </w:tr>
-      <w:tr>
-        <w:tc>
-          <w:tcPr>
-            <w:tcW w:w="567" w:type="dxa"/>
-            <w:vMerge/>
-          </w:tcPr>
-          <w:p>
-            <w:pPr>
-              <w:jc w:val="center"/>
-            </w:pPr>
-          </w:p>
-        </w:tc>
-        <w:tc>
-          <w:tcPr>
-            <w:tcW w:w="993" w:type="dxa"/>
+            <w:tcW w:w="2268" w:type="dxa"/>
+          </w:tcPr>
+          <w:p>
+            <w:pPr>
+              <w:rPr>
+                <w:sz w:val="20"/>
+                <w:szCs w:val="20"/>
+              </w:rPr>
+            </w:pPr>
+            <w:r>
+              <w:rPr>
+                <w:sz w:val="20"/>
+                <w:szCs w:val="20"/>
+              </w:rPr>
+              <w:t>Not Found</w:t>
+            </w:r>
+          </w:p>
+          <w:p>
+            <w:pPr>
+              <w:rPr>
+                <w:sz w:val="20"/>
+                <w:szCs w:val="20"/>
+              </w:rPr>
+            </w:pPr>
+          </w:p>
+        </w:tc>
+        <w:tc>
+          <w:tcPr>
+            <w:tcW w:w="2410" w:type="dxa"/>
+          </w:tcPr>
+          <w:p/>
+        </w:tc>
+        <w:tc>
+          <w:tcPr>
+            <w:tcW w:w="2500" w:type="dxa"/>
+          </w:tcPr>
+          <w:p/>
+        </w:tc>
+      </w:tr>
+      <w:tr>
+        <w:tc>
+          <w:tcPr>
+            <w:tcW w:w="559" w:type="dxa"/>
+            <w:vMerge/>
+          </w:tcPr>
+          <w:p>
+            <w:pPr>
+              <w:jc w:val="center"/>
+            </w:pPr>
+          </w:p>
+        </w:tc>
+        <w:tc>
+          <w:tcPr>
+            <w:tcW w:w="473" w:type="dxa"/>
+            <w:vMerge/>
+          </w:tcPr>
+          <w:p/>
+        </w:tc>
+        <w:tc>
+          <w:tcPr>
+            <w:tcW w:w="811" w:type="dxa"/>
           </w:tcPr>
           <w:p>
             <w:r>
@@ -3524,38 +5750,67 @@
         </w:tc>
         <w:tc>
           <w:tcPr>
-            <w:tcW w:w="2409" w:type="dxa"/>
-          </w:tcPr>
-          <w:p/>
-        </w:tc>
-        <w:tc>
-          <w:tcPr>
-            <w:tcW w:w="2694" w:type="dxa"/>
-          </w:tcPr>
-          <w:p/>
-        </w:tc>
-        <w:tc>
-          <w:tcPr>
-            <w:tcW w:w="2353" w:type="dxa"/>
-          </w:tcPr>
-          <w:p/>
-        </w:tc>
-      </w:tr>
-      <w:tr>
-        <w:tc>
-          <w:tcPr>
-            <w:tcW w:w="567" w:type="dxa"/>
-            <w:vMerge/>
-          </w:tcPr>
-          <w:p>
-            <w:pPr>
-              <w:jc w:val="center"/>
-            </w:pPr>
-          </w:p>
-        </w:tc>
-        <w:tc>
-          <w:tcPr>
-            <w:tcW w:w="993" w:type="dxa"/>
+            <w:tcW w:w="2268" w:type="dxa"/>
+          </w:tcPr>
+          <w:p>
+            <w:pPr>
+              <w:rPr>
+                <w:sz w:val="20"/>
+                <w:szCs w:val="20"/>
+              </w:rPr>
+            </w:pPr>
+            <w:r>
+              <w:rPr>
+                <w:sz w:val="20"/>
+                <w:szCs w:val="20"/>
+              </w:rPr>
+              <w:t>Not Found</w:t>
+            </w:r>
+          </w:p>
+          <w:p>
+            <w:pPr>
+              <w:rPr>
+                <w:sz w:val="20"/>
+                <w:szCs w:val="20"/>
+              </w:rPr>
+            </w:pPr>
+          </w:p>
+        </w:tc>
+        <w:tc>
+          <w:tcPr>
+            <w:tcW w:w="2410" w:type="dxa"/>
+          </w:tcPr>
+          <w:p/>
+        </w:tc>
+        <w:tc>
+          <w:tcPr>
+            <w:tcW w:w="2500" w:type="dxa"/>
+          </w:tcPr>
+          <w:p/>
+        </w:tc>
+      </w:tr>
+      <w:tr>
+        <w:tc>
+          <w:tcPr>
+            <w:tcW w:w="559" w:type="dxa"/>
+            <w:vMerge/>
+          </w:tcPr>
+          <w:p>
+            <w:pPr>
+              <w:jc w:val="center"/>
+            </w:pPr>
+          </w:p>
+        </w:tc>
+        <w:tc>
+          <w:tcPr>
+            <w:tcW w:w="473" w:type="dxa"/>
+            <w:vMerge/>
+          </w:tcPr>
+          <w:p/>
+        </w:tc>
+        <w:tc>
+          <w:tcPr>
+            <w:tcW w:w="811" w:type="dxa"/>
           </w:tcPr>
           <w:p>
             <w:r>
@@ -3565,38 +5820,74 @@
         </w:tc>
         <w:tc>
           <w:tcPr>
-            <w:tcW w:w="2409" w:type="dxa"/>
-          </w:tcPr>
-          <w:p/>
-        </w:tc>
-        <w:tc>
-          <w:tcPr>
-            <w:tcW w:w="2694" w:type="dxa"/>
-          </w:tcPr>
-          <w:p/>
-        </w:tc>
-        <w:tc>
-          <w:tcPr>
-            <w:tcW w:w="2353" w:type="dxa"/>
-          </w:tcPr>
-          <w:p/>
-        </w:tc>
-      </w:tr>
-      <w:tr>
-        <w:tc>
-          <w:tcPr>
-            <w:tcW w:w="567" w:type="dxa"/>
-            <w:vMerge/>
-          </w:tcPr>
-          <w:p>
-            <w:pPr>
-              <w:jc w:val="center"/>
-            </w:pPr>
-          </w:p>
-        </w:tc>
-        <w:tc>
-          <w:tcPr>
-            <w:tcW w:w="993" w:type="dxa"/>
+            <w:tcW w:w="2268" w:type="dxa"/>
+          </w:tcPr>
+          <w:p>
+            <w:pPr>
+              <w:rPr>
+                <w:sz w:val="20"/>
+                <w:szCs w:val="20"/>
+              </w:rPr>
+            </w:pPr>
+            <w:r>
+              <w:rPr>
+                <w:sz w:val="20"/>
+                <w:szCs w:val="20"/>
+              </w:rPr>
+              <w:t xml:space="preserve">Not </w:t>
+            </w:r>
+            <w:r>
+              <w:rPr>
+                <w:sz w:val="20"/>
+                <w:szCs w:val="20"/>
+              </w:rPr>
+              <w:t>Found</w:t>
+            </w:r>
+          </w:p>
+          <w:p>
+            <w:pPr>
+              <w:rPr>
+                <w:sz w:val="20"/>
+                <w:szCs w:val="20"/>
+              </w:rPr>
+            </w:pPr>
+          </w:p>
+        </w:tc>
+        <w:tc>
+          <w:tcPr>
+            <w:tcW w:w="2410" w:type="dxa"/>
+          </w:tcPr>
+          <w:p/>
+        </w:tc>
+        <w:tc>
+          <w:tcPr>
+            <w:tcW w:w="2500" w:type="dxa"/>
+          </w:tcPr>
+          <w:p/>
+        </w:tc>
+      </w:tr>
+      <w:tr>
+        <w:tc>
+          <w:tcPr>
+            <w:tcW w:w="559" w:type="dxa"/>
+            <w:vMerge/>
+          </w:tcPr>
+          <w:p>
+            <w:pPr>
+              <w:jc w:val="center"/>
+            </w:pPr>
+          </w:p>
+        </w:tc>
+        <w:tc>
+          <w:tcPr>
+            <w:tcW w:w="473" w:type="dxa"/>
+            <w:vMerge/>
+          </w:tcPr>
+          <w:p/>
+        </w:tc>
+        <w:tc>
+          <w:tcPr>
+            <w:tcW w:w="811" w:type="dxa"/>
           </w:tcPr>
           <w:p>
             <w:r>
@@ -3606,38 +5897,67 @@
         </w:tc>
         <w:tc>
           <w:tcPr>
-            <w:tcW w:w="2409" w:type="dxa"/>
-          </w:tcPr>
-          <w:p/>
-        </w:tc>
-        <w:tc>
-          <w:tcPr>
-            <w:tcW w:w="2694" w:type="dxa"/>
-          </w:tcPr>
-          <w:p/>
-        </w:tc>
-        <w:tc>
-          <w:tcPr>
-            <w:tcW w:w="2353" w:type="dxa"/>
-          </w:tcPr>
-          <w:p/>
-        </w:tc>
-      </w:tr>
-      <w:tr>
-        <w:tc>
-          <w:tcPr>
-            <w:tcW w:w="567" w:type="dxa"/>
-            <w:vMerge/>
-          </w:tcPr>
-          <w:p>
-            <w:pPr>
-              <w:jc w:val="center"/>
-            </w:pPr>
-          </w:p>
-        </w:tc>
-        <w:tc>
-          <w:tcPr>
-            <w:tcW w:w="993" w:type="dxa"/>
+            <w:tcW w:w="2268" w:type="dxa"/>
+          </w:tcPr>
+          <w:p>
+            <w:pPr>
+              <w:rPr>
+                <w:sz w:val="20"/>
+                <w:szCs w:val="20"/>
+              </w:rPr>
+            </w:pPr>
+            <w:r>
+              <w:rPr>
+                <w:sz w:val="20"/>
+                <w:szCs w:val="20"/>
+              </w:rPr>
+              <w:t>Found</w:t>
+            </w:r>
+          </w:p>
+          <w:p>
+            <w:pPr>
+              <w:rPr>
+                <w:sz w:val="20"/>
+                <w:szCs w:val="20"/>
+              </w:rPr>
+            </w:pPr>
+          </w:p>
+        </w:tc>
+        <w:tc>
+          <w:tcPr>
+            <w:tcW w:w="2410" w:type="dxa"/>
+          </w:tcPr>
+          <w:p/>
+        </w:tc>
+        <w:tc>
+          <w:tcPr>
+            <w:tcW w:w="2500" w:type="dxa"/>
+          </w:tcPr>
+          <w:p/>
+        </w:tc>
+      </w:tr>
+      <w:tr>
+        <w:tc>
+          <w:tcPr>
+            <w:tcW w:w="559" w:type="dxa"/>
+            <w:vMerge/>
+          </w:tcPr>
+          <w:p>
+            <w:pPr>
+              <w:jc w:val="center"/>
+            </w:pPr>
+          </w:p>
+        </w:tc>
+        <w:tc>
+          <w:tcPr>
+            <w:tcW w:w="473" w:type="dxa"/>
+            <w:vMerge/>
+          </w:tcPr>
+          <w:p/>
+        </w:tc>
+        <w:tc>
+          <w:tcPr>
+            <w:tcW w:w="811" w:type="dxa"/>
           </w:tcPr>
           <w:p>
             <w:r>
@@ -3647,27 +5967,49 @@
         </w:tc>
         <w:tc>
           <w:tcPr>
-            <w:tcW w:w="2409" w:type="dxa"/>
-          </w:tcPr>
-          <w:p/>
-        </w:tc>
-        <w:tc>
-          <w:tcPr>
-            <w:tcW w:w="2694" w:type="dxa"/>
-          </w:tcPr>
-          <w:p/>
-        </w:tc>
-        <w:tc>
-          <w:tcPr>
-            <w:tcW w:w="2353" w:type="dxa"/>
-          </w:tcPr>
-          <w:p/>
-        </w:tc>
-      </w:tr>
-      <w:tr>
-        <w:tc>
-          <w:tcPr>
-            <w:tcW w:w="567" w:type="dxa"/>
+            <w:tcW w:w="2268" w:type="dxa"/>
+          </w:tcPr>
+          <w:p>
+            <w:pPr>
+              <w:rPr>
+                <w:sz w:val="20"/>
+                <w:szCs w:val="20"/>
+              </w:rPr>
+            </w:pPr>
+            <w:r>
+              <w:rPr>
+                <w:sz w:val="20"/>
+                <w:szCs w:val="20"/>
+              </w:rPr>
+              <w:t>Found</w:t>
+            </w:r>
+          </w:p>
+          <w:p>
+            <w:pPr>
+              <w:rPr>
+                <w:sz w:val="20"/>
+                <w:szCs w:val="20"/>
+              </w:rPr>
+            </w:pPr>
+          </w:p>
+        </w:tc>
+        <w:tc>
+          <w:tcPr>
+            <w:tcW w:w="2410" w:type="dxa"/>
+          </w:tcPr>
+          <w:p/>
+        </w:tc>
+        <w:tc>
+          <w:tcPr>
+            <w:tcW w:w="2500" w:type="dxa"/>
+          </w:tcPr>
+          <w:p/>
+        </w:tc>
+      </w:tr>
+      <w:tr>
+        <w:tc>
+          <w:tcPr>
+            <w:tcW w:w="559" w:type="dxa"/>
             <w:vMerge/>
             <w:tcBorders>
               <w:bottom w:val="single" w:sz="4" w:space="0" w:color="auto"/>
@@ -3681,7 +6023,14 @@
         </w:tc>
         <w:tc>
           <w:tcPr>
-            <w:tcW w:w="993" w:type="dxa"/>
+            <w:tcW w:w="473" w:type="dxa"/>
+            <w:vMerge/>
+          </w:tcPr>
+          <w:p/>
+        </w:tc>
+        <w:tc>
+          <w:tcPr>
+            <w:tcW w:w="811" w:type="dxa"/>
           </w:tcPr>
           <w:p>
             <w:r>
@@ -3691,19 +6040,41 @@
         </w:tc>
         <w:tc>
           <w:tcPr>
-            <w:tcW w:w="2409" w:type="dxa"/>
-          </w:tcPr>
-          <w:p/>
-        </w:tc>
-        <w:tc>
-          <w:tcPr>
-            <w:tcW w:w="2694" w:type="dxa"/>
-          </w:tcPr>
-          <w:p/>
-        </w:tc>
-        <w:tc>
-          <w:tcPr>
-            <w:tcW w:w="2353" w:type="dxa"/>
+            <w:tcW w:w="2268" w:type="dxa"/>
+          </w:tcPr>
+          <w:p>
+            <w:pPr>
+              <w:rPr>
+                <w:sz w:val="20"/>
+                <w:szCs w:val="20"/>
+              </w:rPr>
+            </w:pPr>
+            <w:r>
+              <w:rPr>
+                <w:sz w:val="20"/>
+                <w:szCs w:val="20"/>
+              </w:rPr>
+              <w:t>Found</w:t>
+            </w:r>
+          </w:p>
+          <w:p>
+            <w:pPr>
+              <w:rPr>
+                <w:sz w:val="20"/>
+                <w:szCs w:val="20"/>
+              </w:rPr>
+            </w:pPr>
+          </w:p>
+        </w:tc>
+        <w:tc>
+          <w:tcPr>
+            <w:tcW w:w="2410" w:type="dxa"/>
+          </w:tcPr>
+          <w:p/>
+        </w:tc>
+        <w:tc>
+          <w:tcPr>
+            <w:tcW w:w="2500" w:type="dxa"/>
           </w:tcPr>
           <w:p/>
         </w:tc>
@@ -3733,7 +6104,6 @@
           <w:i/>
           <w:sz w:val="28"/>
         </w:rPr>
-        <w:lastRenderedPageBreak/>
         <w:t>Level 2 – Non-Sequential Fragmentation</w:t>
       </w:r>
       <w:bookmarkEnd w:id="6"/>
@@ -5008,7 +7378,6 @@
           <w:i/>
           <w:sz w:val="28"/>
         </w:rPr>
-        <w:lastRenderedPageBreak/>
         <w:t>Level 3 – Missing Fragments</w:t>
       </w:r>
       <w:bookmarkEnd w:id="7"/>
@@ -6283,7 +8652,6 @@
           <w:i/>
           <w:sz w:val="28"/>
         </w:rPr>
-        <w:lastRenderedPageBreak/>
         <w:t>Level 4 – Nested Files</w:t>
       </w:r>
       <w:bookmarkEnd w:id="8"/>
@@ -7558,7 +9926,6 @@
           <w:i/>
           <w:sz w:val="28"/>
         </w:rPr>
-        <w:lastRenderedPageBreak/>
         <w:t>Level 5 – Braided Files</w:t>
       </w:r>
       <w:bookmarkEnd w:id="9"/>
@@ -8841,7 +11208,6 @@
           <w:sz w:val="32"/>
           <w:szCs w:val="32"/>
         </w:rPr>
-        <w:lastRenderedPageBreak/>
         <w:t>Discussion</w:t>
       </w:r>
       <w:r>
@@ -11969,7 +14335,7 @@
 </file>
 
 <file path=customXml/itemProps1.xml><?xml version="1.0" encoding="utf-8"?>
-<ds:datastoreItem xmlns:ds="http://schemas.openxmlformats.org/officeDocument/2006/customXml" ds:itemID="{7AD44568-6FAB-41AF-84E5-DB90BFD25631}">
+<ds:datastoreItem xmlns:ds="http://schemas.openxmlformats.org/officeDocument/2006/customXml" ds:itemID="{8709853B-08E9-4327-BB03-0FA32A10A650}">
   <ds:schemaRefs>
     <ds:schemaRef ds:uri="http://schemas.openxmlformats.org/officeDocument/2006/bibliography"/>
   </ds:schemaRefs>

--- a/Coursework/COMP3012 CW1.docx
+++ b/Coursework/COMP3012 CW1.docx
@@ -1626,6 +1626,52 @@
               <w:t>Found (8)</w:t>
             </w:r>
           </w:p>
+          <w:p>
+            <w:pPr>
+              <w:rPr>
+                <w:sz w:val="20"/>
+                <w:szCs w:val="20"/>
+              </w:rPr>
+            </w:pPr>
+          </w:p>
+          <w:p>
+            <w:pPr>
+              <w:rPr>
+                <w:sz w:val="20"/>
+                <w:szCs w:val="20"/>
+              </w:rPr>
+            </w:pPr>
+            <w:r>
+              <w:rPr>
+                <w:sz w:val="20"/>
+                <w:szCs w:val="20"/>
+              </w:rPr>
+              <w:t>Partially Carved</w:t>
+            </w:r>
+          </w:p>
+          <w:p>
+            <w:pPr>
+              <w:rPr>
+                <w:sz w:val="20"/>
+                <w:szCs w:val="20"/>
+              </w:rPr>
+            </w:pPr>
+          </w:p>
+          <w:p>
+            <w:pPr>
+              <w:rPr>
+                <w:sz w:val="20"/>
+                <w:szCs w:val="20"/>
+              </w:rPr>
+            </w:pPr>
+            <w:r>
+              <w:rPr>
+                <w:sz w:val="20"/>
+                <w:szCs w:val="20"/>
+              </w:rPr>
+              <w:t>Lots of files were unable to open due to corruption, others were carved but duplicated</w:t>
+            </w:r>
+          </w:p>
         </w:tc>
       </w:tr>
       <w:tr>
@@ -1785,6 +1831,52 @@
               </w:rPr>
             </w:pPr>
           </w:p>
+          <w:p>
+            <w:pPr>
+              <w:rPr>
+                <w:sz w:val="20"/>
+                <w:szCs w:val="20"/>
+              </w:rPr>
+            </w:pPr>
+            <w:r>
+              <w:rPr>
+                <w:sz w:val="20"/>
+                <w:szCs w:val="20"/>
+              </w:rPr>
+              <w:t>Not Carved</w:t>
+            </w:r>
+          </w:p>
+          <w:p>
+            <w:pPr>
+              <w:rPr>
+                <w:sz w:val="20"/>
+                <w:szCs w:val="20"/>
+              </w:rPr>
+            </w:pPr>
+          </w:p>
+          <w:p>
+            <w:pPr>
+              <w:rPr>
+                <w:sz w:val="20"/>
+                <w:szCs w:val="20"/>
+              </w:rPr>
+            </w:pPr>
+            <w:r>
+              <w:rPr>
+                <w:sz w:val="20"/>
+                <w:szCs w:val="20"/>
+              </w:rPr>
+              <w:t xml:space="preserve">None of them could be opened </w:t>
+            </w:r>
+          </w:p>
+          <w:p>
+            <w:pPr>
+              <w:rPr>
+                <w:sz w:val="20"/>
+                <w:szCs w:val="20"/>
+              </w:rPr>
+            </w:pPr>
+          </w:p>
         </w:tc>
       </w:tr>
       <w:tr>
@@ -2102,6 +2194,52 @@
               </w:rPr>
             </w:pPr>
           </w:p>
+          <w:p>
+            <w:pPr>
+              <w:rPr>
+                <w:sz w:val="20"/>
+                <w:szCs w:val="20"/>
+              </w:rPr>
+            </w:pPr>
+            <w:r>
+              <w:rPr>
+                <w:sz w:val="20"/>
+                <w:szCs w:val="20"/>
+              </w:rPr>
+              <w:t>Partially Carved</w:t>
+            </w:r>
+          </w:p>
+          <w:p>
+            <w:pPr>
+              <w:rPr>
+                <w:sz w:val="20"/>
+                <w:szCs w:val="20"/>
+              </w:rPr>
+            </w:pPr>
+          </w:p>
+          <w:p>
+            <w:pPr>
+              <w:rPr>
+                <w:sz w:val="20"/>
+                <w:szCs w:val="20"/>
+              </w:rPr>
+            </w:pPr>
+            <w:r>
+              <w:rPr>
+                <w:sz w:val="20"/>
+                <w:szCs w:val="20"/>
+              </w:rPr>
+              <w:t>Significant fragmentation over the whole image</w:t>
+            </w:r>
+          </w:p>
+          <w:p>
+            <w:pPr>
+              <w:rPr>
+                <w:sz w:val="20"/>
+                <w:szCs w:val="20"/>
+              </w:rPr>
+            </w:pPr>
+          </w:p>
         </w:tc>
       </w:tr>
       <w:tr>
@@ -2261,6 +2399,52 @@
               </w:rPr>
             </w:pPr>
           </w:p>
+          <w:p>
+            <w:pPr>
+              <w:rPr>
+                <w:sz w:val="20"/>
+                <w:szCs w:val="20"/>
+              </w:rPr>
+            </w:pPr>
+            <w:r>
+              <w:rPr>
+                <w:sz w:val="20"/>
+                <w:szCs w:val="20"/>
+              </w:rPr>
+              <w:t>Partially Carved</w:t>
+            </w:r>
+          </w:p>
+          <w:p>
+            <w:pPr>
+              <w:rPr>
+                <w:sz w:val="20"/>
+                <w:szCs w:val="20"/>
+              </w:rPr>
+            </w:pPr>
+          </w:p>
+          <w:p>
+            <w:pPr>
+              <w:rPr>
+                <w:sz w:val="20"/>
+                <w:szCs w:val="20"/>
+              </w:rPr>
+            </w:pPr>
+            <w:r>
+              <w:rPr>
+                <w:sz w:val="20"/>
+                <w:szCs w:val="20"/>
+              </w:rPr>
+              <w:t>One was fully carved, the other two could not be opened</w:t>
+            </w:r>
+          </w:p>
+          <w:p>
+            <w:pPr>
+              <w:rPr>
+                <w:sz w:val="20"/>
+                <w:szCs w:val="20"/>
+              </w:rPr>
+            </w:pPr>
+          </w:p>
         </w:tc>
       </w:tr>
       <w:tr>
@@ -2396,6 +2580,60 @@
               </w:rPr>
               <w:t>355)</w:t>
             </w:r>
+          </w:p>
+          <w:p>
+            <w:pPr>
+              <w:rPr>
+                <w:sz w:val="20"/>
+                <w:szCs w:val="20"/>
+              </w:rPr>
+            </w:pPr>
+          </w:p>
+          <w:p>
+            <w:pPr>
+              <w:rPr>
+                <w:sz w:val="20"/>
+                <w:szCs w:val="20"/>
+              </w:rPr>
+            </w:pPr>
+            <w:r>
+              <w:rPr>
+                <w:sz w:val="20"/>
+                <w:szCs w:val="20"/>
+              </w:rPr>
+              <w:t>Not Carved</w:t>
+            </w:r>
+          </w:p>
+          <w:p>
+            <w:pPr>
+              <w:rPr>
+                <w:sz w:val="20"/>
+                <w:szCs w:val="20"/>
+              </w:rPr>
+            </w:pPr>
+          </w:p>
+          <w:p>
+            <w:pPr>
+              <w:rPr>
+                <w:sz w:val="20"/>
+                <w:szCs w:val="20"/>
+              </w:rPr>
+            </w:pPr>
+            <w:r>
+              <w:rPr>
+                <w:sz w:val="20"/>
+                <w:szCs w:val="20"/>
+              </w:rPr>
+              <w:t>None of the files could be opened</w:t>
+            </w:r>
+          </w:p>
+          <w:p>
+            <w:pPr>
+              <w:rPr>
+                <w:sz w:val="20"/>
+                <w:szCs w:val="20"/>
+              </w:rPr>
+            </w:pPr>
           </w:p>
         </w:tc>
       </w:tr>
@@ -2573,6 +2811,7 @@
                 <w:sz w:val="20"/>
                 <w:szCs w:val="20"/>
               </w:rPr>
+              <w:lastRenderedPageBreak/>
               <w:t>Found (2)</w:t>
             </w:r>
           </w:p>
@@ -2949,7 +3188,6 @@
                 <w:sz w:val="20"/>
                 <w:szCs w:val="20"/>
               </w:rPr>
-              <w:lastRenderedPageBreak/>
               <w:t>Found (1)</w:t>
             </w:r>
           </w:p>
@@ -3168,6 +3406,29 @@
                 <w:szCs w:val="20"/>
               </w:rPr>
               <w:t>Found (2)</w:t>
+            </w:r>
+          </w:p>
+          <w:p>
+            <w:pPr>
+              <w:rPr>
+                <w:sz w:val="20"/>
+                <w:szCs w:val="20"/>
+              </w:rPr>
+            </w:pPr>
+          </w:p>
+          <w:p>
+            <w:pPr>
+              <w:rPr>
+                <w:sz w:val="20"/>
+                <w:szCs w:val="20"/>
+              </w:rPr>
+            </w:pPr>
+            <w:r>
+              <w:rPr>
+                <w:sz w:val="20"/>
+                <w:szCs w:val="20"/>
+              </w:rPr>
+              <w:t>Fully Carved</w:t>
             </w:r>
           </w:p>
           <w:p>
@@ -3331,6 +3592,21 @@
               </w:rPr>
             </w:pPr>
           </w:p>
+          <w:p>
+            <w:pPr>
+              <w:rPr>
+                <w:sz w:val="20"/>
+                <w:szCs w:val="20"/>
+              </w:rPr>
+            </w:pPr>
+            <w:r>
+              <w:rPr>
+                <w:sz w:val="20"/>
+                <w:szCs w:val="20"/>
+              </w:rPr>
+              <w:t>Fully Carved</w:t>
+            </w:r>
+          </w:p>
         </w:tc>
       </w:tr>
       <w:tr>
@@ -3468,6 +3744,52 @@
               </w:rPr>
             </w:pPr>
           </w:p>
+          <w:p>
+            <w:pPr>
+              <w:rPr>
+                <w:sz w:val="20"/>
+                <w:szCs w:val="20"/>
+              </w:rPr>
+            </w:pPr>
+            <w:r>
+              <w:rPr>
+                <w:sz w:val="20"/>
+                <w:szCs w:val="20"/>
+              </w:rPr>
+              <w:t>Partially Carved</w:t>
+            </w:r>
+          </w:p>
+          <w:p>
+            <w:pPr>
+              <w:rPr>
+                <w:sz w:val="20"/>
+                <w:szCs w:val="20"/>
+              </w:rPr>
+            </w:pPr>
+          </w:p>
+          <w:p>
+            <w:pPr>
+              <w:rPr>
+                <w:sz w:val="20"/>
+                <w:szCs w:val="20"/>
+              </w:rPr>
+            </w:pPr>
+            <w:r>
+              <w:rPr>
+                <w:sz w:val="20"/>
+                <w:szCs w:val="20"/>
+              </w:rPr>
+              <w:t>One file was fully carved, the others could open the file but not access the contents</w:t>
+            </w:r>
+          </w:p>
+          <w:p>
+            <w:pPr>
+              <w:rPr>
+                <w:sz w:val="20"/>
+                <w:szCs w:val="20"/>
+              </w:rPr>
+            </w:pPr>
+          </w:p>
         </w:tc>
       </w:tr>
       <w:tr>
@@ -3594,7 +3916,14 @@
                 <w:sz w:val="20"/>
                 <w:szCs w:val="20"/>
               </w:rPr>
-              <w:t>Found (1)</w:t>
+              <w:t xml:space="preserve">Not </w:t>
+            </w:r>
+            <w:r>
+              <w:rPr>
+                <w:sz w:val="20"/>
+                <w:szCs w:val="20"/>
+              </w:rPr>
+              <w:t>Found</w:t>
             </w:r>
           </w:p>
         </w:tc>
@@ -3830,6 +4159,29 @@
               <w:t>Found (1)</w:t>
             </w:r>
           </w:p>
+          <w:p>
+            <w:pPr>
+              <w:rPr>
+                <w:sz w:val="20"/>
+                <w:szCs w:val="20"/>
+              </w:rPr>
+            </w:pPr>
+          </w:p>
+          <w:p>
+            <w:pPr>
+              <w:rPr>
+                <w:sz w:val="20"/>
+                <w:szCs w:val="20"/>
+              </w:rPr>
+            </w:pPr>
+            <w:r>
+              <w:rPr>
+                <w:sz w:val="20"/>
+                <w:szCs w:val="20"/>
+              </w:rPr>
+              <w:t>Fully Carved</w:t>
+            </w:r>
+          </w:p>
         </w:tc>
       </w:tr>
       <w:tr>
@@ -3959,6 +4311,29 @@
               <w:t>Found (1)</w:t>
             </w:r>
           </w:p>
+          <w:p>
+            <w:pPr>
+              <w:rPr>
+                <w:sz w:val="20"/>
+                <w:szCs w:val="20"/>
+              </w:rPr>
+            </w:pPr>
+          </w:p>
+          <w:p>
+            <w:pPr>
+              <w:rPr>
+                <w:sz w:val="20"/>
+                <w:szCs w:val="20"/>
+              </w:rPr>
+            </w:pPr>
+            <w:r>
+              <w:rPr>
+                <w:sz w:val="20"/>
+                <w:szCs w:val="20"/>
+              </w:rPr>
+              <w:t>Fully Carved</w:t>
+            </w:r>
+          </w:p>
         </w:tc>
       </w:tr>
       <w:tr>
@@ -4059,6 +4434,7 @@
                 <w:sz w:val="20"/>
                 <w:szCs w:val="20"/>
               </w:rPr>
+              <w:lastRenderedPageBreak/>
               <w:t>JPG file inside the ZIP also opens</w:t>
             </w:r>
           </w:p>
@@ -4087,6 +4463,7 @@
                 <w:sz w:val="20"/>
                 <w:szCs w:val="20"/>
               </w:rPr>
+              <w:lastRenderedPageBreak/>
               <w:t>Found (1)</w:t>
             </w:r>
           </w:p>
@@ -4131,6 +4508,53 @@
                 <w:szCs w:val="20"/>
               </w:rPr>
               <w:t>Found (72)</w:t>
+            </w:r>
+          </w:p>
+          <w:p>
+            <w:pPr>
+              <w:rPr>
+                <w:sz w:val="20"/>
+                <w:szCs w:val="20"/>
+              </w:rPr>
+            </w:pPr>
+          </w:p>
+          <w:p>
+            <w:pPr>
+              <w:rPr>
+                <w:sz w:val="20"/>
+                <w:szCs w:val="20"/>
+              </w:rPr>
+            </w:pPr>
+            <w:r>
+              <w:rPr>
+                <w:sz w:val="20"/>
+                <w:szCs w:val="20"/>
+              </w:rPr>
+              <w:t>Not Carved</w:t>
+            </w:r>
+          </w:p>
+          <w:p>
+            <w:pPr>
+              <w:rPr>
+                <w:sz w:val="20"/>
+                <w:szCs w:val="20"/>
+              </w:rPr>
+            </w:pPr>
+          </w:p>
+          <w:p>
+            <w:pPr>
+              <w:rPr>
+                <w:sz w:val="20"/>
+                <w:szCs w:val="20"/>
+              </w:rPr>
+            </w:pPr>
+            <w:r>
+              <w:rPr>
+                <w:sz w:val="20"/>
+                <w:szCs w:val="20"/>
+              </w:rPr>
+              <w:lastRenderedPageBreak/>
+              <w:t>Could not be opened due to being “invalid”</w:t>
             </w:r>
           </w:p>
         </w:tc>
@@ -4407,6 +4831,29 @@
               <w:t>Found (1)</w:t>
             </w:r>
           </w:p>
+          <w:p>
+            <w:pPr>
+              <w:rPr>
+                <w:sz w:val="20"/>
+                <w:szCs w:val="20"/>
+              </w:rPr>
+            </w:pPr>
+          </w:p>
+          <w:p>
+            <w:pPr>
+              <w:rPr>
+                <w:sz w:val="20"/>
+                <w:szCs w:val="20"/>
+              </w:rPr>
+            </w:pPr>
+            <w:r>
+              <w:rPr>
+                <w:sz w:val="20"/>
+                <w:szCs w:val="20"/>
+              </w:rPr>
+              <w:t>Fully Carved</w:t>
+            </w:r>
+          </w:p>
         </w:tc>
       </w:tr>
       <w:tr>
@@ -4535,6 +4982,60 @@
               </w:rPr>
               <w:t>Found (1)</w:t>
             </w:r>
+          </w:p>
+          <w:p>
+            <w:pPr>
+              <w:rPr>
+                <w:sz w:val="20"/>
+                <w:szCs w:val="20"/>
+              </w:rPr>
+            </w:pPr>
+          </w:p>
+          <w:p>
+            <w:pPr>
+              <w:rPr>
+                <w:sz w:val="20"/>
+                <w:szCs w:val="20"/>
+              </w:rPr>
+            </w:pPr>
+            <w:r>
+              <w:rPr>
+                <w:sz w:val="20"/>
+                <w:szCs w:val="20"/>
+              </w:rPr>
+              <w:t>Partially Carved</w:t>
+            </w:r>
+          </w:p>
+          <w:p>
+            <w:pPr>
+              <w:rPr>
+                <w:sz w:val="20"/>
+                <w:szCs w:val="20"/>
+              </w:rPr>
+            </w:pPr>
+          </w:p>
+          <w:p>
+            <w:pPr>
+              <w:rPr>
+                <w:sz w:val="20"/>
+                <w:szCs w:val="20"/>
+              </w:rPr>
+            </w:pPr>
+            <w:r>
+              <w:rPr>
+                <w:sz w:val="20"/>
+                <w:szCs w:val="20"/>
+              </w:rPr>
+              <w:t>Audio cuts out at 52 seconds</w:t>
+            </w:r>
+          </w:p>
+          <w:p>
+            <w:pPr>
+              <w:rPr>
+                <w:sz w:val="20"/>
+                <w:szCs w:val="20"/>
+              </w:rPr>
+            </w:pPr>
           </w:p>
         </w:tc>
       </w:tr>
@@ -4756,7 +5257,6 @@
                 <w:sz w:val="20"/>
                 <w:szCs w:val="20"/>
               </w:rPr>
-              <w:lastRenderedPageBreak/>
               <w:t>Found (1)</w:t>
             </w:r>
           </w:p>
@@ -4808,7 +5308,6 @@
                 <w:sz w:val="20"/>
                 <w:szCs w:val="20"/>
               </w:rPr>
-              <w:lastRenderedPageBreak/>
               <w:t>Found (1)</w:t>
             </w:r>
           </w:p>
@@ -4819,6 +5318,21 @@
                 <w:szCs w:val="20"/>
               </w:rPr>
             </w:pPr>
+          </w:p>
+          <w:p>
+            <w:pPr>
+              <w:rPr>
+                <w:sz w:val="20"/>
+                <w:szCs w:val="20"/>
+              </w:rPr>
+            </w:pPr>
+            <w:r>
+              <w:rPr>
+                <w:sz w:val="20"/>
+                <w:szCs w:val="20"/>
+              </w:rPr>
+              <w:t>Fully Carved</w:t>
+            </w:r>
           </w:p>
         </w:tc>
       </w:tr>
@@ -4949,6 +5463,29 @@
               <w:t>Found (1)</w:t>
             </w:r>
           </w:p>
+          <w:p>
+            <w:pPr>
+              <w:rPr>
+                <w:sz w:val="20"/>
+                <w:szCs w:val="20"/>
+              </w:rPr>
+            </w:pPr>
+          </w:p>
+          <w:p>
+            <w:pPr>
+              <w:rPr>
+                <w:sz w:val="20"/>
+                <w:szCs w:val="20"/>
+              </w:rPr>
+            </w:pPr>
+            <w:r>
+              <w:rPr>
+                <w:sz w:val="20"/>
+                <w:szCs w:val="20"/>
+              </w:rPr>
+              <w:t>Fully Carved</w:t>
+            </w:r>
+          </w:p>
         </w:tc>
       </w:tr>
       <w:tr>
@@ -5086,6 +5623,52 @@
               </w:rPr>
             </w:pPr>
           </w:p>
+          <w:p>
+            <w:pPr>
+              <w:rPr>
+                <w:sz w:val="20"/>
+                <w:szCs w:val="20"/>
+              </w:rPr>
+            </w:pPr>
+            <w:r>
+              <w:rPr>
+                <w:sz w:val="20"/>
+                <w:szCs w:val="20"/>
+              </w:rPr>
+              <w:t>Partially Carved</w:t>
+            </w:r>
+          </w:p>
+          <w:p>
+            <w:pPr>
+              <w:rPr>
+                <w:sz w:val="20"/>
+                <w:szCs w:val="20"/>
+              </w:rPr>
+            </w:pPr>
+          </w:p>
+          <w:p>
+            <w:pPr>
+              <w:rPr>
+                <w:sz w:val="20"/>
+                <w:szCs w:val="20"/>
+              </w:rPr>
+            </w:pPr>
+            <w:r>
+              <w:rPr>
+                <w:sz w:val="20"/>
+                <w:szCs w:val="20"/>
+              </w:rPr>
+              <w:t>Most would not open, one opened but only played for 1 second, two would open but not play</w:t>
+            </w:r>
+          </w:p>
+          <w:p>
+            <w:pPr>
+              <w:rPr>
+                <w:sz w:val="20"/>
+                <w:szCs w:val="20"/>
+              </w:rPr>
+            </w:pPr>
+          </w:p>
         </w:tc>
       </w:tr>
       <w:tr>
@@ -5245,6 +5828,29 @@
               <w:t>Found (1)</w:t>
             </w:r>
           </w:p>
+          <w:p>
+            <w:pPr>
+              <w:rPr>
+                <w:sz w:val="20"/>
+                <w:szCs w:val="20"/>
+              </w:rPr>
+            </w:pPr>
+          </w:p>
+          <w:p>
+            <w:pPr>
+              <w:rPr>
+                <w:sz w:val="20"/>
+                <w:szCs w:val="20"/>
+              </w:rPr>
+            </w:pPr>
+            <w:r>
+              <w:rPr>
+                <w:sz w:val="20"/>
+                <w:szCs w:val="20"/>
+              </w:rPr>
+              <w:t>Fully Carved</w:t>
+            </w:r>
+          </w:p>
         </w:tc>
       </w:tr>
       <w:tr>
@@ -5404,6 +6010,60 @@
               <w:t>Found (2)</w:t>
             </w:r>
           </w:p>
+          <w:p>
+            <w:pPr>
+              <w:rPr>
+                <w:sz w:val="20"/>
+                <w:szCs w:val="20"/>
+              </w:rPr>
+            </w:pPr>
+          </w:p>
+          <w:p>
+            <w:pPr>
+              <w:rPr>
+                <w:sz w:val="20"/>
+                <w:szCs w:val="20"/>
+              </w:rPr>
+            </w:pPr>
+            <w:r>
+              <w:rPr>
+                <w:sz w:val="20"/>
+                <w:szCs w:val="20"/>
+              </w:rPr>
+              <w:t>Not Carved</w:t>
+            </w:r>
+          </w:p>
+          <w:p>
+            <w:pPr>
+              <w:rPr>
+                <w:sz w:val="20"/>
+                <w:szCs w:val="20"/>
+              </w:rPr>
+            </w:pPr>
+          </w:p>
+          <w:p>
+            <w:pPr>
+              <w:rPr>
+                <w:sz w:val="20"/>
+                <w:szCs w:val="20"/>
+              </w:rPr>
+            </w:pPr>
+            <w:r>
+              <w:rPr>
+                <w:sz w:val="20"/>
+                <w:szCs w:val="20"/>
+              </w:rPr>
+              <w:t>Could not be opened</w:t>
+            </w:r>
+          </w:p>
+          <w:p>
+            <w:pPr>
+              <w:rPr>
+                <w:sz w:val="20"/>
+                <w:szCs w:val="20"/>
+              </w:rPr>
+            </w:pPr>
+          </w:p>
         </w:tc>
       </w:tr>
       <w:tr>
@@ -5553,6 +6213,29 @@
                 <w:szCs w:val="20"/>
               </w:rPr>
               <w:t>Found (2)</w:t>
+            </w:r>
+          </w:p>
+          <w:p>
+            <w:pPr>
+              <w:rPr>
+                <w:sz w:val="20"/>
+                <w:szCs w:val="20"/>
+              </w:rPr>
+            </w:pPr>
+          </w:p>
+          <w:p>
+            <w:pPr>
+              <w:rPr>
+                <w:sz w:val="20"/>
+                <w:szCs w:val="20"/>
+              </w:rPr>
+            </w:pPr>
+            <w:r>
+              <w:rPr>
+                <w:sz w:val="20"/>
+                <w:szCs w:val="20"/>
+              </w:rPr>
+              <w:t>Fully Carved</w:t>
             </w:r>
           </w:p>
         </w:tc>
@@ -5670,94 +6353,102 @@
                 <w:sz w:val="50"/>
                 <w:szCs w:val="50"/>
               </w:rPr>
-              <w:t>20 / 27 (74.1%)</w:t>
-            </w:r>
-          </w:p>
-        </w:tc>
-      </w:tr>
-      <w:tr>
-        <w:tc>
-          <w:tcPr>
-            <w:tcW w:w="544" w:type="dxa"/>
-          </w:tcPr>
-          <w:p/>
-        </w:tc>
-        <w:tc>
-          <w:tcPr>
-            <w:tcW w:w="1299" w:type="dxa"/>
-            <w:gridSpan w:val="2"/>
-          </w:tcPr>
-          <w:p>
-            <w:r>
-              <w:rPr>
-                <w:sz w:val="22"/>
-              </w:rPr>
-              <w:t>File Types Successfully Carved</w:t>
-            </w:r>
-          </w:p>
-        </w:tc>
-        <w:tc>
-          <w:tcPr>
-            <w:tcW w:w="2268" w:type="dxa"/>
-            <w:vAlign w:val="center"/>
-          </w:tcPr>
-          <w:p>
-            <w:pPr>
-              <w:jc w:val="center"/>
+              <w:t>19</w:t>
+            </w:r>
+            <w:r>
               <w:rPr>
                 <w:b/>
                 <w:sz w:val="50"/>
                 <w:szCs w:val="50"/>
               </w:rPr>
-            </w:pPr>
-            <w:r>
+              <w:t xml:space="preserve"> / 27 (74.1%)</w:t>
+            </w:r>
+          </w:p>
+        </w:tc>
+      </w:tr>
+      <w:tr>
+        <w:tc>
+          <w:tcPr>
+            <w:tcW w:w="544" w:type="dxa"/>
+          </w:tcPr>
+          <w:p/>
+        </w:tc>
+        <w:tc>
+          <w:tcPr>
+            <w:tcW w:w="1299" w:type="dxa"/>
+            <w:gridSpan w:val="2"/>
+          </w:tcPr>
+          <w:p>
+            <w:r>
+              <w:rPr>
+                <w:sz w:val="22"/>
+              </w:rPr>
+              <w:t>File Types Successfully Carved</w:t>
+            </w:r>
+          </w:p>
+        </w:tc>
+        <w:tc>
+          <w:tcPr>
+            <w:tcW w:w="2268" w:type="dxa"/>
+            <w:vAlign w:val="center"/>
+          </w:tcPr>
+          <w:p>
+            <w:pPr>
+              <w:jc w:val="center"/>
               <w:rPr>
                 <w:b/>
                 <w:sz w:val="50"/>
                 <w:szCs w:val="50"/>
               </w:rPr>
-              <w:t>11 / 13 (84.6%)</w:t>
-            </w:r>
-          </w:p>
-        </w:tc>
-        <w:tc>
-          <w:tcPr>
-            <w:tcW w:w="2672" w:type="dxa"/>
-            <w:vAlign w:val="center"/>
-          </w:tcPr>
-          <w:p>
-            <w:pPr>
-              <w:jc w:val="center"/>
+            </w:pPr>
+            <w:r>
               <w:rPr>
                 <w:b/>
                 <w:sz w:val="50"/>
                 <w:szCs w:val="50"/>
               </w:rPr>
-            </w:pPr>
-            <w:r>
+              <w:t>11 / 13 (84.6%)</w:t>
+            </w:r>
+          </w:p>
+        </w:tc>
+        <w:tc>
+          <w:tcPr>
+            <w:tcW w:w="2672" w:type="dxa"/>
+            <w:vAlign w:val="center"/>
+          </w:tcPr>
+          <w:p>
+            <w:pPr>
+              <w:jc w:val="center"/>
               <w:rPr>
                 <w:b/>
                 <w:sz w:val="50"/>
                 <w:szCs w:val="50"/>
               </w:rPr>
-              <w:t>26 / 26</w:t>
-            </w:r>
-          </w:p>
-          <w:p>
-            <w:pPr>
-              <w:jc w:val="center"/>
+            </w:pPr>
+            <w:r>
               <w:rPr>
                 <w:b/>
                 <w:sz w:val="50"/>
                 <w:szCs w:val="50"/>
               </w:rPr>
-            </w:pPr>
-            <w:r>
+              <w:t>26 / 26</w:t>
+            </w:r>
+          </w:p>
+          <w:p>
+            <w:pPr>
+              <w:jc w:val="center"/>
               <w:rPr>
                 <w:b/>
                 <w:sz w:val="50"/>
                 <w:szCs w:val="50"/>
               </w:rPr>
+            </w:pPr>
+            <w:r>
+              <w:rPr>
+                <w:b/>
+                <w:sz w:val="50"/>
+                <w:szCs w:val="50"/>
+              </w:rPr>
               <w:t>(100%)</w:t>
             </w:r>
           </w:p>
@@ -5765,14 +6456,57 @@
         <w:tc>
           <w:tcPr>
             <w:tcW w:w="2238" w:type="dxa"/>
-          </w:tcPr>
-          <w:p>
-            <w:pPr>
-              <w:rPr>
-                <w:sz w:val="20"/>
-                <w:szCs w:val="20"/>
-              </w:rPr>
-            </w:pPr>
+            <w:vAlign w:val="center"/>
+          </w:tcPr>
+          <w:p>
+            <w:pPr>
+              <w:jc w:val="center"/>
+              <w:rPr>
+                <w:b/>
+                <w:sz w:val="50"/>
+                <w:szCs w:val="50"/>
+              </w:rPr>
+            </w:pPr>
+            <w:r>
+              <w:rPr>
+                <w:b/>
+                <w:sz w:val="50"/>
+                <w:szCs w:val="50"/>
+              </w:rPr>
+              <w:t xml:space="preserve">12 / </w:t>
+            </w:r>
+            <w:r>
+              <w:rPr>
+                <w:b/>
+                <w:sz w:val="50"/>
+                <w:szCs w:val="50"/>
+              </w:rPr>
+              <w:t>19</w:t>
+            </w:r>
+            <w:r>
+              <w:rPr>
+                <w:b/>
+                <w:sz w:val="50"/>
+                <w:szCs w:val="50"/>
+              </w:rPr>
+              <w:t xml:space="preserve"> (6</w:t>
+            </w:r>
+            <w:r>
+              <w:rPr>
+                <w:b/>
+                <w:sz w:val="50"/>
+                <w:szCs w:val="50"/>
+              </w:rPr>
+              <w:t>3.2</w:t>
+            </w:r>
+            <w:r>
+              <w:rPr>
+                <w:b/>
+                <w:sz w:val="50"/>
+                <w:szCs w:val="50"/>
+              </w:rPr>
+              <w:t>%)</w:t>
+            </w:r>
           </w:p>
         </w:tc>
       </w:tr>
@@ -6177,6 +6911,52 @@
               <w:t>Found (8)</w:t>
             </w:r>
           </w:p>
+          <w:p>
+            <w:pPr>
+              <w:rPr>
+                <w:sz w:val="20"/>
+                <w:szCs w:val="20"/>
+              </w:rPr>
+            </w:pPr>
+          </w:p>
+          <w:p>
+            <w:pPr>
+              <w:rPr>
+                <w:sz w:val="20"/>
+                <w:szCs w:val="20"/>
+              </w:rPr>
+            </w:pPr>
+            <w:r>
+              <w:rPr>
+                <w:sz w:val="20"/>
+                <w:szCs w:val="20"/>
+              </w:rPr>
+              <w:t>Partially Carved</w:t>
+            </w:r>
+          </w:p>
+          <w:p>
+            <w:pPr>
+              <w:rPr>
+                <w:sz w:val="20"/>
+                <w:szCs w:val="20"/>
+              </w:rPr>
+            </w:pPr>
+          </w:p>
+          <w:p>
+            <w:pPr>
+              <w:rPr>
+                <w:sz w:val="20"/>
+                <w:szCs w:val="20"/>
+              </w:rPr>
+            </w:pPr>
+            <w:r>
+              <w:rPr>
+                <w:sz w:val="20"/>
+                <w:szCs w:val="20"/>
+              </w:rPr>
+              <w:t>Lots of files were unable to open due to corruption, others were carved but duplicated</w:t>
+            </w:r>
+          </w:p>
         </w:tc>
       </w:tr>
       <w:tr>
@@ -6336,6 +7116,60 @@
               <w:t>Found (52)</w:t>
             </w:r>
           </w:p>
+          <w:p>
+            <w:pPr>
+              <w:rPr>
+                <w:sz w:val="20"/>
+                <w:szCs w:val="20"/>
+              </w:rPr>
+            </w:pPr>
+          </w:p>
+          <w:p>
+            <w:pPr>
+              <w:rPr>
+                <w:sz w:val="20"/>
+                <w:szCs w:val="20"/>
+              </w:rPr>
+            </w:pPr>
+            <w:r>
+              <w:rPr>
+                <w:sz w:val="20"/>
+                <w:szCs w:val="20"/>
+              </w:rPr>
+              <w:t>Not Carved</w:t>
+            </w:r>
+          </w:p>
+          <w:p>
+            <w:pPr>
+              <w:rPr>
+                <w:sz w:val="20"/>
+                <w:szCs w:val="20"/>
+              </w:rPr>
+            </w:pPr>
+          </w:p>
+          <w:p>
+            <w:pPr>
+              <w:rPr>
+                <w:sz w:val="20"/>
+                <w:szCs w:val="20"/>
+              </w:rPr>
+            </w:pPr>
+            <w:r>
+              <w:rPr>
+                <w:sz w:val="20"/>
+                <w:szCs w:val="20"/>
+              </w:rPr>
+              <w:t xml:space="preserve">None of them could be opened </w:t>
+            </w:r>
+          </w:p>
+          <w:p>
+            <w:pPr>
+              <w:rPr>
+                <w:sz w:val="20"/>
+                <w:szCs w:val="20"/>
+              </w:rPr>
+            </w:pPr>
+          </w:p>
         </w:tc>
       </w:tr>
       <w:tr>
@@ -6441,7 +7275,6 @@
                 <w:sz w:val="20"/>
                 <w:szCs w:val="20"/>
               </w:rPr>
-              <w:lastRenderedPageBreak/>
               <w:t>Found (1)</w:t>
             </w:r>
           </w:p>
@@ -6493,7 +7326,6 @@
                 <w:sz w:val="20"/>
                 <w:szCs w:val="20"/>
               </w:rPr>
-              <w:lastRenderedPageBreak/>
               <w:t>Not Found</w:t>
             </w:r>
           </w:p>
@@ -6663,6 +7495,60 @@
               <w:t>Found (1)</w:t>
             </w:r>
           </w:p>
+          <w:p>
+            <w:pPr>
+              <w:rPr>
+                <w:sz w:val="20"/>
+                <w:szCs w:val="20"/>
+              </w:rPr>
+            </w:pPr>
+          </w:p>
+          <w:p>
+            <w:pPr>
+              <w:rPr>
+                <w:sz w:val="20"/>
+                <w:szCs w:val="20"/>
+              </w:rPr>
+            </w:pPr>
+            <w:r>
+              <w:rPr>
+                <w:sz w:val="20"/>
+                <w:szCs w:val="20"/>
+              </w:rPr>
+              <w:t>Partially Carved</w:t>
+            </w:r>
+          </w:p>
+          <w:p>
+            <w:pPr>
+              <w:rPr>
+                <w:sz w:val="20"/>
+                <w:szCs w:val="20"/>
+              </w:rPr>
+            </w:pPr>
+          </w:p>
+          <w:p>
+            <w:pPr>
+              <w:rPr>
+                <w:sz w:val="20"/>
+                <w:szCs w:val="20"/>
+              </w:rPr>
+            </w:pPr>
+            <w:r>
+              <w:rPr>
+                <w:sz w:val="20"/>
+                <w:szCs w:val="20"/>
+              </w:rPr>
+              <w:t>Significant fragmentation over the whole image</w:t>
+            </w:r>
+          </w:p>
+          <w:p>
+            <w:pPr>
+              <w:rPr>
+                <w:sz w:val="20"/>
+                <w:szCs w:val="20"/>
+              </w:rPr>
+            </w:pPr>
+          </w:p>
         </w:tc>
       </w:tr>
       <w:tr>
@@ -6822,6 +7708,60 @@
               <w:t>Found (3)</w:t>
             </w:r>
           </w:p>
+          <w:p>
+            <w:pPr>
+              <w:rPr>
+                <w:sz w:val="20"/>
+                <w:szCs w:val="20"/>
+              </w:rPr>
+            </w:pPr>
+          </w:p>
+          <w:p>
+            <w:pPr>
+              <w:rPr>
+                <w:sz w:val="20"/>
+                <w:szCs w:val="20"/>
+              </w:rPr>
+            </w:pPr>
+            <w:r>
+              <w:rPr>
+                <w:sz w:val="20"/>
+                <w:szCs w:val="20"/>
+              </w:rPr>
+              <w:t>Partially Carved</w:t>
+            </w:r>
+          </w:p>
+          <w:p>
+            <w:pPr>
+              <w:rPr>
+                <w:sz w:val="20"/>
+                <w:szCs w:val="20"/>
+              </w:rPr>
+            </w:pPr>
+          </w:p>
+          <w:p>
+            <w:pPr>
+              <w:rPr>
+                <w:sz w:val="20"/>
+                <w:szCs w:val="20"/>
+              </w:rPr>
+            </w:pPr>
+            <w:r>
+              <w:rPr>
+                <w:sz w:val="20"/>
+                <w:szCs w:val="20"/>
+              </w:rPr>
+              <w:t>One was fully carved, the other two could not be opened</w:t>
+            </w:r>
+          </w:p>
+          <w:p>
+            <w:pPr>
+              <w:rPr>
+                <w:sz w:val="20"/>
+                <w:szCs w:val="20"/>
+              </w:rPr>
+            </w:pPr>
+          </w:p>
         </w:tc>
       </w:tr>
       <w:tr>
@@ -6920,6 +7860,7 @@
                 <w:sz w:val="20"/>
                 <w:szCs w:val="20"/>
               </w:rPr>
+              <w:lastRenderedPageBreak/>
               <w:t>Fully Carved</w:t>
             </w:r>
           </w:p>
@@ -6948,8 +7889,64 @@
                 <w:sz w:val="20"/>
                 <w:szCs w:val="20"/>
               </w:rPr>
+              <w:lastRenderedPageBreak/>
               <w:t>Found (355)</w:t>
             </w:r>
+          </w:p>
+          <w:p>
+            <w:pPr>
+              <w:rPr>
+                <w:sz w:val="20"/>
+                <w:szCs w:val="20"/>
+              </w:rPr>
+            </w:pPr>
+          </w:p>
+          <w:p>
+            <w:pPr>
+              <w:rPr>
+                <w:sz w:val="20"/>
+                <w:szCs w:val="20"/>
+              </w:rPr>
+            </w:pPr>
+            <w:r>
+              <w:rPr>
+                <w:sz w:val="20"/>
+                <w:szCs w:val="20"/>
+              </w:rPr>
+              <w:lastRenderedPageBreak/>
+              <w:t>Not Carved</w:t>
+            </w:r>
+          </w:p>
+          <w:p>
+            <w:pPr>
+              <w:rPr>
+                <w:sz w:val="20"/>
+                <w:szCs w:val="20"/>
+              </w:rPr>
+            </w:pPr>
+          </w:p>
+          <w:p>
+            <w:pPr>
+              <w:rPr>
+                <w:sz w:val="20"/>
+                <w:szCs w:val="20"/>
+              </w:rPr>
+            </w:pPr>
+            <w:r>
+              <w:rPr>
+                <w:sz w:val="20"/>
+                <w:szCs w:val="20"/>
+              </w:rPr>
+              <w:t>None of the files could be opened</w:t>
+            </w:r>
+          </w:p>
+          <w:p>
+            <w:pPr>
+              <w:rPr>
+                <w:sz w:val="20"/>
+                <w:szCs w:val="20"/>
+              </w:rPr>
+            </w:pPr>
           </w:p>
         </w:tc>
       </w:tr>
@@ -7740,6 +8737,29 @@
               <w:t>Found (2)</w:t>
             </w:r>
           </w:p>
+          <w:p>
+            <w:pPr>
+              <w:rPr>
+                <w:sz w:val="20"/>
+                <w:szCs w:val="20"/>
+              </w:rPr>
+            </w:pPr>
+          </w:p>
+          <w:p>
+            <w:pPr>
+              <w:rPr>
+                <w:sz w:val="20"/>
+                <w:szCs w:val="20"/>
+              </w:rPr>
+            </w:pPr>
+            <w:r>
+              <w:rPr>
+                <w:sz w:val="20"/>
+                <w:szCs w:val="20"/>
+              </w:rPr>
+              <w:t>Fully Carved</w:t>
+            </w:r>
+          </w:p>
         </w:tc>
       </w:tr>
       <w:tr>
@@ -7885,6 +8905,29 @@
               <w:t>Found (1)</w:t>
             </w:r>
           </w:p>
+          <w:p>
+            <w:pPr>
+              <w:rPr>
+                <w:sz w:val="20"/>
+                <w:szCs w:val="20"/>
+              </w:rPr>
+            </w:pPr>
+          </w:p>
+          <w:p>
+            <w:pPr>
+              <w:rPr>
+                <w:sz w:val="20"/>
+                <w:szCs w:val="20"/>
+              </w:rPr>
+            </w:pPr>
+            <w:r>
+              <w:rPr>
+                <w:sz w:val="20"/>
+                <w:szCs w:val="20"/>
+              </w:rPr>
+              <w:t>Fully Carved</w:t>
+            </w:r>
+          </w:p>
         </w:tc>
       </w:tr>
       <w:tr>
@@ -8014,6 +9057,60 @@
               <w:t>Found (8)</w:t>
             </w:r>
           </w:p>
+          <w:p>
+            <w:pPr>
+              <w:rPr>
+                <w:sz w:val="20"/>
+                <w:szCs w:val="20"/>
+              </w:rPr>
+            </w:pPr>
+          </w:p>
+          <w:p>
+            <w:pPr>
+              <w:rPr>
+                <w:sz w:val="20"/>
+                <w:szCs w:val="20"/>
+              </w:rPr>
+            </w:pPr>
+            <w:r>
+              <w:rPr>
+                <w:sz w:val="20"/>
+                <w:szCs w:val="20"/>
+              </w:rPr>
+              <w:t>Partially Carved</w:t>
+            </w:r>
+          </w:p>
+          <w:p>
+            <w:pPr>
+              <w:rPr>
+                <w:sz w:val="20"/>
+                <w:szCs w:val="20"/>
+              </w:rPr>
+            </w:pPr>
+          </w:p>
+          <w:p>
+            <w:pPr>
+              <w:rPr>
+                <w:sz w:val="20"/>
+                <w:szCs w:val="20"/>
+              </w:rPr>
+            </w:pPr>
+            <w:r>
+              <w:rPr>
+                <w:sz w:val="20"/>
+                <w:szCs w:val="20"/>
+              </w:rPr>
+              <w:t>One file was fully carved, the others could open the file but not access the contents</w:t>
+            </w:r>
+          </w:p>
+          <w:p>
+            <w:pPr>
+              <w:rPr>
+                <w:sz w:val="20"/>
+                <w:szCs w:val="20"/>
+              </w:rPr>
+            </w:pPr>
+          </w:p>
         </w:tc>
       </w:tr>
       <w:tr>
@@ -8112,7 +9209,6 @@
                 <w:sz w:val="20"/>
                 <w:szCs w:val="20"/>
               </w:rPr>
-              <w:lastRenderedPageBreak/>
               <w:t>Fully Carved</w:t>
             </w:r>
           </w:p>
@@ -8141,7 +9237,6 @@
                 <w:sz w:val="20"/>
                 <w:szCs w:val="20"/>
               </w:rPr>
-              <w:lastRenderedPageBreak/>
               <w:t>Not Found</w:t>
             </w:r>
           </w:p>
@@ -8324,6 +9419,7 @@
                 <w:sz w:val="20"/>
                 <w:szCs w:val="20"/>
               </w:rPr>
+              <w:lastRenderedPageBreak/>
               <w:t>Found (1)</w:t>
             </w:r>
           </w:p>
@@ -8375,7 +9471,31 @@
                 <w:sz w:val="20"/>
                 <w:szCs w:val="20"/>
               </w:rPr>
+              <w:lastRenderedPageBreak/>
               <w:t>Found (1)</w:t>
+            </w:r>
+          </w:p>
+          <w:p>
+            <w:pPr>
+              <w:rPr>
+                <w:sz w:val="20"/>
+                <w:szCs w:val="20"/>
+              </w:rPr>
+            </w:pPr>
+          </w:p>
+          <w:p>
+            <w:pPr>
+              <w:rPr>
+                <w:sz w:val="20"/>
+                <w:szCs w:val="20"/>
+              </w:rPr>
+            </w:pPr>
+            <w:r>
+              <w:rPr>
+                <w:sz w:val="20"/>
+                <w:szCs w:val="20"/>
+              </w:rPr>
+              <w:t>Fully Carved</w:t>
             </w:r>
           </w:p>
         </w:tc>
@@ -8507,6 +9627,29 @@
               <w:t>Found (1)</w:t>
             </w:r>
           </w:p>
+          <w:p>
+            <w:pPr>
+              <w:rPr>
+                <w:sz w:val="20"/>
+                <w:szCs w:val="20"/>
+              </w:rPr>
+            </w:pPr>
+          </w:p>
+          <w:p>
+            <w:pPr>
+              <w:rPr>
+                <w:sz w:val="20"/>
+                <w:szCs w:val="20"/>
+              </w:rPr>
+            </w:pPr>
+            <w:r>
+              <w:rPr>
+                <w:sz w:val="20"/>
+                <w:szCs w:val="20"/>
+              </w:rPr>
+              <w:t>Fully Carved</w:t>
+            </w:r>
+          </w:p>
         </w:tc>
       </w:tr>
       <w:tr>
@@ -8687,6 +9830,52 @@
                 <w:szCs w:val="20"/>
               </w:rPr>
               <w:t>Found (72)</w:t>
+            </w:r>
+          </w:p>
+          <w:p>
+            <w:pPr>
+              <w:rPr>
+                <w:sz w:val="20"/>
+                <w:szCs w:val="20"/>
+              </w:rPr>
+            </w:pPr>
+          </w:p>
+          <w:p>
+            <w:pPr>
+              <w:rPr>
+                <w:sz w:val="20"/>
+                <w:szCs w:val="20"/>
+              </w:rPr>
+            </w:pPr>
+            <w:r>
+              <w:rPr>
+                <w:sz w:val="20"/>
+                <w:szCs w:val="20"/>
+              </w:rPr>
+              <w:t>Not Carved</w:t>
+            </w:r>
+          </w:p>
+          <w:p>
+            <w:pPr>
+              <w:rPr>
+                <w:sz w:val="20"/>
+                <w:szCs w:val="20"/>
+              </w:rPr>
+            </w:pPr>
+          </w:p>
+          <w:p>
+            <w:pPr>
+              <w:rPr>
+                <w:sz w:val="20"/>
+                <w:szCs w:val="20"/>
+              </w:rPr>
+            </w:pPr>
+            <w:r>
+              <w:rPr>
+                <w:sz w:val="20"/>
+                <w:szCs w:val="20"/>
+              </w:rPr>
+              <w:t>None of them can be opened</w:t>
             </w:r>
           </w:p>
         </w:tc>
@@ -8963,6 +10152,29 @@
               <w:t>Found (1)</w:t>
             </w:r>
           </w:p>
+          <w:p>
+            <w:pPr>
+              <w:rPr>
+                <w:sz w:val="20"/>
+                <w:szCs w:val="20"/>
+              </w:rPr>
+            </w:pPr>
+          </w:p>
+          <w:p>
+            <w:pPr>
+              <w:rPr>
+                <w:sz w:val="20"/>
+                <w:szCs w:val="20"/>
+              </w:rPr>
+            </w:pPr>
+            <w:r>
+              <w:rPr>
+                <w:sz w:val="20"/>
+                <w:szCs w:val="20"/>
+              </w:rPr>
+              <w:t>Fully Carved</w:t>
+            </w:r>
+          </w:p>
         </w:tc>
       </w:tr>
       <w:tr>
@@ -9091,6 +10303,60 @@
               </w:rPr>
               <w:t>Found (1)</w:t>
             </w:r>
+          </w:p>
+          <w:p>
+            <w:pPr>
+              <w:rPr>
+                <w:sz w:val="20"/>
+                <w:szCs w:val="20"/>
+              </w:rPr>
+            </w:pPr>
+          </w:p>
+          <w:p>
+            <w:pPr>
+              <w:rPr>
+                <w:sz w:val="20"/>
+                <w:szCs w:val="20"/>
+              </w:rPr>
+            </w:pPr>
+            <w:r>
+              <w:rPr>
+                <w:sz w:val="20"/>
+                <w:szCs w:val="20"/>
+              </w:rPr>
+              <w:t>Partially Carved</w:t>
+            </w:r>
+          </w:p>
+          <w:p>
+            <w:pPr>
+              <w:rPr>
+                <w:sz w:val="20"/>
+                <w:szCs w:val="20"/>
+              </w:rPr>
+            </w:pPr>
+          </w:p>
+          <w:p>
+            <w:pPr>
+              <w:rPr>
+                <w:sz w:val="20"/>
+                <w:szCs w:val="20"/>
+              </w:rPr>
+            </w:pPr>
+            <w:r>
+              <w:rPr>
+                <w:sz w:val="20"/>
+                <w:szCs w:val="20"/>
+              </w:rPr>
+              <w:t>Audio cuts out after 52 seconds</w:t>
+            </w:r>
+          </w:p>
+          <w:p>
+            <w:pPr>
+              <w:rPr>
+                <w:sz w:val="20"/>
+                <w:szCs w:val="20"/>
+              </w:rPr>
+            </w:pPr>
           </w:p>
         </w:tc>
       </w:tr>
@@ -9353,6 +10619,9 @@
           </w:tcPr>
           <w:p>
             <w:pPr>
+              <w:tabs>
+                <w:tab w:val="left" w:pos="1217"/>
+              </w:tabs>
               <w:rPr>
                 <w:sz w:val="20"/>
                 <w:szCs w:val="20"/>
@@ -9364,6 +10633,35 @@
                 <w:szCs w:val="20"/>
               </w:rPr>
               <w:t>Found (1)</w:t>
+            </w:r>
+          </w:p>
+          <w:p>
+            <w:pPr>
+              <w:tabs>
+                <w:tab w:val="left" w:pos="1217"/>
+              </w:tabs>
+              <w:rPr>
+                <w:sz w:val="20"/>
+                <w:szCs w:val="20"/>
+              </w:rPr>
+            </w:pPr>
+          </w:p>
+          <w:p>
+            <w:pPr>
+              <w:tabs>
+                <w:tab w:val="left" w:pos="1217"/>
+              </w:tabs>
+              <w:rPr>
+                <w:sz w:val="20"/>
+                <w:szCs w:val="20"/>
+              </w:rPr>
+            </w:pPr>
+            <w:r>
+              <w:rPr>
+                <w:sz w:val="20"/>
+                <w:szCs w:val="20"/>
+              </w:rPr>
+              <w:t>Fully Carved</w:t>
             </w:r>
           </w:p>
         </w:tc>
@@ -9495,6 +10793,29 @@
               <w:t>Found (1)</w:t>
             </w:r>
           </w:p>
+          <w:p>
+            <w:pPr>
+              <w:rPr>
+                <w:sz w:val="20"/>
+                <w:szCs w:val="20"/>
+              </w:rPr>
+            </w:pPr>
+          </w:p>
+          <w:p>
+            <w:pPr>
+              <w:rPr>
+                <w:sz w:val="20"/>
+                <w:szCs w:val="20"/>
+              </w:rPr>
+            </w:pPr>
+            <w:r>
+              <w:rPr>
+                <w:sz w:val="20"/>
+                <w:szCs w:val="20"/>
+              </w:rPr>
+              <w:t>Fully Carved</w:t>
+            </w:r>
+          </w:p>
         </w:tc>
       </w:tr>
       <w:tr>
@@ -9624,6 +10945,60 @@
               <w:t>Found (10)</w:t>
             </w:r>
           </w:p>
+          <w:p>
+            <w:pPr>
+              <w:rPr>
+                <w:sz w:val="20"/>
+                <w:szCs w:val="20"/>
+              </w:rPr>
+            </w:pPr>
+          </w:p>
+          <w:p>
+            <w:pPr>
+              <w:rPr>
+                <w:sz w:val="20"/>
+                <w:szCs w:val="20"/>
+              </w:rPr>
+            </w:pPr>
+            <w:r>
+              <w:rPr>
+                <w:sz w:val="20"/>
+                <w:szCs w:val="20"/>
+              </w:rPr>
+              <w:t>Partially Carved</w:t>
+            </w:r>
+          </w:p>
+          <w:p>
+            <w:pPr>
+              <w:rPr>
+                <w:sz w:val="20"/>
+                <w:szCs w:val="20"/>
+              </w:rPr>
+            </w:pPr>
+          </w:p>
+          <w:p>
+            <w:pPr>
+              <w:rPr>
+                <w:sz w:val="20"/>
+                <w:szCs w:val="20"/>
+              </w:rPr>
+            </w:pPr>
+            <w:r>
+              <w:rPr>
+                <w:sz w:val="20"/>
+                <w:szCs w:val="20"/>
+              </w:rPr>
+              <w:t>Most would not open, one opened but only played for 1 second, two would open but not play</w:t>
+            </w:r>
+          </w:p>
+          <w:p>
+            <w:pPr>
+              <w:rPr>
+                <w:sz w:val="20"/>
+                <w:szCs w:val="20"/>
+              </w:rPr>
+            </w:pPr>
+          </w:p>
         </w:tc>
       </w:tr>
       <w:tr>
@@ -9783,6 +11158,29 @@
               <w:t>Found (1)</w:t>
             </w:r>
           </w:p>
+          <w:p>
+            <w:pPr>
+              <w:rPr>
+                <w:sz w:val="20"/>
+                <w:szCs w:val="20"/>
+              </w:rPr>
+            </w:pPr>
+          </w:p>
+          <w:p>
+            <w:pPr>
+              <w:rPr>
+                <w:sz w:val="20"/>
+                <w:szCs w:val="20"/>
+              </w:rPr>
+            </w:pPr>
+            <w:r>
+              <w:rPr>
+                <w:sz w:val="20"/>
+                <w:szCs w:val="20"/>
+              </w:rPr>
+              <w:t>Fully Carved</w:t>
+            </w:r>
+          </w:p>
         </w:tc>
       </w:tr>
       <w:tr>
@@ -9860,6 +11258,7 @@
                 <w:sz w:val="20"/>
                 <w:szCs w:val="20"/>
               </w:rPr>
+              <w:lastRenderedPageBreak/>
               <w:t>Fully Carved</w:t>
             </w:r>
           </w:p>
@@ -9888,6 +11287,7 @@
                 <w:sz w:val="20"/>
                 <w:szCs w:val="20"/>
               </w:rPr>
+              <w:lastRenderedPageBreak/>
               <w:t>Found (1)</w:t>
             </w:r>
           </w:p>
@@ -9911,6 +11311,7 @@
                 <w:sz w:val="20"/>
                 <w:szCs w:val="20"/>
               </w:rPr>
+              <w:lastRenderedPageBreak/>
               <w:t>Fully Carved</w:t>
             </w:r>
           </w:p>
@@ -9939,8 +11340,64 @@
                 <w:sz w:val="20"/>
                 <w:szCs w:val="20"/>
               </w:rPr>
+              <w:lastRenderedPageBreak/>
               <w:t>Found (2)</w:t>
             </w:r>
+          </w:p>
+          <w:p>
+            <w:pPr>
+              <w:rPr>
+                <w:sz w:val="20"/>
+                <w:szCs w:val="20"/>
+              </w:rPr>
+            </w:pPr>
+          </w:p>
+          <w:p>
+            <w:pPr>
+              <w:rPr>
+                <w:sz w:val="20"/>
+                <w:szCs w:val="20"/>
+              </w:rPr>
+            </w:pPr>
+            <w:r>
+              <w:rPr>
+                <w:sz w:val="20"/>
+                <w:szCs w:val="20"/>
+              </w:rPr>
+              <w:lastRenderedPageBreak/>
+              <w:t>Not Carved</w:t>
+            </w:r>
+          </w:p>
+          <w:p>
+            <w:pPr>
+              <w:rPr>
+                <w:sz w:val="20"/>
+                <w:szCs w:val="20"/>
+              </w:rPr>
+            </w:pPr>
+          </w:p>
+          <w:p>
+            <w:pPr>
+              <w:rPr>
+                <w:sz w:val="20"/>
+                <w:szCs w:val="20"/>
+              </w:rPr>
+            </w:pPr>
+            <w:r>
+              <w:rPr>
+                <w:sz w:val="20"/>
+                <w:szCs w:val="20"/>
+              </w:rPr>
+              <w:t>Neither of them can be opened</w:t>
+            </w:r>
+          </w:p>
+          <w:p>
+            <w:pPr>
+              <w:rPr>
+                <w:sz w:val="20"/>
+                <w:szCs w:val="20"/>
+              </w:rPr>
+            </w:pPr>
           </w:p>
         </w:tc>
       </w:tr>
@@ -10047,7 +11504,6 @@
                 <w:sz w:val="20"/>
                 <w:szCs w:val="20"/>
               </w:rPr>
-              <w:lastRenderedPageBreak/>
               <w:t>Found (1)</w:t>
             </w:r>
           </w:p>
@@ -10099,8 +11555,30 @@
                 <w:sz w:val="20"/>
                 <w:szCs w:val="20"/>
               </w:rPr>
-              <w:lastRenderedPageBreak/>
               <w:t>Found (2)</w:t>
+            </w:r>
+          </w:p>
+          <w:p>
+            <w:pPr>
+              <w:rPr>
+                <w:sz w:val="20"/>
+                <w:szCs w:val="20"/>
+              </w:rPr>
+            </w:pPr>
+          </w:p>
+          <w:p>
+            <w:pPr>
+              <w:rPr>
+                <w:sz w:val="20"/>
+                <w:szCs w:val="20"/>
+              </w:rPr>
+            </w:pPr>
+            <w:r>
+              <w:rPr>
+                <w:sz w:val="20"/>
+                <w:szCs w:val="20"/>
+              </w:rPr>
+              <w:t>Fully Carved</w:t>
             </w:r>
           </w:p>
         </w:tc>
@@ -10189,14 +11667,25 @@
         <w:tc>
           <w:tcPr>
             <w:tcW w:w="2500" w:type="dxa"/>
-          </w:tcPr>
-          <w:p>
-            <w:pPr>
-              <w:rPr>
-                <w:sz w:val="20"/>
-                <w:szCs w:val="20"/>
-              </w:rPr>
-            </w:pPr>
+            <w:vAlign w:val="center"/>
+          </w:tcPr>
+          <w:p>
+            <w:pPr>
+              <w:jc w:val="center"/>
+              <w:rPr>
+                <w:b/>
+                <w:sz w:val="50"/>
+                <w:szCs w:val="50"/>
+              </w:rPr>
+            </w:pPr>
+            <w:r>
+              <w:rPr>
+                <w:b/>
+                <w:sz w:val="50"/>
+                <w:szCs w:val="50"/>
+              </w:rPr>
+              <w:t>19 / 27 (70.4%)</w:t>
+            </w:r>
           </w:p>
         </w:tc>
       </w:tr>
@@ -10276,14 +11765,25 @@
         <w:tc>
           <w:tcPr>
             <w:tcW w:w="2500" w:type="dxa"/>
-          </w:tcPr>
-          <w:p>
-            <w:pPr>
-              <w:rPr>
-                <w:sz w:val="20"/>
-                <w:szCs w:val="20"/>
-              </w:rPr>
-            </w:pPr>
+            <w:vAlign w:val="center"/>
+          </w:tcPr>
+          <w:p>
+            <w:pPr>
+              <w:jc w:val="center"/>
+              <w:rPr>
+                <w:b/>
+                <w:sz w:val="50"/>
+                <w:szCs w:val="50"/>
+              </w:rPr>
+            </w:pPr>
+            <w:r>
+              <w:rPr>
+                <w:b/>
+                <w:sz w:val="50"/>
+                <w:szCs w:val="50"/>
+              </w:rPr>
+              <w:t>12 / 19 (63.2%)</w:t>
+            </w:r>
           </w:p>
         </w:tc>
       </w:tr>
@@ -10656,6 +12156,52 @@
               <w:t>Found (8)</w:t>
             </w:r>
           </w:p>
+          <w:p>
+            <w:pPr>
+              <w:rPr>
+                <w:sz w:val="20"/>
+                <w:szCs w:val="20"/>
+              </w:rPr>
+            </w:pPr>
+          </w:p>
+          <w:p>
+            <w:pPr>
+              <w:rPr>
+                <w:sz w:val="20"/>
+                <w:szCs w:val="20"/>
+              </w:rPr>
+            </w:pPr>
+            <w:r>
+              <w:rPr>
+                <w:sz w:val="20"/>
+                <w:szCs w:val="20"/>
+              </w:rPr>
+              <w:t>Partially Carved</w:t>
+            </w:r>
+          </w:p>
+          <w:p>
+            <w:pPr>
+              <w:rPr>
+                <w:sz w:val="20"/>
+                <w:szCs w:val="20"/>
+              </w:rPr>
+            </w:pPr>
+          </w:p>
+          <w:p>
+            <w:pPr>
+              <w:rPr>
+                <w:sz w:val="20"/>
+                <w:szCs w:val="20"/>
+              </w:rPr>
+            </w:pPr>
+            <w:r>
+              <w:rPr>
+                <w:sz w:val="20"/>
+                <w:szCs w:val="20"/>
+              </w:rPr>
+              <w:t>Lots of files were unable to open due to corruption, others were carved but duplicated</w:t>
+            </w:r>
+          </w:p>
         </w:tc>
       </w:tr>
       <w:tr>
@@ -10815,6 +12361,52 @@
               </w:rPr>
             </w:pPr>
           </w:p>
+          <w:p>
+            <w:pPr>
+              <w:rPr>
+                <w:sz w:val="20"/>
+                <w:szCs w:val="20"/>
+              </w:rPr>
+            </w:pPr>
+            <w:r>
+              <w:rPr>
+                <w:sz w:val="20"/>
+                <w:szCs w:val="20"/>
+              </w:rPr>
+              <w:t>Not Carved</w:t>
+            </w:r>
+          </w:p>
+          <w:p>
+            <w:pPr>
+              <w:rPr>
+                <w:sz w:val="20"/>
+                <w:szCs w:val="20"/>
+              </w:rPr>
+            </w:pPr>
+          </w:p>
+          <w:p>
+            <w:pPr>
+              <w:rPr>
+                <w:sz w:val="20"/>
+                <w:szCs w:val="20"/>
+              </w:rPr>
+            </w:pPr>
+            <w:r>
+              <w:rPr>
+                <w:sz w:val="20"/>
+                <w:szCs w:val="20"/>
+              </w:rPr>
+              <w:t>None of them can be opened</w:t>
+            </w:r>
+          </w:p>
+          <w:p>
+            <w:pPr>
+              <w:rPr>
+                <w:sz w:val="20"/>
+                <w:szCs w:val="20"/>
+              </w:rPr>
+            </w:pPr>
+          </w:p>
         </w:tc>
       </w:tr>
       <w:tr>
@@ -11154,7 +12746,6 @@
                 <w:sz w:val="20"/>
                 <w:szCs w:val="20"/>
               </w:rPr>
-              <w:lastRenderedPageBreak/>
               <w:t>Not Found</w:t>
             </w:r>
           </w:p>
@@ -11176,6 +12767,52 @@
                 <w:szCs w:val="20"/>
               </w:rPr>
               <w:t>Found (1)</w:t>
+            </w:r>
+          </w:p>
+          <w:p>
+            <w:pPr>
+              <w:rPr>
+                <w:sz w:val="20"/>
+                <w:szCs w:val="20"/>
+              </w:rPr>
+            </w:pPr>
+          </w:p>
+          <w:p>
+            <w:pPr>
+              <w:rPr>
+                <w:sz w:val="20"/>
+                <w:szCs w:val="20"/>
+              </w:rPr>
+            </w:pPr>
+            <w:r>
+              <w:rPr>
+                <w:sz w:val="20"/>
+                <w:szCs w:val="20"/>
+              </w:rPr>
+              <w:t>Partially Carved</w:t>
+            </w:r>
+          </w:p>
+          <w:p>
+            <w:pPr>
+              <w:rPr>
+                <w:sz w:val="20"/>
+                <w:szCs w:val="20"/>
+              </w:rPr>
+            </w:pPr>
+          </w:p>
+          <w:p>
+            <w:pPr>
+              <w:rPr>
+                <w:sz w:val="20"/>
+                <w:szCs w:val="20"/>
+              </w:rPr>
+            </w:pPr>
+            <w:r>
+              <w:rPr>
+                <w:sz w:val="20"/>
+                <w:szCs w:val="20"/>
+              </w:rPr>
+              <w:t>Significant fragmentation over the whole image</w:t>
             </w:r>
           </w:p>
           <w:p>
@@ -11283,6 +12920,60 @@
               </w:rPr>
               <w:t>Found (3)</w:t>
             </w:r>
+          </w:p>
+          <w:p>
+            <w:pPr>
+              <w:rPr>
+                <w:sz w:val="20"/>
+                <w:szCs w:val="20"/>
+              </w:rPr>
+            </w:pPr>
+          </w:p>
+          <w:p>
+            <w:pPr>
+              <w:rPr>
+                <w:sz w:val="20"/>
+                <w:szCs w:val="20"/>
+              </w:rPr>
+            </w:pPr>
+            <w:r>
+              <w:rPr>
+                <w:sz w:val="20"/>
+                <w:szCs w:val="20"/>
+              </w:rPr>
+              <w:t>Not Carved</w:t>
+            </w:r>
+          </w:p>
+          <w:p>
+            <w:pPr>
+              <w:rPr>
+                <w:sz w:val="20"/>
+                <w:szCs w:val="20"/>
+              </w:rPr>
+            </w:pPr>
+          </w:p>
+          <w:p>
+            <w:pPr>
+              <w:rPr>
+                <w:sz w:val="20"/>
+                <w:szCs w:val="20"/>
+              </w:rPr>
+            </w:pPr>
+            <w:r>
+              <w:rPr>
+                <w:sz w:val="20"/>
+                <w:szCs w:val="20"/>
+              </w:rPr>
+              <w:t>None of them can be opened</w:t>
+            </w:r>
+          </w:p>
+          <w:p>
+            <w:pPr>
+              <w:rPr>
+                <w:sz w:val="20"/>
+                <w:szCs w:val="20"/>
+              </w:rPr>
+            </w:pPr>
           </w:p>
         </w:tc>
       </w:tr>
@@ -11454,6 +13145,52 @@
               </w:rPr>
             </w:pPr>
           </w:p>
+          <w:p>
+            <w:pPr>
+              <w:rPr>
+                <w:sz w:val="20"/>
+                <w:szCs w:val="20"/>
+              </w:rPr>
+            </w:pPr>
+            <w:r>
+              <w:rPr>
+                <w:sz w:val="20"/>
+                <w:szCs w:val="20"/>
+              </w:rPr>
+              <w:t>Not Carved</w:t>
+            </w:r>
+          </w:p>
+          <w:p>
+            <w:pPr>
+              <w:rPr>
+                <w:sz w:val="20"/>
+                <w:szCs w:val="20"/>
+              </w:rPr>
+            </w:pPr>
+          </w:p>
+          <w:p>
+            <w:pPr>
+              <w:rPr>
+                <w:sz w:val="20"/>
+                <w:szCs w:val="20"/>
+              </w:rPr>
+            </w:pPr>
+            <w:r>
+              <w:rPr>
+                <w:sz w:val="20"/>
+                <w:szCs w:val="20"/>
+              </w:rPr>
+              <w:t>None of them can be opened</w:t>
+            </w:r>
+          </w:p>
+          <w:p>
+            <w:pPr>
+              <w:rPr>
+                <w:sz w:val="20"/>
+                <w:szCs w:val="20"/>
+              </w:rPr>
+            </w:pPr>
+          </w:p>
         </w:tc>
       </w:tr>
       <w:tr>
@@ -11938,6 +13675,52 @@
               </w:rPr>
             </w:pPr>
           </w:p>
+          <w:p>
+            <w:pPr>
+              <w:rPr>
+                <w:sz w:val="20"/>
+                <w:szCs w:val="20"/>
+              </w:rPr>
+            </w:pPr>
+            <w:r>
+              <w:rPr>
+                <w:sz w:val="20"/>
+                <w:szCs w:val="20"/>
+              </w:rPr>
+              <w:t>Not Carved</w:t>
+            </w:r>
+          </w:p>
+          <w:p>
+            <w:pPr>
+              <w:rPr>
+                <w:sz w:val="20"/>
+                <w:szCs w:val="20"/>
+              </w:rPr>
+            </w:pPr>
+          </w:p>
+          <w:p>
+            <w:pPr>
+              <w:rPr>
+                <w:sz w:val="20"/>
+                <w:szCs w:val="20"/>
+              </w:rPr>
+            </w:pPr>
+            <w:r>
+              <w:rPr>
+                <w:sz w:val="20"/>
+                <w:szCs w:val="20"/>
+              </w:rPr>
+              <w:t>Neither of them can be opened</w:t>
+            </w:r>
+          </w:p>
+          <w:p>
+            <w:pPr>
+              <w:rPr>
+                <w:sz w:val="20"/>
+                <w:szCs w:val="20"/>
+              </w:rPr>
+            </w:pPr>
+          </w:p>
         </w:tc>
       </w:tr>
       <w:tr>
@@ -12106,6 +13889,52 @@
               <w:t>Found (1)</w:t>
             </w:r>
           </w:p>
+          <w:p>
+            <w:pPr>
+              <w:rPr>
+                <w:sz w:val="20"/>
+                <w:szCs w:val="20"/>
+              </w:rPr>
+            </w:pPr>
+          </w:p>
+          <w:p>
+            <w:pPr>
+              <w:rPr>
+                <w:sz w:val="20"/>
+                <w:szCs w:val="20"/>
+              </w:rPr>
+            </w:pPr>
+            <w:r>
+              <w:rPr>
+                <w:sz w:val="20"/>
+                <w:szCs w:val="20"/>
+              </w:rPr>
+              <w:t>Not Carved</w:t>
+            </w:r>
+          </w:p>
+          <w:p>
+            <w:pPr>
+              <w:rPr>
+                <w:sz w:val="20"/>
+                <w:szCs w:val="20"/>
+              </w:rPr>
+            </w:pPr>
+          </w:p>
+          <w:p>
+            <w:pPr>
+              <w:rPr>
+                <w:sz w:val="20"/>
+                <w:szCs w:val="20"/>
+              </w:rPr>
+            </w:pPr>
+            <w:r>
+              <w:rPr>
+                <w:sz w:val="20"/>
+                <w:szCs w:val="20"/>
+              </w:rPr>
+              <w:t>Cannot be opened</w:t>
+            </w:r>
+          </w:p>
         </w:tc>
       </w:tr>
       <w:tr>
@@ -12258,6 +14087,60 @@
               <w:t>Found (8)</w:t>
             </w:r>
           </w:p>
+          <w:p>
+            <w:pPr>
+              <w:rPr>
+                <w:sz w:val="20"/>
+                <w:szCs w:val="20"/>
+              </w:rPr>
+            </w:pPr>
+          </w:p>
+          <w:p>
+            <w:pPr>
+              <w:rPr>
+                <w:sz w:val="20"/>
+                <w:szCs w:val="20"/>
+              </w:rPr>
+            </w:pPr>
+            <w:r>
+              <w:rPr>
+                <w:sz w:val="20"/>
+                <w:szCs w:val="20"/>
+              </w:rPr>
+              <w:t>Partially Carved</w:t>
+            </w:r>
+          </w:p>
+          <w:p>
+            <w:pPr>
+              <w:rPr>
+                <w:sz w:val="20"/>
+                <w:szCs w:val="20"/>
+              </w:rPr>
+            </w:pPr>
+          </w:p>
+          <w:p>
+            <w:pPr>
+              <w:rPr>
+                <w:sz w:val="20"/>
+                <w:szCs w:val="20"/>
+              </w:rPr>
+            </w:pPr>
+            <w:r>
+              <w:rPr>
+                <w:sz w:val="20"/>
+                <w:szCs w:val="20"/>
+              </w:rPr>
+              <w:t>One file was fully carved, the others could open the file but not access the contents</w:t>
+            </w:r>
+          </w:p>
+          <w:p>
+            <w:pPr>
+              <w:rPr>
+                <w:sz w:val="20"/>
+                <w:szCs w:val="20"/>
+              </w:rPr>
+            </w:pPr>
+          </w:p>
         </w:tc>
       </w:tr>
       <w:tr>
@@ -12379,6 +14262,7 @@
                 <w:sz w:val="20"/>
                 <w:szCs w:val="20"/>
               </w:rPr>
+              <w:lastRenderedPageBreak/>
               <w:t>Cannot be opened as “access to the archive is denied”</w:t>
             </w:r>
           </w:p>
@@ -12407,6 +14291,7 @@
                 <w:sz w:val="20"/>
                 <w:szCs w:val="20"/>
               </w:rPr>
+              <w:lastRenderedPageBreak/>
               <w:t>Not Found</w:t>
             </w:r>
           </w:p>
@@ -12666,6 +14551,52 @@
               <w:t>Found (1)</w:t>
             </w:r>
           </w:p>
+          <w:p>
+            <w:pPr>
+              <w:rPr>
+                <w:sz w:val="20"/>
+                <w:szCs w:val="20"/>
+              </w:rPr>
+            </w:pPr>
+          </w:p>
+          <w:p>
+            <w:pPr>
+              <w:rPr>
+                <w:sz w:val="20"/>
+                <w:szCs w:val="20"/>
+              </w:rPr>
+            </w:pPr>
+            <w:r>
+              <w:rPr>
+                <w:sz w:val="20"/>
+                <w:szCs w:val="20"/>
+              </w:rPr>
+              <w:t>Partially Carved</w:t>
+            </w:r>
+          </w:p>
+          <w:p>
+            <w:pPr>
+              <w:rPr>
+                <w:sz w:val="20"/>
+                <w:szCs w:val="20"/>
+              </w:rPr>
+            </w:pPr>
+          </w:p>
+          <w:p>
+            <w:pPr>
+              <w:rPr>
+                <w:sz w:val="20"/>
+                <w:szCs w:val="20"/>
+              </w:rPr>
+            </w:pPr>
+            <w:r>
+              <w:rPr>
+                <w:sz w:val="20"/>
+                <w:szCs w:val="20"/>
+              </w:rPr>
+              <w:t>Bottom two thirds of the image are fragmented</w:t>
+            </w:r>
+          </w:p>
         </w:tc>
       </w:tr>
       <w:tr>
@@ -12764,6 +14695,60 @@
               <w:t>Found (1)</w:t>
             </w:r>
           </w:p>
+          <w:p>
+            <w:pPr>
+              <w:rPr>
+                <w:sz w:val="20"/>
+                <w:szCs w:val="20"/>
+              </w:rPr>
+            </w:pPr>
+          </w:p>
+          <w:p>
+            <w:pPr>
+              <w:rPr>
+                <w:sz w:val="20"/>
+                <w:szCs w:val="20"/>
+              </w:rPr>
+            </w:pPr>
+            <w:r>
+              <w:rPr>
+                <w:sz w:val="20"/>
+                <w:szCs w:val="20"/>
+              </w:rPr>
+              <w:t>Not Carved</w:t>
+            </w:r>
+          </w:p>
+          <w:p>
+            <w:pPr>
+              <w:rPr>
+                <w:sz w:val="20"/>
+                <w:szCs w:val="20"/>
+              </w:rPr>
+            </w:pPr>
+          </w:p>
+          <w:p>
+            <w:pPr>
+              <w:rPr>
+                <w:sz w:val="20"/>
+                <w:szCs w:val="20"/>
+              </w:rPr>
+            </w:pPr>
+            <w:r>
+              <w:rPr>
+                <w:sz w:val="20"/>
+                <w:szCs w:val="20"/>
+              </w:rPr>
+              <w:t>Cannot be opened</w:t>
+            </w:r>
+          </w:p>
+          <w:p>
+            <w:pPr>
+              <w:rPr>
+                <w:sz w:val="20"/>
+                <w:szCs w:val="20"/>
+              </w:rPr>
+            </w:pPr>
+          </w:p>
         </w:tc>
       </w:tr>
       <w:tr>
@@ -12913,6 +14898,52 @@
                 <w:szCs w:val="20"/>
               </w:rPr>
               <w:t>Found (73)</w:t>
+            </w:r>
+          </w:p>
+          <w:p>
+            <w:pPr>
+              <w:rPr>
+                <w:sz w:val="20"/>
+                <w:szCs w:val="20"/>
+              </w:rPr>
+            </w:pPr>
+          </w:p>
+          <w:p>
+            <w:pPr>
+              <w:rPr>
+                <w:sz w:val="20"/>
+                <w:szCs w:val="20"/>
+              </w:rPr>
+            </w:pPr>
+            <w:r>
+              <w:rPr>
+                <w:sz w:val="20"/>
+                <w:szCs w:val="20"/>
+              </w:rPr>
+              <w:t>Not Carved</w:t>
+            </w:r>
+          </w:p>
+          <w:p>
+            <w:pPr>
+              <w:rPr>
+                <w:sz w:val="20"/>
+                <w:szCs w:val="20"/>
+              </w:rPr>
+            </w:pPr>
+          </w:p>
+          <w:p>
+            <w:pPr>
+              <w:rPr>
+                <w:sz w:val="20"/>
+                <w:szCs w:val="20"/>
+              </w:rPr>
+            </w:pPr>
+            <w:r>
+              <w:rPr>
+                <w:sz w:val="20"/>
+                <w:szCs w:val="20"/>
+              </w:rPr>
+              <w:t>None of them can be opened</w:t>
             </w:r>
           </w:p>
         </w:tc>
@@ -13189,6 +15220,29 @@
               <w:t>Found (1)</w:t>
             </w:r>
           </w:p>
+          <w:p>
+            <w:pPr>
+              <w:rPr>
+                <w:sz w:val="20"/>
+                <w:szCs w:val="20"/>
+              </w:rPr>
+            </w:pPr>
+          </w:p>
+          <w:p>
+            <w:pPr>
+              <w:rPr>
+                <w:sz w:val="20"/>
+                <w:szCs w:val="20"/>
+              </w:rPr>
+            </w:pPr>
+            <w:r>
+              <w:rPr>
+                <w:sz w:val="20"/>
+                <w:szCs w:val="20"/>
+              </w:rPr>
+              <w:t>Fully Carved</w:t>
+            </w:r>
+          </w:p>
         </w:tc>
       </w:tr>
       <w:tr>
@@ -13340,6 +15394,74 @@
               </w:rPr>
               <w:t>Found (1)</w:t>
             </w:r>
+          </w:p>
+          <w:p>
+            <w:pPr>
+              <w:rPr>
+                <w:sz w:val="20"/>
+                <w:szCs w:val="20"/>
+              </w:rPr>
+            </w:pPr>
+          </w:p>
+          <w:p>
+            <w:pPr>
+              <w:rPr>
+                <w:sz w:val="20"/>
+                <w:szCs w:val="20"/>
+              </w:rPr>
+            </w:pPr>
+            <w:r>
+              <w:rPr>
+                <w:sz w:val="20"/>
+                <w:szCs w:val="20"/>
+              </w:rPr>
+              <w:t>Partially Carved</w:t>
+            </w:r>
+          </w:p>
+          <w:p>
+            <w:pPr>
+              <w:rPr>
+                <w:sz w:val="20"/>
+                <w:szCs w:val="20"/>
+              </w:rPr>
+            </w:pPr>
+          </w:p>
+          <w:p>
+            <w:pPr>
+              <w:rPr>
+                <w:sz w:val="20"/>
+                <w:szCs w:val="20"/>
+              </w:rPr>
+            </w:pPr>
+            <w:r>
+              <w:rPr>
+                <w:sz w:val="20"/>
+                <w:szCs w:val="20"/>
+              </w:rPr>
+              <w:t xml:space="preserve">Audio cuts out after </w:t>
+            </w:r>
+            <w:r>
+              <w:rPr>
+                <w:sz w:val="20"/>
+                <w:szCs w:val="20"/>
+              </w:rPr>
+              <w:t>35</w:t>
+            </w:r>
+            <w:r>
+              <w:rPr>
+                <w:sz w:val="20"/>
+                <w:szCs w:val="20"/>
+              </w:rPr>
+              <w:t xml:space="preserve"> seconds</w:t>
+            </w:r>
+          </w:p>
+          <w:p>
+            <w:pPr>
+              <w:rPr>
+                <w:sz w:val="20"/>
+                <w:szCs w:val="20"/>
+              </w:rPr>
+            </w:pPr>
           </w:p>
         </w:tc>
       </w:tr>
@@ -13607,6 +15729,52 @@
               <w:t>Found (1)</w:t>
             </w:r>
           </w:p>
+          <w:p>
+            <w:pPr>
+              <w:rPr>
+                <w:sz w:val="20"/>
+                <w:szCs w:val="20"/>
+              </w:rPr>
+            </w:pPr>
+          </w:p>
+          <w:p>
+            <w:pPr>
+              <w:rPr>
+                <w:sz w:val="20"/>
+                <w:szCs w:val="20"/>
+              </w:rPr>
+            </w:pPr>
+            <w:r>
+              <w:rPr>
+                <w:sz w:val="20"/>
+                <w:szCs w:val="20"/>
+              </w:rPr>
+              <w:t>Partially Carved</w:t>
+            </w:r>
+          </w:p>
+          <w:p>
+            <w:pPr>
+              <w:rPr>
+                <w:sz w:val="20"/>
+                <w:szCs w:val="20"/>
+              </w:rPr>
+            </w:pPr>
+          </w:p>
+          <w:p>
+            <w:pPr>
+              <w:rPr>
+                <w:sz w:val="20"/>
+                <w:szCs w:val="20"/>
+              </w:rPr>
+            </w:pPr>
+            <w:r>
+              <w:rPr>
+                <w:sz w:val="20"/>
+                <w:szCs w:val="20"/>
+              </w:rPr>
+              <w:t>Only plays for 3 seconds then crashes</w:t>
+            </w:r>
+          </w:p>
         </w:tc>
       </w:tr>
       <w:tr>
@@ -13728,7 +15896,7 @@
                 <w:sz w:val="20"/>
                 <w:szCs w:val="20"/>
               </w:rPr>
-              <w:t>Cannot be opened due to corruption</w:t>
+              <w:t xml:space="preserve">Cannot be opened </w:t>
             </w:r>
           </w:p>
           <w:p>
@@ -13756,7 +15924,54 @@
                 <w:sz w:val="20"/>
                 <w:szCs w:val="20"/>
               </w:rPr>
+              <w:lastRenderedPageBreak/>
               <w:t>Found (1)</w:t>
+            </w:r>
+          </w:p>
+          <w:p>
+            <w:pPr>
+              <w:rPr>
+                <w:sz w:val="20"/>
+                <w:szCs w:val="20"/>
+              </w:rPr>
+            </w:pPr>
+          </w:p>
+          <w:p>
+            <w:pPr>
+              <w:rPr>
+                <w:sz w:val="20"/>
+                <w:szCs w:val="20"/>
+              </w:rPr>
+            </w:pPr>
+            <w:r>
+              <w:rPr>
+                <w:sz w:val="20"/>
+                <w:szCs w:val="20"/>
+              </w:rPr>
+              <w:t>Not Carved</w:t>
+            </w:r>
+          </w:p>
+          <w:p>
+            <w:pPr>
+              <w:rPr>
+                <w:sz w:val="20"/>
+                <w:szCs w:val="20"/>
+              </w:rPr>
+            </w:pPr>
+          </w:p>
+          <w:p>
+            <w:pPr>
+              <w:rPr>
+                <w:sz w:val="20"/>
+                <w:szCs w:val="20"/>
+              </w:rPr>
+            </w:pPr>
+            <w:r>
+              <w:rPr>
+                <w:sz w:val="20"/>
+                <w:szCs w:val="20"/>
+              </w:rPr>
+              <w:t>Cannot be opened</w:t>
             </w:r>
           </w:p>
           <w:p>
@@ -13927,6 +16142,52 @@
               </w:rPr>
             </w:pPr>
           </w:p>
+          <w:p>
+            <w:pPr>
+              <w:rPr>
+                <w:sz w:val="20"/>
+                <w:szCs w:val="20"/>
+              </w:rPr>
+            </w:pPr>
+            <w:r>
+              <w:rPr>
+                <w:sz w:val="20"/>
+                <w:szCs w:val="20"/>
+              </w:rPr>
+              <w:t>Partially Carved</w:t>
+            </w:r>
+          </w:p>
+          <w:p>
+            <w:pPr>
+              <w:rPr>
+                <w:sz w:val="20"/>
+                <w:szCs w:val="20"/>
+              </w:rPr>
+            </w:pPr>
+          </w:p>
+          <w:p>
+            <w:pPr>
+              <w:rPr>
+                <w:sz w:val="20"/>
+                <w:szCs w:val="20"/>
+              </w:rPr>
+            </w:pPr>
+            <w:r>
+              <w:rPr>
+                <w:sz w:val="20"/>
+                <w:szCs w:val="20"/>
+              </w:rPr>
+              <w:t>Most would not open, one opened but only played for 1 second, two would open but not play</w:t>
+            </w:r>
+          </w:p>
+          <w:p>
+            <w:pPr>
+              <w:rPr>
+                <w:sz w:val="20"/>
+                <w:szCs w:val="20"/>
+              </w:rPr>
+            </w:pPr>
+          </w:p>
         </w:tc>
       </w:tr>
       <w:tr>
@@ -14086,6 +16347,44 @@
               </w:rPr>
             </w:pPr>
           </w:p>
+          <w:p>
+            <w:pPr>
+              <w:rPr>
+                <w:sz w:val="20"/>
+                <w:szCs w:val="20"/>
+              </w:rPr>
+            </w:pPr>
+            <w:r>
+              <w:rPr>
+                <w:sz w:val="20"/>
+                <w:szCs w:val="20"/>
+              </w:rPr>
+              <w:t>Partially Carved</w:t>
+            </w:r>
+          </w:p>
+          <w:p>
+            <w:pPr>
+              <w:rPr>
+                <w:sz w:val="20"/>
+                <w:szCs w:val="20"/>
+              </w:rPr>
+            </w:pPr>
+          </w:p>
+          <w:p>
+            <w:pPr>
+              <w:rPr>
+                <w:sz w:val="20"/>
+                <w:szCs w:val="20"/>
+              </w:rPr>
+            </w:pPr>
+            <w:r>
+              <w:rPr>
+                <w:sz w:val="20"/>
+                <w:szCs w:val="20"/>
+              </w:rPr>
+              <w:t>Only plays for 7 seconds then crashes</w:t>
+            </w:r>
+          </w:p>
         </w:tc>
       </w:tr>
       <w:tr>
@@ -14170,7 +16469,6 @@
                 <w:sz w:val="20"/>
                 <w:szCs w:val="20"/>
               </w:rPr>
-              <w:lastRenderedPageBreak/>
               <w:t>Partially Carved</w:t>
             </w:r>
           </w:p>
@@ -14222,7 +16520,6 @@
                 <w:sz w:val="20"/>
                 <w:szCs w:val="20"/>
               </w:rPr>
-              <w:lastRenderedPageBreak/>
               <w:t>Found (2)</w:t>
             </w:r>
           </w:p>
@@ -14246,7 +16543,6 @@
                 <w:sz w:val="20"/>
                 <w:szCs w:val="20"/>
               </w:rPr>
-              <w:lastRenderedPageBreak/>
               <w:t>Fully Carved</w:t>
             </w:r>
           </w:p>
@@ -14267,8 +16563,53 @@
                 <w:sz w:val="20"/>
                 <w:szCs w:val="20"/>
               </w:rPr>
-              <w:lastRenderedPageBreak/>
               <w:t>Found (3)</w:t>
+            </w:r>
+          </w:p>
+          <w:p>
+            <w:pPr>
+              <w:rPr>
+                <w:sz w:val="20"/>
+                <w:szCs w:val="20"/>
+              </w:rPr>
+            </w:pPr>
+          </w:p>
+          <w:p>
+            <w:pPr>
+              <w:rPr>
+                <w:sz w:val="20"/>
+                <w:szCs w:val="20"/>
+              </w:rPr>
+            </w:pPr>
+            <w:r>
+              <w:rPr>
+                <w:sz w:val="20"/>
+                <w:szCs w:val="20"/>
+              </w:rPr>
+              <w:t>Not Caved</w:t>
+            </w:r>
+          </w:p>
+          <w:p>
+            <w:pPr>
+              <w:rPr>
+                <w:sz w:val="20"/>
+                <w:szCs w:val="20"/>
+              </w:rPr>
+            </w:pPr>
+          </w:p>
+          <w:p>
+            <w:pPr>
+              <w:rPr>
+                <w:sz w:val="20"/>
+                <w:szCs w:val="20"/>
+              </w:rPr>
+            </w:pPr>
+            <w:r>
+              <w:rPr>
+                <w:sz w:val="20"/>
+                <w:szCs w:val="20"/>
+              </w:rPr>
+              <w:t>None of them open</w:t>
             </w:r>
           </w:p>
         </w:tc>
@@ -14480,6 +16821,59 @@
                 <w:szCs w:val="20"/>
               </w:rPr>
               <w:t>Found (2)</w:t>
+            </w:r>
+          </w:p>
+          <w:p>
+            <w:pPr>
+              <w:rPr>
+                <w:sz w:val="20"/>
+                <w:szCs w:val="20"/>
+              </w:rPr>
+            </w:pPr>
+          </w:p>
+          <w:p>
+            <w:pPr>
+              <w:rPr>
+                <w:sz w:val="20"/>
+                <w:szCs w:val="20"/>
+              </w:rPr>
+            </w:pPr>
+            <w:r>
+              <w:rPr>
+                <w:sz w:val="20"/>
+                <w:szCs w:val="20"/>
+              </w:rPr>
+              <w:t>Partially Carved</w:t>
+            </w:r>
+          </w:p>
+          <w:p>
+            <w:pPr>
+              <w:rPr>
+                <w:sz w:val="20"/>
+                <w:szCs w:val="20"/>
+              </w:rPr>
+            </w:pPr>
+          </w:p>
+          <w:p>
+            <w:pPr>
+              <w:rPr>
+                <w:sz w:val="20"/>
+                <w:szCs w:val="20"/>
+              </w:rPr>
+            </w:pPr>
+            <w:r>
+              <w:rPr>
+                <w:sz w:val="20"/>
+                <w:szCs w:val="20"/>
+              </w:rPr>
+              <w:t>One of them crashes after 4</w:t>
+            </w:r>
+            <w:r>
+              <w:rPr>
+                <w:sz w:val="20"/>
+                <w:szCs w:val="20"/>
+              </w:rPr>
+              <w:t>2 seconds, the other cannot be opened</w:t>
             </w:r>
           </w:p>
         </w:tc>
@@ -14670,8 +17064,26 @@
         <w:tc>
           <w:tcPr>
             <w:tcW w:w="2500" w:type="dxa"/>
-          </w:tcPr>
-          <w:p/>
+            <w:vAlign w:val="center"/>
+          </w:tcPr>
+          <w:p>
+            <w:pPr>
+              <w:jc w:val="center"/>
+              <w:rPr>
+                <w:b/>
+                <w:sz w:val="50"/>
+                <w:szCs w:val="50"/>
+              </w:rPr>
+            </w:pPr>
+            <w:r>
+              <w:rPr>
+                <w:b/>
+                <w:sz w:val="50"/>
+                <w:szCs w:val="50"/>
+              </w:rPr>
+              <w:t>5.5 / 19 (28.9%)</w:t>
+            </w:r>
+          </w:p>
         </w:tc>
       </w:tr>
     </w:tbl>
@@ -14703,12 +17115,12 @@
         <w:tblLook w:val="04A0" w:firstRow="1" w:lastRow="0" w:firstColumn="1" w:lastColumn="0" w:noHBand="0" w:noVBand="1"/>
       </w:tblPr>
       <w:tblGrid>
-        <w:gridCol w:w="557"/>
+        <w:gridCol w:w="558"/>
         <w:gridCol w:w="515"/>
         <w:gridCol w:w="864"/>
-        <w:gridCol w:w="2248"/>
-        <w:gridCol w:w="2384"/>
-        <w:gridCol w:w="2453"/>
+        <w:gridCol w:w="2243"/>
+        <w:gridCol w:w="2378"/>
+        <w:gridCol w:w="2463"/>
       </w:tblGrid>
       <w:tr>
         <w:trPr>
@@ -14957,6 +17369,7 @@
                 <w:sz w:val="20"/>
                 <w:szCs w:val="20"/>
               </w:rPr>
+              <w:lastRenderedPageBreak/>
               <w:t>One image is distorted all over, the other is only affected in the lower half with fragmentation</w:t>
             </w:r>
           </w:p>
@@ -14979,6 +17392,7 @@
                 <w:sz w:val="20"/>
                 <w:szCs w:val="20"/>
               </w:rPr>
+              <w:lastRenderedPageBreak/>
               <w:t>Not Found</w:t>
             </w:r>
           </w:p>
@@ -15000,6 +17414,53 @@
                 <w:szCs w:val="20"/>
               </w:rPr>
               <w:t>Found (1)</w:t>
+            </w:r>
+          </w:p>
+          <w:p>
+            <w:pPr>
+              <w:rPr>
+                <w:sz w:val="20"/>
+                <w:szCs w:val="20"/>
+              </w:rPr>
+            </w:pPr>
+          </w:p>
+          <w:p>
+            <w:pPr>
+              <w:rPr>
+                <w:sz w:val="20"/>
+                <w:szCs w:val="20"/>
+              </w:rPr>
+            </w:pPr>
+            <w:r>
+              <w:rPr>
+                <w:sz w:val="20"/>
+                <w:szCs w:val="20"/>
+              </w:rPr>
+              <w:t>Not Carved</w:t>
+            </w:r>
+          </w:p>
+          <w:p>
+            <w:pPr>
+              <w:rPr>
+                <w:sz w:val="20"/>
+                <w:szCs w:val="20"/>
+              </w:rPr>
+            </w:pPr>
+          </w:p>
+          <w:p>
+            <w:pPr>
+              <w:rPr>
+                <w:sz w:val="20"/>
+                <w:szCs w:val="20"/>
+              </w:rPr>
+            </w:pPr>
+            <w:r>
+              <w:rPr>
+                <w:sz w:val="20"/>
+                <w:szCs w:val="20"/>
+              </w:rPr>
+              <w:lastRenderedPageBreak/>
+              <w:t>Does not open</w:t>
             </w:r>
           </w:p>
         </w:tc>
@@ -15091,22 +17552,62 @@
                 <w:sz w:val="20"/>
                 <w:szCs w:val="20"/>
               </w:rPr>
-              <w:t>Found (</w:t>
-            </w:r>
-            <w:r>
-              <w:rPr>
-                <w:sz w:val="20"/>
-                <w:szCs w:val="20"/>
-              </w:rPr>
-              <w:t>23</w:t>
-            </w:r>
-            <w:r>
-              <w:rPr>
-                <w:sz w:val="20"/>
-                <w:szCs w:val="20"/>
-              </w:rPr>
-              <w:t>)</w:t>
-            </w:r>
+              <w:t>Found (23)</w:t>
+            </w:r>
+          </w:p>
+          <w:p>
+            <w:pPr>
+              <w:rPr>
+                <w:sz w:val="20"/>
+                <w:szCs w:val="20"/>
+              </w:rPr>
+            </w:pPr>
+          </w:p>
+          <w:p>
+            <w:pPr>
+              <w:rPr>
+                <w:sz w:val="20"/>
+                <w:szCs w:val="20"/>
+              </w:rPr>
+            </w:pPr>
+            <w:r>
+              <w:rPr>
+                <w:sz w:val="20"/>
+                <w:szCs w:val="20"/>
+              </w:rPr>
+              <w:t>Not Carved</w:t>
+            </w:r>
+          </w:p>
+          <w:p>
+            <w:pPr>
+              <w:rPr>
+                <w:sz w:val="20"/>
+                <w:szCs w:val="20"/>
+              </w:rPr>
+            </w:pPr>
+          </w:p>
+          <w:p>
+            <w:pPr>
+              <w:rPr>
+                <w:sz w:val="20"/>
+                <w:szCs w:val="20"/>
+              </w:rPr>
+            </w:pPr>
+            <w:r>
+              <w:rPr>
+                <w:sz w:val="20"/>
+                <w:szCs w:val="20"/>
+              </w:rPr>
+              <w:t>None of them open</w:t>
+            </w:r>
+          </w:p>
+          <w:p>
+            <w:pPr>
+              <w:rPr>
+                <w:sz w:val="20"/>
+                <w:szCs w:val="20"/>
+              </w:rPr>
+            </w:pPr>
           </w:p>
         </w:tc>
       </w:tr>
@@ -15381,22 +17882,62 @@
                 <w:sz w:val="20"/>
                 <w:szCs w:val="20"/>
               </w:rPr>
-              <w:t>Found (</w:t>
-            </w:r>
-            <w:r>
-              <w:rPr>
-                <w:sz w:val="20"/>
-                <w:szCs w:val="20"/>
-              </w:rPr>
-              <w:t>1</w:t>
-            </w:r>
-            <w:r>
-              <w:rPr>
-                <w:sz w:val="20"/>
-                <w:szCs w:val="20"/>
-              </w:rPr>
-              <w:t>)</w:t>
-            </w:r>
+              <w:t>Found (1)</w:t>
+            </w:r>
+          </w:p>
+          <w:p>
+            <w:pPr>
+              <w:rPr>
+                <w:sz w:val="20"/>
+                <w:szCs w:val="20"/>
+              </w:rPr>
+            </w:pPr>
+          </w:p>
+          <w:p>
+            <w:pPr>
+              <w:rPr>
+                <w:sz w:val="20"/>
+                <w:szCs w:val="20"/>
+              </w:rPr>
+            </w:pPr>
+            <w:r>
+              <w:rPr>
+                <w:sz w:val="20"/>
+                <w:szCs w:val="20"/>
+              </w:rPr>
+              <w:t>Not Carved</w:t>
+            </w:r>
+          </w:p>
+          <w:p>
+            <w:pPr>
+              <w:rPr>
+                <w:sz w:val="20"/>
+                <w:szCs w:val="20"/>
+              </w:rPr>
+            </w:pPr>
+          </w:p>
+          <w:p>
+            <w:pPr>
+              <w:rPr>
+                <w:sz w:val="20"/>
+                <w:szCs w:val="20"/>
+              </w:rPr>
+            </w:pPr>
+            <w:r>
+              <w:rPr>
+                <w:sz w:val="20"/>
+                <w:szCs w:val="20"/>
+              </w:rPr>
+              <w:t>Does not open</w:t>
+            </w:r>
+          </w:p>
+          <w:p>
+            <w:pPr>
+              <w:rPr>
+                <w:sz w:val="20"/>
+                <w:szCs w:val="20"/>
+              </w:rPr>
+            </w:pPr>
           </w:p>
         </w:tc>
       </w:tr>
@@ -15519,7 +18060,6 @@
                 <w:sz w:val="20"/>
                 <w:szCs w:val="20"/>
               </w:rPr>
-              <w:lastRenderedPageBreak/>
               <w:t>Bottom third of the image is greyed out and the middle third is jumbled</w:t>
             </w:r>
           </w:p>
@@ -15541,22 +18081,53 @@
                 <w:sz w:val="20"/>
                 <w:szCs w:val="20"/>
               </w:rPr>
-              <w:lastRenderedPageBreak/>
-              <w:t>Found (</w:t>
-            </w:r>
-            <w:r>
-              <w:rPr>
-                <w:sz w:val="20"/>
-                <w:szCs w:val="20"/>
-              </w:rPr>
-              <w:t>149</w:t>
-            </w:r>
-            <w:r>
-              <w:rPr>
-                <w:sz w:val="20"/>
-                <w:szCs w:val="20"/>
-              </w:rPr>
-              <w:t>)</w:t>
+              <w:t>Found (149)</w:t>
+            </w:r>
+          </w:p>
+          <w:p>
+            <w:pPr>
+              <w:rPr>
+                <w:sz w:val="20"/>
+                <w:szCs w:val="20"/>
+              </w:rPr>
+            </w:pPr>
+          </w:p>
+          <w:p>
+            <w:pPr>
+              <w:rPr>
+                <w:sz w:val="20"/>
+                <w:szCs w:val="20"/>
+              </w:rPr>
+            </w:pPr>
+            <w:r>
+              <w:rPr>
+                <w:sz w:val="20"/>
+                <w:szCs w:val="20"/>
+              </w:rPr>
+              <w:t>Not Carved</w:t>
+            </w:r>
+          </w:p>
+          <w:p>
+            <w:pPr>
+              <w:rPr>
+                <w:sz w:val="20"/>
+                <w:szCs w:val="20"/>
+              </w:rPr>
+            </w:pPr>
+          </w:p>
+          <w:p>
+            <w:pPr>
+              <w:rPr>
+                <w:sz w:val="20"/>
+                <w:szCs w:val="20"/>
+              </w:rPr>
+            </w:pPr>
+            <w:r>
+              <w:rPr>
+                <w:sz w:val="20"/>
+                <w:szCs w:val="20"/>
+              </w:rPr>
+              <w:t>None of them open</w:t>
             </w:r>
           </w:p>
         </w:tc>
@@ -15987,21 +18558,53 @@
                 <w:sz w:val="20"/>
                 <w:szCs w:val="20"/>
               </w:rPr>
-              <w:t>Found (</w:t>
-            </w:r>
-            <w:r>
-              <w:rPr>
-                <w:sz w:val="20"/>
-                <w:szCs w:val="20"/>
-              </w:rPr>
-              <w:t>2</w:t>
-            </w:r>
-            <w:r>
-              <w:rPr>
-                <w:sz w:val="20"/>
-                <w:szCs w:val="20"/>
-              </w:rPr>
-              <w:t>)</w:t>
+              <w:t>Found (2)</w:t>
+            </w:r>
+          </w:p>
+          <w:p>
+            <w:pPr>
+              <w:rPr>
+                <w:sz w:val="20"/>
+                <w:szCs w:val="20"/>
+              </w:rPr>
+            </w:pPr>
+          </w:p>
+          <w:p>
+            <w:pPr>
+              <w:rPr>
+                <w:sz w:val="20"/>
+                <w:szCs w:val="20"/>
+              </w:rPr>
+            </w:pPr>
+            <w:r>
+              <w:rPr>
+                <w:sz w:val="20"/>
+                <w:szCs w:val="20"/>
+              </w:rPr>
+              <w:t>Not Carved</w:t>
+            </w:r>
+          </w:p>
+          <w:p>
+            <w:pPr>
+              <w:rPr>
+                <w:sz w:val="20"/>
+                <w:szCs w:val="20"/>
+              </w:rPr>
+            </w:pPr>
+          </w:p>
+          <w:p>
+            <w:pPr>
+              <w:rPr>
+                <w:sz w:val="20"/>
+                <w:szCs w:val="20"/>
+              </w:rPr>
+            </w:pPr>
+            <w:r>
+              <w:rPr>
+                <w:sz w:val="20"/>
+                <w:szCs w:val="20"/>
+              </w:rPr>
+              <w:t>Neither can be opened</w:t>
             </w:r>
           </w:p>
         </w:tc>
@@ -16261,22 +18864,62 @@
                 <w:sz w:val="20"/>
                 <w:szCs w:val="20"/>
               </w:rPr>
-              <w:t>Found (</w:t>
-            </w:r>
-            <w:r>
-              <w:rPr>
-                <w:sz w:val="20"/>
-                <w:szCs w:val="20"/>
-              </w:rPr>
-              <w:t>8</w:t>
-            </w:r>
-            <w:r>
-              <w:rPr>
-                <w:sz w:val="20"/>
-                <w:szCs w:val="20"/>
-              </w:rPr>
-              <w:t>)</w:t>
-            </w:r>
+              <w:t>Found (8)</w:t>
+            </w:r>
+          </w:p>
+          <w:p>
+            <w:pPr>
+              <w:rPr>
+                <w:sz w:val="20"/>
+                <w:szCs w:val="20"/>
+              </w:rPr>
+            </w:pPr>
+          </w:p>
+          <w:p>
+            <w:pPr>
+              <w:rPr>
+                <w:sz w:val="20"/>
+                <w:szCs w:val="20"/>
+              </w:rPr>
+            </w:pPr>
+            <w:r>
+              <w:rPr>
+                <w:sz w:val="20"/>
+                <w:szCs w:val="20"/>
+              </w:rPr>
+              <w:t>Partially Carved</w:t>
+            </w:r>
+          </w:p>
+          <w:p>
+            <w:pPr>
+              <w:rPr>
+                <w:sz w:val="20"/>
+                <w:szCs w:val="20"/>
+              </w:rPr>
+            </w:pPr>
+          </w:p>
+          <w:p>
+            <w:pPr>
+              <w:rPr>
+                <w:sz w:val="20"/>
+                <w:szCs w:val="20"/>
+              </w:rPr>
+            </w:pPr>
+            <w:r>
+              <w:rPr>
+                <w:sz w:val="20"/>
+                <w:szCs w:val="20"/>
+              </w:rPr>
+              <w:t>One file was fully carved, the others could open the file but not access the contents</w:t>
+            </w:r>
+          </w:p>
+          <w:p>
+            <w:pPr>
+              <w:rPr>
+                <w:sz w:val="20"/>
+                <w:szCs w:val="20"/>
+              </w:rPr>
+            </w:pPr>
           </w:p>
         </w:tc>
       </w:tr>
@@ -16392,6 +19035,7 @@
                 <w:sz w:val="20"/>
                 <w:szCs w:val="20"/>
               </w:rPr>
+              <w:lastRenderedPageBreak/>
               <w:t>Cannot be opened as “access to the archive is denied”</w:t>
             </w:r>
           </w:p>
@@ -16413,6 +19057,7 @@
                 <w:sz w:val="20"/>
                 <w:szCs w:val="20"/>
               </w:rPr>
+              <w:lastRenderedPageBreak/>
               <w:t>Not Found</w:t>
             </w:r>
           </w:p>
@@ -16695,22 +19340,62 @@
                 <w:sz w:val="20"/>
                 <w:szCs w:val="20"/>
               </w:rPr>
-              <w:t>Found (</w:t>
-            </w:r>
-            <w:r>
-              <w:rPr>
-                <w:sz w:val="20"/>
-                <w:szCs w:val="20"/>
-              </w:rPr>
-              <w:t>1</w:t>
-            </w:r>
-            <w:r>
-              <w:rPr>
-                <w:sz w:val="20"/>
-                <w:szCs w:val="20"/>
-              </w:rPr>
-              <w:t>)</w:t>
-            </w:r>
+              <w:t>Found (1)</w:t>
+            </w:r>
+          </w:p>
+          <w:p>
+            <w:pPr>
+              <w:rPr>
+                <w:sz w:val="20"/>
+                <w:szCs w:val="20"/>
+              </w:rPr>
+            </w:pPr>
+          </w:p>
+          <w:p>
+            <w:pPr>
+              <w:rPr>
+                <w:sz w:val="20"/>
+                <w:szCs w:val="20"/>
+              </w:rPr>
+            </w:pPr>
+            <w:r>
+              <w:rPr>
+                <w:sz w:val="20"/>
+                <w:szCs w:val="20"/>
+              </w:rPr>
+              <w:t>Not Carved</w:t>
+            </w:r>
+          </w:p>
+          <w:p>
+            <w:pPr>
+              <w:rPr>
+                <w:sz w:val="20"/>
+                <w:szCs w:val="20"/>
+              </w:rPr>
+            </w:pPr>
+          </w:p>
+          <w:p>
+            <w:pPr>
+              <w:rPr>
+                <w:sz w:val="20"/>
+                <w:szCs w:val="20"/>
+              </w:rPr>
+            </w:pPr>
+            <w:r>
+              <w:rPr>
+                <w:sz w:val="20"/>
+                <w:szCs w:val="20"/>
+              </w:rPr>
+              <w:t>Cannot be opened</w:t>
+            </w:r>
+          </w:p>
+          <w:p>
+            <w:pPr>
+              <w:rPr>
+                <w:sz w:val="20"/>
+                <w:szCs w:val="20"/>
+              </w:rPr>
+            </w:pPr>
           </w:p>
         </w:tc>
       </w:tr>
@@ -16868,21 +19553,53 @@
                 <w:sz w:val="20"/>
                 <w:szCs w:val="20"/>
               </w:rPr>
-              <w:t>Found (</w:t>
-            </w:r>
-            <w:r>
-              <w:rPr>
-                <w:sz w:val="20"/>
-                <w:szCs w:val="20"/>
-              </w:rPr>
-              <w:t>7</w:t>
-            </w:r>
-            <w:r>
-              <w:rPr>
-                <w:sz w:val="20"/>
-                <w:szCs w:val="20"/>
-              </w:rPr>
-              <w:t>)</w:t>
+              <w:t>Found (7)</w:t>
+            </w:r>
+          </w:p>
+          <w:p>
+            <w:pPr>
+              <w:rPr>
+                <w:sz w:val="20"/>
+                <w:szCs w:val="20"/>
+              </w:rPr>
+            </w:pPr>
+          </w:p>
+          <w:p>
+            <w:pPr>
+              <w:rPr>
+                <w:sz w:val="20"/>
+                <w:szCs w:val="20"/>
+              </w:rPr>
+            </w:pPr>
+            <w:r>
+              <w:rPr>
+                <w:sz w:val="20"/>
+                <w:szCs w:val="20"/>
+              </w:rPr>
+              <w:t>Not Carved</w:t>
+            </w:r>
+          </w:p>
+          <w:p>
+            <w:pPr>
+              <w:rPr>
+                <w:sz w:val="20"/>
+                <w:szCs w:val="20"/>
+              </w:rPr>
+            </w:pPr>
+          </w:p>
+          <w:p>
+            <w:pPr>
+              <w:rPr>
+                <w:sz w:val="20"/>
+                <w:szCs w:val="20"/>
+              </w:rPr>
+            </w:pPr>
+            <w:r>
+              <w:rPr>
+                <w:sz w:val="20"/>
+                <w:szCs w:val="20"/>
+              </w:rPr>
+              <w:t>None of them can be opened</w:t>
             </w:r>
           </w:p>
         </w:tc>
@@ -17193,23 +19910,40 @@
                 <w:sz w:val="20"/>
                 <w:szCs w:val="20"/>
               </w:rPr>
-              <w:lastRenderedPageBreak/>
-              <w:t>Found (</w:t>
-            </w:r>
-            <w:r>
-              <w:rPr>
-                <w:sz w:val="20"/>
-                <w:szCs w:val="20"/>
-              </w:rPr>
-              <w:t>1</w:t>
-            </w:r>
-            <w:r>
-              <w:rPr>
-                <w:sz w:val="20"/>
-                <w:szCs w:val="20"/>
-              </w:rPr>
-              <w:t>)</w:t>
-            </w:r>
+              <w:t>Found (1)</w:t>
+            </w:r>
+          </w:p>
+          <w:p>
+            <w:pPr>
+              <w:rPr>
+                <w:sz w:val="20"/>
+                <w:szCs w:val="20"/>
+              </w:rPr>
+            </w:pPr>
+          </w:p>
+          <w:p>
+            <w:pPr>
+              <w:rPr>
+                <w:sz w:val="20"/>
+                <w:szCs w:val="20"/>
+              </w:rPr>
+            </w:pPr>
+            <w:r>
+              <w:rPr>
+                <w:sz w:val="20"/>
+                <w:szCs w:val="20"/>
+              </w:rPr>
+              <w:t>Fully Carved</w:t>
+            </w:r>
+          </w:p>
+          <w:p>
+            <w:pPr>
+              <w:jc w:val="right"/>
+              <w:rPr>
+                <w:sz w:val="20"/>
+                <w:szCs w:val="20"/>
+              </w:rPr>
+            </w:pPr>
           </w:p>
         </w:tc>
       </w:tr>
@@ -17572,14 +20306,7 @@
                 <w:sz w:val="20"/>
                 <w:szCs w:val="20"/>
               </w:rPr>
-              <w:t xml:space="preserve">Not </w:t>
-            </w:r>
-            <w:r>
-              <w:rPr>
-                <w:sz w:val="20"/>
-                <w:szCs w:val="20"/>
-              </w:rPr>
-              <w:t>Found</w:t>
+              <w:t>Not Found</w:t>
             </w:r>
           </w:p>
         </w:tc>
@@ -17775,22 +20502,70 @@
                 <w:sz w:val="20"/>
                 <w:szCs w:val="20"/>
               </w:rPr>
-              <w:t>Found (</w:t>
-            </w:r>
-            <w:r>
-              <w:rPr>
-                <w:sz w:val="20"/>
-                <w:szCs w:val="20"/>
-              </w:rPr>
-              <w:t>4</w:t>
-            </w:r>
-            <w:r>
-              <w:rPr>
-                <w:sz w:val="20"/>
-                <w:szCs w:val="20"/>
-              </w:rPr>
-              <w:t>)</w:t>
-            </w:r>
+              <w:t>Found (4)</w:t>
+            </w:r>
+          </w:p>
+          <w:p>
+            <w:pPr>
+              <w:rPr>
+                <w:sz w:val="20"/>
+                <w:szCs w:val="20"/>
+              </w:rPr>
+            </w:pPr>
+          </w:p>
+          <w:p>
+            <w:pPr>
+              <w:rPr>
+                <w:sz w:val="20"/>
+                <w:szCs w:val="20"/>
+              </w:rPr>
+            </w:pPr>
+            <w:r>
+              <w:rPr>
+                <w:sz w:val="20"/>
+                <w:szCs w:val="20"/>
+              </w:rPr>
+              <w:t>Partially Carved</w:t>
+            </w:r>
+          </w:p>
+          <w:p>
+            <w:pPr>
+              <w:rPr>
+                <w:sz w:val="20"/>
+                <w:szCs w:val="20"/>
+              </w:rPr>
+            </w:pPr>
+          </w:p>
+          <w:p>
+            <w:pPr>
+              <w:rPr>
+                <w:sz w:val="20"/>
+                <w:szCs w:val="20"/>
+              </w:rPr>
+            </w:pPr>
+            <w:r>
+              <w:rPr>
+                <w:sz w:val="20"/>
+                <w:szCs w:val="20"/>
+              </w:rPr>
+              <w:t>Two files cannot be opened, one can be opened but only plays 1 second, the other one can be opened but does not play</w:t>
+            </w:r>
+          </w:p>
+          <w:p>
+            <w:pPr>
+              <w:rPr>
+                <w:sz w:val="20"/>
+                <w:szCs w:val="20"/>
+              </w:rPr>
+            </w:pPr>
+          </w:p>
+          <w:p>
+            <w:pPr>
+              <w:rPr>
+                <w:sz w:val="20"/>
+                <w:szCs w:val="20"/>
+              </w:rPr>
+            </w:pPr>
           </w:p>
         </w:tc>
       </w:tr>
@@ -17927,21 +20702,53 @@
                 <w:sz w:val="20"/>
                 <w:szCs w:val="20"/>
               </w:rPr>
-              <w:t>Found (</w:t>
-            </w:r>
-            <w:r>
-              <w:rPr>
-                <w:sz w:val="20"/>
-                <w:szCs w:val="20"/>
-              </w:rPr>
-              <w:t>1</w:t>
-            </w:r>
-            <w:r>
-              <w:rPr>
-                <w:sz w:val="20"/>
-                <w:szCs w:val="20"/>
-              </w:rPr>
-              <w:t>)</w:t>
+              <w:t>Found (1)</w:t>
+            </w:r>
+          </w:p>
+          <w:p>
+            <w:pPr>
+              <w:rPr>
+                <w:sz w:val="20"/>
+                <w:szCs w:val="20"/>
+              </w:rPr>
+            </w:pPr>
+          </w:p>
+          <w:p>
+            <w:pPr>
+              <w:rPr>
+                <w:sz w:val="20"/>
+                <w:szCs w:val="20"/>
+              </w:rPr>
+            </w:pPr>
+            <w:r>
+              <w:rPr>
+                <w:sz w:val="20"/>
+                <w:szCs w:val="20"/>
+              </w:rPr>
+              <w:t>Partially Carved</w:t>
+            </w:r>
+          </w:p>
+          <w:p>
+            <w:pPr>
+              <w:rPr>
+                <w:sz w:val="20"/>
+                <w:szCs w:val="20"/>
+              </w:rPr>
+            </w:pPr>
+          </w:p>
+          <w:p>
+            <w:pPr>
+              <w:rPr>
+                <w:sz w:val="20"/>
+                <w:szCs w:val="20"/>
+              </w:rPr>
+            </w:pPr>
+            <w:r>
+              <w:rPr>
+                <w:sz w:val="20"/>
+                <w:szCs w:val="20"/>
+              </w:rPr>
+              <w:t>Only plays for 11 seconds then crashes</w:t>
             </w:r>
           </w:p>
         </w:tc>
@@ -18131,21 +20938,53 @@
                 <w:sz w:val="20"/>
                 <w:szCs w:val="20"/>
               </w:rPr>
-              <w:t>Found (</w:t>
-            </w:r>
-            <w:r>
-              <w:rPr>
-                <w:sz w:val="20"/>
-                <w:szCs w:val="20"/>
-              </w:rPr>
-              <w:t>27</w:t>
-            </w:r>
-            <w:r>
-              <w:rPr>
-                <w:sz w:val="20"/>
-                <w:szCs w:val="20"/>
-              </w:rPr>
-              <w:t>)</w:t>
+              <w:t>Found (27)</w:t>
+            </w:r>
+          </w:p>
+          <w:p>
+            <w:pPr>
+              <w:rPr>
+                <w:sz w:val="20"/>
+                <w:szCs w:val="20"/>
+              </w:rPr>
+            </w:pPr>
+          </w:p>
+          <w:p>
+            <w:pPr>
+              <w:rPr>
+                <w:sz w:val="20"/>
+                <w:szCs w:val="20"/>
+              </w:rPr>
+            </w:pPr>
+            <w:r>
+              <w:rPr>
+                <w:sz w:val="20"/>
+                <w:szCs w:val="20"/>
+              </w:rPr>
+              <w:t>Fully Carved</w:t>
+            </w:r>
+          </w:p>
+          <w:p>
+            <w:pPr>
+              <w:rPr>
+                <w:sz w:val="20"/>
+                <w:szCs w:val="20"/>
+              </w:rPr>
+            </w:pPr>
+          </w:p>
+          <w:p>
+            <w:pPr>
+              <w:rPr>
+                <w:sz w:val="20"/>
+                <w:szCs w:val="20"/>
+              </w:rPr>
+            </w:pPr>
+            <w:r>
+              <w:rPr>
+                <w:sz w:val="20"/>
+                <w:szCs w:val="20"/>
+              </w:rPr>
+              <w:t>All videos play fully but are copied multiple times</w:t>
             </w:r>
           </w:p>
         </w:tc>
@@ -18282,21 +21121,53 @@
                 <w:sz w:val="20"/>
                 <w:szCs w:val="20"/>
               </w:rPr>
-              <w:t>Found (</w:t>
-            </w:r>
-            <w:r>
-              <w:rPr>
-                <w:sz w:val="20"/>
-                <w:szCs w:val="20"/>
-              </w:rPr>
-              <w:t>1</w:t>
-            </w:r>
-            <w:r>
-              <w:rPr>
-                <w:sz w:val="20"/>
-                <w:szCs w:val="20"/>
-              </w:rPr>
-              <w:t>)</w:t>
+              <w:t>Found (1)</w:t>
+            </w:r>
+          </w:p>
+          <w:p>
+            <w:pPr>
+              <w:rPr>
+                <w:sz w:val="20"/>
+                <w:szCs w:val="20"/>
+              </w:rPr>
+            </w:pPr>
+          </w:p>
+          <w:p>
+            <w:pPr>
+              <w:rPr>
+                <w:sz w:val="20"/>
+                <w:szCs w:val="20"/>
+              </w:rPr>
+            </w:pPr>
+            <w:r>
+              <w:rPr>
+                <w:sz w:val="20"/>
+                <w:szCs w:val="20"/>
+              </w:rPr>
+              <w:t>Partially Carved</w:t>
+            </w:r>
+          </w:p>
+          <w:p>
+            <w:pPr>
+              <w:rPr>
+                <w:sz w:val="20"/>
+                <w:szCs w:val="20"/>
+              </w:rPr>
+            </w:pPr>
+          </w:p>
+          <w:p>
+            <w:pPr>
+              <w:rPr>
+                <w:sz w:val="20"/>
+                <w:szCs w:val="20"/>
+              </w:rPr>
+            </w:pPr>
+            <w:r>
+              <w:rPr>
+                <w:sz w:val="20"/>
+                <w:szCs w:val="20"/>
+              </w:rPr>
+              <w:t>Only plays for 42 seconds then crashes</w:t>
             </w:r>
           </w:p>
         </w:tc>
@@ -18503,8 +21374,26 @@
         <w:tc>
           <w:tcPr>
             <w:tcW w:w="2500" w:type="dxa"/>
-          </w:tcPr>
-          <w:p/>
+            <w:vAlign w:val="center"/>
+          </w:tcPr>
+          <w:p>
+            <w:pPr>
+              <w:jc w:val="center"/>
+              <w:rPr>
+                <w:b/>
+                <w:sz w:val="50"/>
+                <w:szCs w:val="50"/>
+              </w:rPr>
+            </w:pPr>
+            <w:r>
+              <w:rPr>
+                <w:b/>
+                <w:sz w:val="50"/>
+                <w:szCs w:val="50"/>
+              </w:rPr>
+              <w:t>4 / 13 (30.8%)</w:t>
+            </w:r>
+          </w:p>
         </w:tc>
       </w:tr>
     </w:tbl>
@@ -18525,7 +21414,6 @@
           <w:i/>
           <w:sz w:val="28"/>
         </w:rPr>
-        <w:lastRenderedPageBreak/>
         <w:t>Level 4 – Nested Files</w:t>
       </w:r>
       <w:bookmarkEnd w:id="7"/>
@@ -18862,14 +21750,7 @@
                 <w:sz w:val="20"/>
                 <w:szCs w:val="20"/>
               </w:rPr>
-              <w:t>Found</w:t>
-            </w:r>
-            <w:r>
-              <w:rPr>
-                <w:sz w:val="20"/>
-                <w:szCs w:val="20"/>
-              </w:rPr>
-              <w:t xml:space="preserve"> (</w:t>
+              <w:t>Found (</w:t>
             </w:r>
             <w:r>
               <w:rPr>
@@ -18884,6 +21765,52 @@
                 <w:szCs w:val="20"/>
               </w:rPr>
               <w:t>)</w:t>
+            </w:r>
+          </w:p>
+          <w:p>
+            <w:pPr>
+              <w:rPr>
+                <w:sz w:val="20"/>
+                <w:szCs w:val="20"/>
+              </w:rPr>
+            </w:pPr>
+          </w:p>
+          <w:p>
+            <w:pPr>
+              <w:rPr>
+                <w:sz w:val="20"/>
+                <w:szCs w:val="20"/>
+              </w:rPr>
+            </w:pPr>
+            <w:r>
+              <w:rPr>
+                <w:sz w:val="20"/>
+                <w:szCs w:val="20"/>
+              </w:rPr>
+              <w:t>Partially Carved</w:t>
+            </w:r>
+          </w:p>
+          <w:p>
+            <w:pPr>
+              <w:rPr>
+                <w:sz w:val="20"/>
+                <w:szCs w:val="20"/>
+              </w:rPr>
+            </w:pPr>
+          </w:p>
+          <w:p>
+            <w:pPr>
+              <w:rPr>
+                <w:sz w:val="20"/>
+                <w:szCs w:val="20"/>
+              </w:rPr>
+            </w:pPr>
+            <w:r>
+              <w:rPr>
+                <w:sz w:val="20"/>
+                <w:szCs w:val="20"/>
+              </w:rPr>
+              <w:t>Lots of files were unable to open due to corruption, others were carved but duplicated</w:t>
             </w:r>
           </w:p>
         </w:tc>
@@ -19044,6 +21971,52 @@
               <w:t>)</w:t>
             </w:r>
           </w:p>
+          <w:p>
+            <w:pPr>
+              <w:rPr>
+                <w:sz w:val="20"/>
+                <w:szCs w:val="20"/>
+              </w:rPr>
+            </w:pPr>
+          </w:p>
+          <w:p>
+            <w:pPr>
+              <w:rPr>
+                <w:sz w:val="20"/>
+                <w:szCs w:val="20"/>
+              </w:rPr>
+            </w:pPr>
+            <w:r>
+              <w:rPr>
+                <w:sz w:val="20"/>
+                <w:szCs w:val="20"/>
+              </w:rPr>
+              <w:t>Not Carved</w:t>
+            </w:r>
+          </w:p>
+          <w:p>
+            <w:pPr>
+              <w:rPr>
+                <w:sz w:val="20"/>
+                <w:szCs w:val="20"/>
+              </w:rPr>
+            </w:pPr>
+          </w:p>
+          <w:p>
+            <w:pPr>
+              <w:rPr>
+                <w:sz w:val="20"/>
+                <w:szCs w:val="20"/>
+              </w:rPr>
+            </w:pPr>
+            <w:r>
+              <w:rPr>
+                <w:sz w:val="20"/>
+                <w:szCs w:val="20"/>
+              </w:rPr>
+              <w:t>None of them open</w:t>
+            </w:r>
+          </w:p>
         </w:tc>
       </w:tr>
       <w:tr>
@@ -19397,6 +22370,60 @@
               <w:t>)</w:t>
             </w:r>
           </w:p>
+          <w:p>
+            <w:pPr>
+              <w:rPr>
+                <w:sz w:val="20"/>
+                <w:szCs w:val="20"/>
+              </w:rPr>
+            </w:pPr>
+          </w:p>
+          <w:p>
+            <w:pPr>
+              <w:rPr>
+                <w:sz w:val="20"/>
+                <w:szCs w:val="20"/>
+              </w:rPr>
+            </w:pPr>
+            <w:r>
+              <w:rPr>
+                <w:sz w:val="20"/>
+                <w:szCs w:val="20"/>
+              </w:rPr>
+              <w:t>Partially Carved</w:t>
+            </w:r>
+          </w:p>
+          <w:p>
+            <w:pPr>
+              <w:rPr>
+                <w:sz w:val="20"/>
+                <w:szCs w:val="20"/>
+              </w:rPr>
+            </w:pPr>
+          </w:p>
+          <w:p>
+            <w:pPr>
+              <w:rPr>
+                <w:sz w:val="20"/>
+                <w:szCs w:val="20"/>
+              </w:rPr>
+            </w:pPr>
+            <w:r>
+              <w:rPr>
+                <w:sz w:val="20"/>
+                <w:szCs w:val="20"/>
+              </w:rPr>
+              <w:t>Significant fragmentation over the whole image</w:t>
+            </w:r>
+          </w:p>
+          <w:p>
+            <w:pPr>
+              <w:rPr>
+                <w:sz w:val="20"/>
+                <w:szCs w:val="20"/>
+              </w:rPr>
+            </w:pPr>
+          </w:p>
         </w:tc>
       </w:tr>
       <w:tr>
@@ -19548,6 +22575,60 @@
               <w:t>)</w:t>
             </w:r>
           </w:p>
+          <w:p>
+            <w:pPr>
+              <w:rPr>
+                <w:sz w:val="20"/>
+                <w:szCs w:val="20"/>
+              </w:rPr>
+            </w:pPr>
+          </w:p>
+          <w:p>
+            <w:pPr>
+              <w:rPr>
+                <w:sz w:val="20"/>
+                <w:szCs w:val="20"/>
+              </w:rPr>
+            </w:pPr>
+            <w:r>
+              <w:rPr>
+                <w:sz w:val="20"/>
+                <w:szCs w:val="20"/>
+              </w:rPr>
+              <w:t>Partially Carved</w:t>
+            </w:r>
+          </w:p>
+          <w:p>
+            <w:pPr>
+              <w:rPr>
+                <w:sz w:val="20"/>
+                <w:szCs w:val="20"/>
+              </w:rPr>
+            </w:pPr>
+          </w:p>
+          <w:p>
+            <w:pPr>
+              <w:rPr>
+                <w:sz w:val="20"/>
+                <w:szCs w:val="20"/>
+              </w:rPr>
+            </w:pPr>
+            <w:r>
+              <w:rPr>
+                <w:sz w:val="20"/>
+                <w:szCs w:val="20"/>
+              </w:rPr>
+              <w:t>One image opens, the other two don’t</w:t>
+            </w:r>
+          </w:p>
+          <w:p>
+            <w:pPr>
+              <w:rPr>
+                <w:sz w:val="20"/>
+                <w:szCs w:val="20"/>
+              </w:rPr>
+            </w:pPr>
+          </w:p>
         </w:tc>
       </w:tr>
       <w:tr>
@@ -19712,6 +22793,52 @@
                 <w:szCs w:val="20"/>
               </w:rPr>
               <w:t>)</w:t>
+            </w:r>
+          </w:p>
+          <w:p>
+            <w:pPr>
+              <w:rPr>
+                <w:sz w:val="20"/>
+                <w:szCs w:val="20"/>
+              </w:rPr>
+            </w:pPr>
+          </w:p>
+          <w:p>
+            <w:pPr>
+              <w:rPr>
+                <w:sz w:val="20"/>
+                <w:szCs w:val="20"/>
+              </w:rPr>
+            </w:pPr>
+            <w:r>
+              <w:rPr>
+                <w:sz w:val="20"/>
+                <w:szCs w:val="20"/>
+              </w:rPr>
+              <w:t>Not Carved</w:t>
+            </w:r>
+          </w:p>
+          <w:p>
+            <w:pPr>
+              <w:rPr>
+                <w:sz w:val="20"/>
+                <w:szCs w:val="20"/>
+              </w:rPr>
+            </w:pPr>
+          </w:p>
+          <w:p>
+            <w:pPr>
+              <w:rPr>
+                <w:sz w:val="20"/>
+                <w:szCs w:val="20"/>
+              </w:rPr>
+            </w:pPr>
+            <w:r>
+              <w:rPr>
+                <w:sz w:val="20"/>
+                <w:szCs w:val="20"/>
+              </w:rPr>
+              <w:t>None of the files could be opened</w:t>
             </w:r>
           </w:p>
         </w:tc>
@@ -20397,6 +23524,52 @@
               <w:t>)</w:t>
             </w:r>
           </w:p>
+          <w:p>
+            <w:pPr>
+              <w:rPr>
+                <w:sz w:val="20"/>
+                <w:szCs w:val="20"/>
+              </w:rPr>
+            </w:pPr>
+          </w:p>
+          <w:p>
+            <w:pPr>
+              <w:rPr>
+                <w:sz w:val="20"/>
+                <w:szCs w:val="20"/>
+              </w:rPr>
+            </w:pPr>
+            <w:r>
+              <w:rPr>
+                <w:sz w:val="20"/>
+                <w:szCs w:val="20"/>
+              </w:rPr>
+              <w:t>Partially Carved</w:t>
+            </w:r>
+          </w:p>
+          <w:p>
+            <w:pPr>
+              <w:rPr>
+                <w:sz w:val="20"/>
+                <w:szCs w:val="20"/>
+              </w:rPr>
+            </w:pPr>
+          </w:p>
+          <w:p>
+            <w:pPr>
+              <w:rPr>
+                <w:sz w:val="20"/>
+                <w:szCs w:val="20"/>
+              </w:rPr>
+            </w:pPr>
+            <w:r>
+              <w:rPr>
+                <w:sz w:val="20"/>
+                <w:szCs w:val="20"/>
+              </w:rPr>
+              <w:t>Two files could open, two files could not</w:t>
+            </w:r>
+          </w:p>
         </w:tc>
       </w:tr>
       <w:tr>
@@ -20556,6 +23729,60 @@
               <w:t>)</w:t>
             </w:r>
           </w:p>
+          <w:p>
+            <w:pPr>
+              <w:rPr>
+                <w:sz w:val="20"/>
+                <w:szCs w:val="20"/>
+              </w:rPr>
+            </w:pPr>
+          </w:p>
+          <w:p>
+            <w:pPr>
+              <w:rPr>
+                <w:sz w:val="20"/>
+                <w:szCs w:val="20"/>
+              </w:rPr>
+            </w:pPr>
+            <w:r>
+              <w:rPr>
+                <w:sz w:val="20"/>
+                <w:szCs w:val="20"/>
+              </w:rPr>
+              <w:t>Partially Carved</w:t>
+            </w:r>
+          </w:p>
+          <w:p>
+            <w:pPr>
+              <w:rPr>
+                <w:sz w:val="20"/>
+                <w:szCs w:val="20"/>
+              </w:rPr>
+            </w:pPr>
+          </w:p>
+          <w:p>
+            <w:pPr>
+              <w:rPr>
+                <w:sz w:val="20"/>
+                <w:szCs w:val="20"/>
+              </w:rPr>
+            </w:pPr>
+            <w:r>
+              <w:rPr>
+                <w:sz w:val="20"/>
+                <w:szCs w:val="20"/>
+              </w:rPr>
+              <w:t>One file opens fine, the other is “invalid”</w:t>
+            </w:r>
+          </w:p>
+          <w:p>
+            <w:pPr>
+              <w:rPr>
+                <w:sz w:val="20"/>
+                <w:szCs w:val="20"/>
+              </w:rPr>
+            </w:pPr>
+          </w:p>
         </w:tc>
       </w:tr>
       <w:tr>
@@ -20688,14 +23915,6 @@
               </w:rPr>
             </w:pPr>
           </w:p>
-          <w:p>
-            <w:pPr>
-              <w:rPr>
-                <w:sz w:val="20"/>
-                <w:szCs w:val="20"/>
-              </w:rPr>
-            </w:pPr>
-          </w:p>
         </w:tc>
         <w:tc>
           <w:tcPr>
@@ -20728,6 +23947,52 @@
                 <w:szCs w:val="20"/>
               </w:rPr>
               <w:t>)</w:t>
+            </w:r>
+          </w:p>
+          <w:p>
+            <w:pPr>
+              <w:rPr>
+                <w:sz w:val="20"/>
+                <w:szCs w:val="20"/>
+              </w:rPr>
+            </w:pPr>
+          </w:p>
+          <w:p>
+            <w:pPr>
+              <w:rPr>
+                <w:sz w:val="20"/>
+                <w:szCs w:val="20"/>
+              </w:rPr>
+            </w:pPr>
+            <w:r>
+              <w:rPr>
+                <w:sz w:val="20"/>
+                <w:szCs w:val="20"/>
+              </w:rPr>
+              <w:t>Partially Carved</w:t>
+            </w:r>
+          </w:p>
+          <w:p>
+            <w:pPr>
+              <w:rPr>
+                <w:sz w:val="20"/>
+                <w:szCs w:val="20"/>
+              </w:rPr>
+            </w:pPr>
+          </w:p>
+          <w:p>
+            <w:pPr>
+              <w:rPr>
+                <w:sz w:val="20"/>
+                <w:szCs w:val="20"/>
+              </w:rPr>
+            </w:pPr>
+            <w:r>
+              <w:rPr>
+                <w:sz w:val="20"/>
+                <w:szCs w:val="20"/>
+              </w:rPr>
+              <w:t>Mixture of opening fine, not opening at all, and opening the file but not the image inside</w:t>
             </w:r>
           </w:p>
         </w:tc>
@@ -21129,6 +24394,29 @@
               <w:t>)</w:t>
             </w:r>
           </w:p>
+          <w:p>
+            <w:pPr>
+              <w:rPr>
+                <w:sz w:val="20"/>
+                <w:szCs w:val="20"/>
+              </w:rPr>
+            </w:pPr>
+          </w:p>
+          <w:p>
+            <w:pPr>
+              <w:rPr>
+                <w:sz w:val="20"/>
+                <w:szCs w:val="20"/>
+              </w:rPr>
+            </w:pPr>
+            <w:r>
+              <w:rPr>
+                <w:sz w:val="20"/>
+                <w:szCs w:val="20"/>
+              </w:rPr>
+              <w:t>Fully Carved</w:t>
+            </w:r>
+          </w:p>
         </w:tc>
       </w:tr>
       <w:tr>
@@ -21265,6 +24553,29 @@
               <w:t>(1)</w:t>
             </w:r>
           </w:p>
+          <w:p>
+            <w:pPr>
+              <w:rPr>
+                <w:sz w:val="20"/>
+                <w:szCs w:val="20"/>
+              </w:rPr>
+            </w:pPr>
+          </w:p>
+          <w:p>
+            <w:pPr>
+              <w:rPr>
+                <w:sz w:val="20"/>
+                <w:szCs w:val="20"/>
+              </w:rPr>
+            </w:pPr>
+            <w:r>
+              <w:rPr>
+                <w:sz w:val="20"/>
+                <w:szCs w:val="20"/>
+              </w:rPr>
+              <w:t>Fully Carved</w:t>
+            </w:r>
+          </w:p>
         </w:tc>
       </w:tr>
       <w:tr>
@@ -21421,6 +24732,52 @@
                 <w:szCs w:val="20"/>
               </w:rPr>
               <w:t>)</w:t>
+            </w:r>
+          </w:p>
+          <w:p>
+            <w:pPr>
+              <w:rPr>
+                <w:sz w:val="20"/>
+                <w:szCs w:val="20"/>
+              </w:rPr>
+            </w:pPr>
+          </w:p>
+          <w:p>
+            <w:pPr>
+              <w:rPr>
+                <w:sz w:val="20"/>
+                <w:szCs w:val="20"/>
+              </w:rPr>
+            </w:pPr>
+            <w:r>
+              <w:rPr>
+                <w:sz w:val="20"/>
+                <w:szCs w:val="20"/>
+              </w:rPr>
+              <w:t>Not Carved</w:t>
+            </w:r>
+          </w:p>
+          <w:p>
+            <w:pPr>
+              <w:rPr>
+                <w:sz w:val="20"/>
+                <w:szCs w:val="20"/>
+              </w:rPr>
+            </w:pPr>
+          </w:p>
+          <w:p>
+            <w:pPr>
+              <w:rPr>
+                <w:sz w:val="20"/>
+                <w:szCs w:val="20"/>
+              </w:rPr>
+            </w:pPr>
+            <w:r>
+              <w:rPr>
+                <w:sz w:val="20"/>
+                <w:szCs w:val="20"/>
+              </w:rPr>
+              <w:t>None of them can be opened</w:t>
             </w:r>
           </w:p>
         </w:tc>
@@ -21734,6 +25091,29 @@
               <w:t>)</w:t>
             </w:r>
           </w:p>
+          <w:p>
+            <w:pPr>
+              <w:rPr>
+                <w:sz w:val="20"/>
+                <w:szCs w:val="20"/>
+              </w:rPr>
+            </w:pPr>
+          </w:p>
+          <w:p>
+            <w:pPr>
+              <w:rPr>
+                <w:sz w:val="20"/>
+                <w:szCs w:val="20"/>
+              </w:rPr>
+            </w:pPr>
+            <w:r>
+              <w:rPr>
+                <w:sz w:val="20"/>
+                <w:szCs w:val="20"/>
+              </w:rPr>
+              <w:t>Fully Carved</w:t>
+            </w:r>
+          </w:p>
         </w:tc>
       </w:tr>
       <w:tr>
@@ -21832,6 +25212,7 @@
                 <w:sz w:val="20"/>
                 <w:szCs w:val="20"/>
               </w:rPr>
+              <w:lastRenderedPageBreak/>
               <w:t>Fully Carved</w:t>
             </w:r>
           </w:p>
@@ -21850,16 +25231,20 @@
           </w:tcPr>
           <w:p>
             <w:pPr>
-              <w:rPr>
-                <w:sz w:val="20"/>
-                <w:szCs w:val="20"/>
-              </w:rPr>
-            </w:pPr>
-            <w:r>
-              <w:rPr>
-                <w:sz w:val="20"/>
-                <w:szCs w:val="20"/>
-              </w:rPr>
+              <w:tabs>
+                <w:tab w:val="left" w:pos="1230"/>
+              </w:tabs>
+              <w:rPr>
+                <w:sz w:val="20"/>
+                <w:szCs w:val="20"/>
+              </w:rPr>
+            </w:pPr>
+            <w:r>
+              <w:rPr>
+                <w:sz w:val="20"/>
+                <w:szCs w:val="20"/>
+              </w:rPr>
+              <w:lastRenderedPageBreak/>
               <w:t>Found (</w:t>
             </w:r>
             <w:r>
@@ -21876,6 +25261,76 @@
               </w:rPr>
               <w:t>)</w:t>
             </w:r>
+          </w:p>
+          <w:p>
+            <w:pPr>
+              <w:tabs>
+                <w:tab w:val="left" w:pos="1230"/>
+              </w:tabs>
+              <w:rPr>
+                <w:sz w:val="20"/>
+                <w:szCs w:val="20"/>
+              </w:rPr>
+            </w:pPr>
+          </w:p>
+          <w:p>
+            <w:pPr>
+              <w:tabs>
+                <w:tab w:val="left" w:pos="1230"/>
+              </w:tabs>
+              <w:rPr>
+                <w:sz w:val="20"/>
+                <w:szCs w:val="20"/>
+              </w:rPr>
+            </w:pPr>
+            <w:r>
+              <w:rPr>
+                <w:sz w:val="20"/>
+                <w:szCs w:val="20"/>
+              </w:rPr>
+              <w:lastRenderedPageBreak/>
+              <w:t>Partially Carved</w:t>
+            </w:r>
+          </w:p>
+          <w:p>
+            <w:pPr>
+              <w:tabs>
+                <w:tab w:val="left" w:pos="1230"/>
+              </w:tabs>
+              <w:rPr>
+                <w:sz w:val="20"/>
+                <w:szCs w:val="20"/>
+              </w:rPr>
+            </w:pPr>
+          </w:p>
+          <w:p>
+            <w:pPr>
+              <w:tabs>
+                <w:tab w:val="left" w:pos="1230"/>
+              </w:tabs>
+              <w:rPr>
+                <w:sz w:val="20"/>
+                <w:szCs w:val="20"/>
+              </w:rPr>
+            </w:pPr>
+            <w:r>
+              <w:rPr>
+                <w:sz w:val="20"/>
+                <w:szCs w:val="20"/>
+              </w:rPr>
+              <w:t>Between 35 seconds and 41 seconds makes a static sound, but runs normal outside of that</w:t>
+            </w:r>
+          </w:p>
+          <w:p>
+            <w:pPr>
+              <w:tabs>
+                <w:tab w:val="left" w:pos="1230"/>
+              </w:tabs>
+              <w:rPr>
+                <w:sz w:val="20"/>
+                <w:szCs w:val="20"/>
+              </w:rPr>
+            </w:pPr>
           </w:p>
         </w:tc>
       </w:tr>
@@ -22446,6 +25901,60 @@
               <w:t>)</w:t>
             </w:r>
           </w:p>
+          <w:p>
+            <w:pPr>
+              <w:rPr>
+                <w:sz w:val="20"/>
+                <w:szCs w:val="20"/>
+              </w:rPr>
+            </w:pPr>
+          </w:p>
+          <w:p>
+            <w:pPr>
+              <w:rPr>
+                <w:sz w:val="20"/>
+                <w:szCs w:val="20"/>
+              </w:rPr>
+            </w:pPr>
+            <w:r>
+              <w:rPr>
+                <w:sz w:val="20"/>
+                <w:szCs w:val="20"/>
+              </w:rPr>
+              <w:t>Partially Carved</w:t>
+            </w:r>
+          </w:p>
+          <w:p>
+            <w:pPr>
+              <w:rPr>
+                <w:sz w:val="20"/>
+                <w:szCs w:val="20"/>
+              </w:rPr>
+            </w:pPr>
+          </w:p>
+          <w:p>
+            <w:pPr>
+              <w:rPr>
+                <w:sz w:val="20"/>
+                <w:szCs w:val="20"/>
+              </w:rPr>
+            </w:pPr>
+            <w:r>
+              <w:rPr>
+                <w:sz w:val="20"/>
+                <w:szCs w:val="20"/>
+              </w:rPr>
+              <w:t>One can be opened and plays for 1 second, the others cannot be opened</w:t>
+            </w:r>
+          </w:p>
+          <w:p>
+            <w:pPr>
+              <w:rPr>
+                <w:sz w:val="20"/>
+                <w:szCs w:val="20"/>
+              </w:rPr>
+            </w:pPr>
+          </w:p>
         </w:tc>
       </w:tr>
       <w:tr>
@@ -22787,6 +26296,60 @@
               <w:t>)</w:t>
             </w:r>
           </w:p>
+          <w:p>
+            <w:pPr>
+              <w:rPr>
+                <w:sz w:val="20"/>
+                <w:szCs w:val="20"/>
+              </w:rPr>
+            </w:pPr>
+          </w:p>
+          <w:p>
+            <w:pPr>
+              <w:rPr>
+                <w:sz w:val="20"/>
+                <w:szCs w:val="20"/>
+              </w:rPr>
+            </w:pPr>
+            <w:r>
+              <w:rPr>
+                <w:sz w:val="20"/>
+                <w:szCs w:val="20"/>
+              </w:rPr>
+              <w:t>Not Carved</w:t>
+            </w:r>
+          </w:p>
+          <w:p>
+            <w:pPr>
+              <w:rPr>
+                <w:sz w:val="20"/>
+                <w:szCs w:val="20"/>
+              </w:rPr>
+            </w:pPr>
+          </w:p>
+          <w:p>
+            <w:pPr>
+              <w:rPr>
+                <w:sz w:val="20"/>
+                <w:szCs w:val="20"/>
+              </w:rPr>
+            </w:pPr>
+            <w:r>
+              <w:rPr>
+                <w:sz w:val="20"/>
+                <w:szCs w:val="20"/>
+              </w:rPr>
+              <w:t>Cannot be opened</w:t>
+            </w:r>
+          </w:p>
+          <w:p>
+            <w:pPr>
+              <w:rPr>
+                <w:sz w:val="20"/>
+                <w:szCs w:val="20"/>
+              </w:rPr>
+            </w:pPr>
+          </w:p>
         </w:tc>
       </w:tr>
       <w:tr>
@@ -22988,6 +26551,29 @@
                 <w:szCs w:val="20"/>
               </w:rPr>
               <w:t>)</w:t>
+            </w:r>
+          </w:p>
+          <w:p>
+            <w:pPr>
+              <w:rPr>
+                <w:sz w:val="20"/>
+                <w:szCs w:val="20"/>
+              </w:rPr>
+            </w:pPr>
+          </w:p>
+          <w:p>
+            <w:pPr>
+              <w:rPr>
+                <w:sz w:val="20"/>
+                <w:szCs w:val="20"/>
+              </w:rPr>
+            </w:pPr>
+            <w:r>
+              <w:rPr>
+                <w:sz w:val="20"/>
+                <w:szCs w:val="20"/>
+              </w:rPr>
+              <w:t>Fully Carved</w:t>
             </w:r>
           </w:p>
         </w:tc>
@@ -23011,7 +26597,6 @@
               <w:rPr>
                 <w:b/>
               </w:rPr>
-              <w:lastRenderedPageBreak/>
               <w:t>Score</w:t>
             </w:r>
           </w:p>
@@ -23179,8 +26764,26 @@
         <w:tc>
           <w:tcPr>
             <w:tcW w:w="2500" w:type="dxa"/>
-          </w:tcPr>
-          <w:p/>
+            <w:vAlign w:val="center"/>
+          </w:tcPr>
+          <w:p>
+            <w:pPr>
+              <w:jc w:val="center"/>
+              <w:rPr>
+                <w:b/>
+                <w:sz w:val="50"/>
+                <w:szCs w:val="50"/>
+              </w:rPr>
+            </w:pPr>
+            <w:r>
+              <w:rPr>
+                <w:b/>
+                <w:sz w:val="50"/>
+                <w:szCs w:val="50"/>
+              </w:rPr>
+              <w:t>8 / 16 (50%)</w:t>
+            </w:r>
+          </w:p>
         </w:tc>
       </w:tr>
     </w:tbl>
@@ -23531,6 +27134,52 @@
               <w:t>)</w:t>
             </w:r>
           </w:p>
+          <w:p>
+            <w:pPr>
+              <w:rPr>
+                <w:sz w:val="20"/>
+                <w:szCs w:val="20"/>
+              </w:rPr>
+            </w:pPr>
+          </w:p>
+          <w:p>
+            <w:pPr>
+              <w:rPr>
+                <w:sz w:val="20"/>
+                <w:szCs w:val="20"/>
+              </w:rPr>
+            </w:pPr>
+            <w:r>
+              <w:rPr>
+                <w:sz w:val="20"/>
+                <w:szCs w:val="20"/>
+              </w:rPr>
+              <w:t>Partially Carved</w:t>
+            </w:r>
+          </w:p>
+          <w:p>
+            <w:pPr>
+              <w:rPr>
+                <w:sz w:val="20"/>
+                <w:szCs w:val="20"/>
+              </w:rPr>
+            </w:pPr>
+          </w:p>
+          <w:p>
+            <w:pPr>
+              <w:rPr>
+                <w:sz w:val="20"/>
+                <w:szCs w:val="20"/>
+              </w:rPr>
+            </w:pPr>
+            <w:r>
+              <w:rPr>
+                <w:sz w:val="20"/>
+                <w:szCs w:val="20"/>
+              </w:rPr>
+              <w:t>Lots of files were unable to open due to corruption, others were carved but duplicated</w:t>
+            </w:r>
+          </w:p>
         </w:tc>
       </w:tr>
       <w:tr>
@@ -23697,6 +27346,52 @@
               </w:rPr>
             </w:pPr>
           </w:p>
+          <w:p>
+            <w:pPr>
+              <w:rPr>
+                <w:sz w:val="20"/>
+                <w:szCs w:val="20"/>
+              </w:rPr>
+            </w:pPr>
+            <w:r>
+              <w:rPr>
+                <w:sz w:val="20"/>
+                <w:szCs w:val="20"/>
+              </w:rPr>
+              <w:t>Not Carved</w:t>
+            </w:r>
+          </w:p>
+          <w:p>
+            <w:pPr>
+              <w:rPr>
+                <w:sz w:val="20"/>
+                <w:szCs w:val="20"/>
+              </w:rPr>
+            </w:pPr>
+          </w:p>
+          <w:p>
+            <w:pPr>
+              <w:rPr>
+                <w:sz w:val="20"/>
+                <w:szCs w:val="20"/>
+              </w:rPr>
+            </w:pPr>
+            <w:r>
+              <w:rPr>
+                <w:sz w:val="20"/>
+                <w:szCs w:val="20"/>
+              </w:rPr>
+              <w:t>None of them can be opened</w:t>
+            </w:r>
+          </w:p>
+          <w:p>
+            <w:pPr>
+              <w:rPr>
+                <w:sz w:val="20"/>
+                <w:szCs w:val="20"/>
+              </w:rPr>
+            </w:pPr>
+          </w:p>
         </w:tc>
       </w:tr>
       <w:tr>
@@ -24074,6 +27769,60 @@
               <w:t>)</w:t>
             </w:r>
           </w:p>
+          <w:p>
+            <w:pPr>
+              <w:rPr>
+                <w:sz w:val="20"/>
+                <w:szCs w:val="20"/>
+              </w:rPr>
+            </w:pPr>
+          </w:p>
+          <w:p>
+            <w:pPr>
+              <w:rPr>
+                <w:sz w:val="20"/>
+                <w:szCs w:val="20"/>
+              </w:rPr>
+            </w:pPr>
+            <w:r>
+              <w:rPr>
+                <w:sz w:val="20"/>
+                <w:szCs w:val="20"/>
+              </w:rPr>
+              <w:t>Partially Carved</w:t>
+            </w:r>
+          </w:p>
+          <w:p>
+            <w:pPr>
+              <w:rPr>
+                <w:sz w:val="20"/>
+                <w:szCs w:val="20"/>
+              </w:rPr>
+            </w:pPr>
+          </w:p>
+          <w:p>
+            <w:pPr>
+              <w:rPr>
+                <w:sz w:val="20"/>
+                <w:szCs w:val="20"/>
+              </w:rPr>
+            </w:pPr>
+            <w:r>
+              <w:rPr>
+                <w:sz w:val="20"/>
+                <w:szCs w:val="20"/>
+              </w:rPr>
+              <w:t>Significant fragmentation over the whole image</w:t>
+            </w:r>
+          </w:p>
+          <w:p>
+            <w:pPr>
+              <w:rPr>
+                <w:sz w:val="20"/>
+                <w:szCs w:val="20"/>
+              </w:rPr>
+            </w:pPr>
+          </w:p>
         </w:tc>
       </w:tr>
       <w:tr>
@@ -24186,6 +27935,60 @@
               <w:t>)</w:t>
             </w:r>
           </w:p>
+          <w:p>
+            <w:pPr>
+              <w:rPr>
+                <w:sz w:val="20"/>
+                <w:szCs w:val="20"/>
+              </w:rPr>
+            </w:pPr>
+          </w:p>
+          <w:p>
+            <w:pPr>
+              <w:rPr>
+                <w:sz w:val="20"/>
+                <w:szCs w:val="20"/>
+              </w:rPr>
+            </w:pPr>
+            <w:r>
+              <w:rPr>
+                <w:sz w:val="20"/>
+                <w:szCs w:val="20"/>
+              </w:rPr>
+              <w:t>Not Carved</w:t>
+            </w:r>
+          </w:p>
+          <w:p>
+            <w:pPr>
+              <w:rPr>
+                <w:sz w:val="20"/>
+                <w:szCs w:val="20"/>
+              </w:rPr>
+            </w:pPr>
+          </w:p>
+          <w:p>
+            <w:pPr>
+              <w:rPr>
+                <w:sz w:val="20"/>
+                <w:szCs w:val="20"/>
+              </w:rPr>
+            </w:pPr>
+            <w:r>
+              <w:rPr>
+                <w:sz w:val="20"/>
+                <w:szCs w:val="20"/>
+              </w:rPr>
+              <w:t>None of them open</w:t>
+            </w:r>
+          </w:p>
+          <w:p>
+            <w:pPr>
+              <w:rPr>
+                <w:sz w:val="20"/>
+                <w:szCs w:val="20"/>
+              </w:rPr>
+            </w:pPr>
+          </w:p>
         </w:tc>
       </w:tr>
       <w:tr>
@@ -24307,6 +28110,7 @@
                 <w:sz w:val="20"/>
                 <w:szCs w:val="20"/>
               </w:rPr>
+              <w:lastRenderedPageBreak/>
               <w:t>One image is lower two thirds colour distorted and the other image is lower half colour distorted</w:t>
             </w:r>
           </w:p>
@@ -24374,6 +28178,64 @@
               </w:rPr>
             </w:pPr>
           </w:p>
+          <w:p>
+            <w:pPr>
+              <w:tabs>
+                <w:tab w:val="center" w:pos="1115"/>
+              </w:tabs>
+              <w:rPr>
+                <w:sz w:val="20"/>
+                <w:szCs w:val="20"/>
+              </w:rPr>
+            </w:pPr>
+            <w:r>
+              <w:rPr>
+                <w:sz w:val="20"/>
+                <w:szCs w:val="20"/>
+              </w:rPr>
+              <w:t>Not Carved</w:t>
+            </w:r>
+          </w:p>
+          <w:p>
+            <w:pPr>
+              <w:tabs>
+                <w:tab w:val="center" w:pos="1115"/>
+              </w:tabs>
+              <w:rPr>
+                <w:sz w:val="20"/>
+                <w:szCs w:val="20"/>
+              </w:rPr>
+            </w:pPr>
+          </w:p>
+          <w:p>
+            <w:pPr>
+              <w:tabs>
+                <w:tab w:val="center" w:pos="1115"/>
+              </w:tabs>
+              <w:rPr>
+                <w:sz w:val="20"/>
+                <w:szCs w:val="20"/>
+              </w:rPr>
+            </w:pPr>
+            <w:r>
+              <w:rPr>
+                <w:sz w:val="20"/>
+                <w:szCs w:val="20"/>
+              </w:rPr>
+              <w:t>None of them can open</w:t>
+            </w:r>
+          </w:p>
+          <w:p>
+            <w:pPr>
+              <w:tabs>
+                <w:tab w:val="center" w:pos="1115"/>
+              </w:tabs>
+              <w:rPr>
+                <w:sz w:val="20"/>
+                <w:szCs w:val="20"/>
+              </w:rPr>
+            </w:pPr>
+          </w:p>
         </w:tc>
       </w:tr>
       <w:tr>
@@ -24843,6 +28705,52 @@
               <w:t>)</w:t>
             </w:r>
           </w:p>
+          <w:p>
+            <w:pPr>
+              <w:rPr>
+                <w:sz w:val="20"/>
+                <w:szCs w:val="20"/>
+              </w:rPr>
+            </w:pPr>
+          </w:p>
+          <w:p>
+            <w:pPr>
+              <w:rPr>
+                <w:sz w:val="20"/>
+                <w:szCs w:val="20"/>
+              </w:rPr>
+            </w:pPr>
+            <w:r>
+              <w:rPr>
+                <w:sz w:val="20"/>
+                <w:szCs w:val="20"/>
+              </w:rPr>
+              <w:t>Not Carved</w:t>
+            </w:r>
+          </w:p>
+          <w:p>
+            <w:pPr>
+              <w:rPr>
+                <w:sz w:val="20"/>
+                <w:szCs w:val="20"/>
+              </w:rPr>
+            </w:pPr>
+          </w:p>
+          <w:p>
+            <w:pPr>
+              <w:rPr>
+                <w:sz w:val="20"/>
+                <w:szCs w:val="20"/>
+              </w:rPr>
+            </w:pPr>
+            <w:r>
+              <w:rPr>
+                <w:sz w:val="20"/>
+                <w:szCs w:val="20"/>
+              </w:rPr>
+              <w:t>None of them can open</w:t>
+            </w:r>
+          </w:p>
         </w:tc>
       </w:tr>
       <w:tr>
@@ -24971,6 +28879,60 @@
               <w:t>)</w:t>
             </w:r>
           </w:p>
+          <w:p>
+            <w:pPr>
+              <w:rPr>
+                <w:sz w:val="20"/>
+                <w:szCs w:val="20"/>
+              </w:rPr>
+            </w:pPr>
+          </w:p>
+          <w:p>
+            <w:pPr>
+              <w:rPr>
+                <w:sz w:val="20"/>
+                <w:szCs w:val="20"/>
+              </w:rPr>
+            </w:pPr>
+            <w:r>
+              <w:rPr>
+                <w:sz w:val="20"/>
+                <w:szCs w:val="20"/>
+              </w:rPr>
+              <w:t>Not Carved</w:t>
+            </w:r>
+          </w:p>
+          <w:p>
+            <w:pPr>
+              <w:rPr>
+                <w:sz w:val="20"/>
+                <w:szCs w:val="20"/>
+              </w:rPr>
+            </w:pPr>
+          </w:p>
+          <w:p>
+            <w:pPr>
+              <w:rPr>
+                <w:sz w:val="20"/>
+                <w:szCs w:val="20"/>
+              </w:rPr>
+            </w:pPr>
+            <w:r>
+              <w:rPr>
+                <w:sz w:val="20"/>
+                <w:szCs w:val="20"/>
+              </w:rPr>
+              <w:t>Neither can open</w:t>
+            </w:r>
+          </w:p>
+          <w:p>
+            <w:pPr>
+              <w:rPr>
+                <w:sz w:val="20"/>
+                <w:szCs w:val="20"/>
+              </w:rPr>
+            </w:pPr>
+          </w:p>
         </w:tc>
       </w:tr>
       <w:tr>
@@ -25135,6 +29097,59 @@
                 <w:szCs w:val="20"/>
               </w:rPr>
               <w:t>)</w:t>
+            </w:r>
+          </w:p>
+          <w:p>
+            <w:pPr>
+              <w:rPr>
+                <w:sz w:val="20"/>
+                <w:szCs w:val="20"/>
+              </w:rPr>
+            </w:pPr>
+          </w:p>
+          <w:p>
+            <w:pPr>
+              <w:rPr>
+                <w:sz w:val="20"/>
+                <w:szCs w:val="20"/>
+              </w:rPr>
+            </w:pPr>
+            <w:r>
+              <w:rPr>
+                <w:sz w:val="20"/>
+                <w:szCs w:val="20"/>
+              </w:rPr>
+              <w:t>Partially Carved</w:t>
+            </w:r>
+          </w:p>
+          <w:p>
+            <w:pPr>
+              <w:rPr>
+                <w:sz w:val="20"/>
+                <w:szCs w:val="20"/>
+              </w:rPr>
+            </w:pPr>
+          </w:p>
+          <w:p>
+            <w:pPr>
+              <w:rPr>
+                <w:sz w:val="20"/>
+                <w:szCs w:val="20"/>
+              </w:rPr>
+            </w:pPr>
+            <w:r>
+              <w:rPr>
+                <w:sz w:val="20"/>
+                <w:szCs w:val="20"/>
+              </w:rPr>
+              <w:t>Two can’</w:t>
+            </w:r>
+            <w:r>
+              <w:rPr>
+                <w:sz w:val="20"/>
+                <w:szCs w:val="20"/>
+              </w:rPr>
+              <w:t>t open, the rest can open but the contents can’t</w:t>
             </w:r>
           </w:p>
         </w:tc>
@@ -25566,6 +29581,52 @@
               <w:t>)</w:t>
             </w:r>
           </w:p>
+          <w:p>
+            <w:pPr>
+              <w:rPr>
+                <w:sz w:val="20"/>
+                <w:szCs w:val="20"/>
+              </w:rPr>
+            </w:pPr>
+          </w:p>
+          <w:p>
+            <w:pPr>
+              <w:rPr>
+                <w:sz w:val="20"/>
+                <w:szCs w:val="20"/>
+              </w:rPr>
+            </w:pPr>
+            <w:r>
+              <w:rPr>
+                <w:sz w:val="20"/>
+                <w:szCs w:val="20"/>
+              </w:rPr>
+              <w:t>Partially Carved</w:t>
+            </w:r>
+          </w:p>
+          <w:p>
+            <w:pPr>
+              <w:rPr>
+                <w:sz w:val="20"/>
+                <w:szCs w:val="20"/>
+              </w:rPr>
+            </w:pPr>
+          </w:p>
+          <w:p>
+            <w:pPr>
+              <w:rPr>
+                <w:sz w:val="20"/>
+                <w:szCs w:val="20"/>
+              </w:rPr>
+            </w:pPr>
+            <w:r>
+              <w:rPr>
+                <w:sz w:val="20"/>
+                <w:szCs w:val="20"/>
+              </w:rPr>
+              <w:t>The bottom half of each image is greyed out</w:t>
+            </w:r>
+          </w:p>
         </w:tc>
       </w:tr>
       <w:tr>
@@ -25746,6 +29807,52 @@
               <w:t>)</w:t>
             </w:r>
           </w:p>
+          <w:p>
+            <w:pPr>
+              <w:rPr>
+                <w:sz w:val="20"/>
+                <w:szCs w:val="20"/>
+              </w:rPr>
+            </w:pPr>
+          </w:p>
+          <w:p>
+            <w:pPr>
+              <w:rPr>
+                <w:sz w:val="20"/>
+                <w:szCs w:val="20"/>
+              </w:rPr>
+            </w:pPr>
+            <w:r>
+              <w:rPr>
+                <w:sz w:val="20"/>
+                <w:szCs w:val="20"/>
+              </w:rPr>
+              <w:t>Not Carved</w:t>
+            </w:r>
+          </w:p>
+          <w:p>
+            <w:pPr>
+              <w:rPr>
+                <w:sz w:val="20"/>
+                <w:szCs w:val="20"/>
+              </w:rPr>
+            </w:pPr>
+          </w:p>
+          <w:p>
+            <w:pPr>
+              <w:rPr>
+                <w:sz w:val="20"/>
+                <w:szCs w:val="20"/>
+              </w:rPr>
+            </w:pPr>
+            <w:r>
+              <w:rPr>
+                <w:sz w:val="20"/>
+                <w:szCs w:val="20"/>
+              </w:rPr>
+              <w:t>Cannot be opened</w:t>
+            </w:r>
+          </w:p>
         </w:tc>
       </w:tr>
       <w:tr>
@@ -25867,7 +29974,6 @@
                 <w:sz w:val="20"/>
                 <w:szCs w:val="20"/>
               </w:rPr>
-              <w:lastRenderedPageBreak/>
               <w:t>Not Found</w:t>
             </w:r>
           </w:p>
@@ -25903,6 +30009,52 @@
                 <w:szCs w:val="20"/>
               </w:rPr>
               <w:t>)</w:t>
+            </w:r>
+          </w:p>
+          <w:p>
+            <w:pPr>
+              <w:rPr>
+                <w:sz w:val="20"/>
+                <w:szCs w:val="20"/>
+              </w:rPr>
+            </w:pPr>
+          </w:p>
+          <w:p>
+            <w:pPr>
+              <w:rPr>
+                <w:sz w:val="20"/>
+                <w:szCs w:val="20"/>
+              </w:rPr>
+            </w:pPr>
+            <w:r>
+              <w:rPr>
+                <w:sz w:val="20"/>
+                <w:szCs w:val="20"/>
+              </w:rPr>
+              <w:t>Not Carved</w:t>
+            </w:r>
+          </w:p>
+          <w:p>
+            <w:pPr>
+              <w:rPr>
+                <w:sz w:val="20"/>
+                <w:szCs w:val="20"/>
+              </w:rPr>
+            </w:pPr>
+          </w:p>
+          <w:p>
+            <w:pPr>
+              <w:rPr>
+                <w:sz w:val="20"/>
+                <w:szCs w:val="20"/>
+              </w:rPr>
+            </w:pPr>
+            <w:r>
+              <w:rPr>
+                <w:sz w:val="20"/>
+                <w:szCs w:val="20"/>
+              </w:rPr>
+              <w:t>None of them can open</w:t>
             </w:r>
           </w:p>
         </w:tc>
@@ -26193,6 +30345,29 @@
               <w:t>)</w:t>
             </w:r>
           </w:p>
+          <w:p>
+            <w:pPr>
+              <w:rPr>
+                <w:sz w:val="20"/>
+                <w:szCs w:val="20"/>
+              </w:rPr>
+            </w:pPr>
+          </w:p>
+          <w:p>
+            <w:pPr>
+              <w:rPr>
+                <w:sz w:val="20"/>
+                <w:szCs w:val="20"/>
+              </w:rPr>
+            </w:pPr>
+            <w:r>
+              <w:rPr>
+                <w:sz w:val="20"/>
+                <w:szCs w:val="20"/>
+              </w:rPr>
+              <w:t>Fully Carved</w:t>
+            </w:r>
+          </w:p>
         </w:tc>
       </w:tr>
       <w:tr>
@@ -26359,6 +30534,29 @@
               <w:t>)</w:t>
             </w:r>
           </w:p>
+          <w:p>
+            <w:pPr>
+              <w:rPr>
+                <w:sz w:val="20"/>
+                <w:szCs w:val="20"/>
+              </w:rPr>
+            </w:pPr>
+          </w:p>
+          <w:p>
+            <w:pPr>
+              <w:rPr>
+                <w:sz w:val="20"/>
+                <w:szCs w:val="20"/>
+              </w:rPr>
+            </w:pPr>
+            <w:r>
+              <w:rPr>
+                <w:sz w:val="20"/>
+                <w:szCs w:val="20"/>
+              </w:rPr>
+              <w:t>Fully Carved</w:t>
+            </w:r>
+          </w:p>
         </w:tc>
       </w:tr>
       <w:tr>
@@ -26516,6 +30714,52 @@
                 <w:szCs w:val="20"/>
               </w:rPr>
               <w:t xml:space="preserve"> (1)</w:t>
+            </w:r>
+          </w:p>
+          <w:p>
+            <w:pPr>
+              <w:rPr>
+                <w:sz w:val="20"/>
+                <w:szCs w:val="20"/>
+              </w:rPr>
+            </w:pPr>
+          </w:p>
+          <w:p>
+            <w:pPr>
+              <w:rPr>
+                <w:sz w:val="20"/>
+                <w:szCs w:val="20"/>
+              </w:rPr>
+            </w:pPr>
+            <w:r>
+              <w:rPr>
+                <w:sz w:val="20"/>
+                <w:szCs w:val="20"/>
+              </w:rPr>
+              <w:t>Partially Carved</w:t>
+            </w:r>
+          </w:p>
+          <w:p>
+            <w:pPr>
+              <w:rPr>
+                <w:sz w:val="20"/>
+                <w:szCs w:val="20"/>
+              </w:rPr>
+            </w:pPr>
+          </w:p>
+          <w:p>
+            <w:pPr>
+              <w:rPr>
+                <w:sz w:val="20"/>
+                <w:szCs w:val="20"/>
+              </w:rPr>
+            </w:pPr>
+            <w:r>
+              <w:rPr>
+                <w:sz w:val="20"/>
+                <w:szCs w:val="20"/>
+              </w:rPr>
+              <w:t>Only plays for 12 seconds then crashes</w:t>
             </w:r>
           </w:p>
         </w:tc>
@@ -26654,6 +30898,52 @@
               </w:rPr>
             </w:pPr>
           </w:p>
+          <w:p>
+            <w:pPr>
+              <w:rPr>
+                <w:sz w:val="20"/>
+                <w:szCs w:val="20"/>
+              </w:rPr>
+            </w:pPr>
+            <w:r>
+              <w:rPr>
+                <w:sz w:val="20"/>
+                <w:szCs w:val="20"/>
+              </w:rPr>
+              <w:t>Partially Carved</w:t>
+            </w:r>
+          </w:p>
+          <w:p>
+            <w:pPr>
+              <w:rPr>
+                <w:sz w:val="20"/>
+                <w:szCs w:val="20"/>
+              </w:rPr>
+            </w:pPr>
+          </w:p>
+          <w:p>
+            <w:pPr>
+              <w:rPr>
+                <w:sz w:val="20"/>
+                <w:szCs w:val="20"/>
+              </w:rPr>
+            </w:pPr>
+            <w:r>
+              <w:rPr>
+                <w:sz w:val="20"/>
+                <w:szCs w:val="20"/>
+              </w:rPr>
+              <w:t>Video cuts out after 4 seconds, crashes after 10 seconds</w:t>
+            </w:r>
+          </w:p>
+          <w:p>
+            <w:pPr>
+              <w:rPr>
+                <w:sz w:val="20"/>
+                <w:szCs w:val="20"/>
+              </w:rPr>
+            </w:pPr>
+          </w:p>
         </w:tc>
       </w:tr>
       <w:tr>
@@ -26774,6 +31064,52 @@
               </w:rPr>
             </w:pPr>
           </w:p>
+          <w:p>
+            <w:pPr>
+              <w:rPr>
+                <w:sz w:val="20"/>
+                <w:szCs w:val="20"/>
+              </w:rPr>
+            </w:pPr>
+            <w:r>
+              <w:rPr>
+                <w:sz w:val="20"/>
+                <w:szCs w:val="20"/>
+              </w:rPr>
+              <w:t>Not Carved</w:t>
+            </w:r>
+          </w:p>
+          <w:p>
+            <w:pPr>
+              <w:rPr>
+                <w:sz w:val="20"/>
+                <w:szCs w:val="20"/>
+              </w:rPr>
+            </w:pPr>
+          </w:p>
+          <w:p>
+            <w:pPr>
+              <w:rPr>
+                <w:sz w:val="20"/>
+                <w:szCs w:val="20"/>
+              </w:rPr>
+            </w:pPr>
+            <w:r>
+              <w:rPr>
+                <w:sz w:val="20"/>
+                <w:szCs w:val="20"/>
+              </w:rPr>
+              <w:t>Cannot be opened</w:t>
+            </w:r>
+          </w:p>
+          <w:p>
+            <w:pPr>
+              <w:rPr>
+                <w:sz w:val="20"/>
+                <w:szCs w:val="20"/>
+              </w:rPr>
+            </w:pPr>
+          </w:p>
         </w:tc>
       </w:tr>
       <w:tr>
@@ -26940,6 +31276,60 @@
               <w:t>)</w:t>
             </w:r>
           </w:p>
+          <w:p>
+            <w:pPr>
+              <w:rPr>
+                <w:sz w:val="20"/>
+                <w:szCs w:val="20"/>
+              </w:rPr>
+            </w:pPr>
+          </w:p>
+          <w:p>
+            <w:pPr>
+              <w:rPr>
+                <w:sz w:val="20"/>
+                <w:szCs w:val="20"/>
+              </w:rPr>
+            </w:pPr>
+            <w:r>
+              <w:rPr>
+                <w:sz w:val="20"/>
+                <w:szCs w:val="20"/>
+              </w:rPr>
+              <w:t>Partially Carved</w:t>
+            </w:r>
+          </w:p>
+          <w:p>
+            <w:pPr>
+              <w:rPr>
+                <w:sz w:val="20"/>
+                <w:szCs w:val="20"/>
+              </w:rPr>
+            </w:pPr>
+          </w:p>
+          <w:p>
+            <w:pPr>
+              <w:rPr>
+                <w:sz w:val="20"/>
+                <w:szCs w:val="20"/>
+              </w:rPr>
+            </w:pPr>
+            <w:r>
+              <w:rPr>
+                <w:sz w:val="20"/>
+                <w:szCs w:val="20"/>
+              </w:rPr>
+              <w:t>Mixture of not opening, only playing for 1 second, and opening but not playing</w:t>
+            </w:r>
+          </w:p>
+          <w:p>
+            <w:pPr>
+              <w:rPr>
+                <w:sz w:val="20"/>
+                <w:szCs w:val="20"/>
+              </w:rPr>
+            </w:pPr>
+          </w:p>
         </w:tc>
       </w:tr>
       <w:tr>
@@ -27010,6 +31400,7 @@
                 <w:sz w:val="20"/>
                 <w:szCs w:val="20"/>
               </w:rPr>
+              <w:lastRenderedPageBreak/>
               <w:t>Partially Carved</w:t>
             </w:r>
           </w:p>
@@ -27061,6 +31452,7 @@
                 <w:sz w:val="20"/>
                 <w:szCs w:val="20"/>
               </w:rPr>
+              <w:lastRenderedPageBreak/>
               <w:t>Not Found</w:t>
             </w:r>
           </w:p>
@@ -27096,6 +31488,30 @@
                 <w:szCs w:val="20"/>
               </w:rPr>
               <w:t>)</w:t>
+            </w:r>
+          </w:p>
+          <w:p>
+            <w:pPr>
+              <w:rPr>
+                <w:sz w:val="20"/>
+                <w:szCs w:val="20"/>
+              </w:rPr>
+            </w:pPr>
+          </w:p>
+          <w:p>
+            <w:pPr>
+              <w:rPr>
+                <w:sz w:val="20"/>
+                <w:szCs w:val="20"/>
+              </w:rPr>
+            </w:pPr>
+            <w:r>
+              <w:rPr>
+                <w:sz w:val="20"/>
+                <w:szCs w:val="20"/>
+              </w:rPr>
+              <w:lastRenderedPageBreak/>
+              <w:t>Fully Carved</w:t>
             </w:r>
           </w:p>
           <w:p>
@@ -27264,6 +31680,60 @@
               <w:t>)</w:t>
             </w:r>
           </w:p>
+          <w:p>
+            <w:pPr>
+              <w:rPr>
+                <w:sz w:val="20"/>
+                <w:szCs w:val="20"/>
+              </w:rPr>
+            </w:pPr>
+          </w:p>
+          <w:p>
+            <w:pPr>
+              <w:rPr>
+                <w:sz w:val="20"/>
+                <w:szCs w:val="20"/>
+              </w:rPr>
+            </w:pPr>
+            <w:r>
+              <w:rPr>
+                <w:sz w:val="20"/>
+                <w:szCs w:val="20"/>
+              </w:rPr>
+              <w:t>Partially Carved</w:t>
+            </w:r>
+          </w:p>
+          <w:p>
+            <w:pPr>
+              <w:rPr>
+                <w:sz w:val="20"/>
+                <w:szCs w:val="20"/>
+              </w:rPr>
+            </w:pPr>
+          </w:p>
+          <w:p>
+            <w:pPr>
+              <w:rPr>
+                <w:sz w:val="20"/>
+                <w:szCs w:val="20"/>
+              </w:rPr>
+            </w:pPr>
+            <w:r>
+              <w:rPr>
+                <w:sz w:val="20"/>
+                <w:szCs w:val="20"/>
+              </w:rPr>
+              <w:t>One cannot be opened, the rest open fine and are all duplicates of each other</w:t>
+            </w:r>
+          </w:p>
+          <w:p>
+            <w:pPr>
+              <w:rPr>
+                <w:sz w:val="20"/>
+                <w:szCs w:val="20"/>
+              </w:rPr>
+            </w:pPr>
+          </w:p>
         </w:tc>
       </w:tr>
       <w:tr>
@@ -27385,7 +31855,6 @@
                 <w:sz w:val="20"/>
                 <w:szCs w:val="20"/>
               </w:rPr>
-              <w:lastRenderedPageBreak/>
               <w:t>Found (1)</w:t>
             </w:r>
           </w:p>
@@ -27452,7 +31921,6 @@
                 <w:sz w:val="20"/>
                 <w:szCs w:val="20"/>
               </w:rPr>
-              <w:lastRenderedPageBreak/>
               <w:t>Found (</w:t>
             </w:r>
             <w:r>
@@ -27469,6 +31937,60 @@
               </w:rPr>
               <w:t>)</w:t>
             </w:r>
+          </w:p>
+          <w:p>
+            <w:pPr>
+              <w:rPr>
+                <w:sz w:val="20"/>
+                <w:szCs w:val="20"/>
+              </w:rPr>
+            </w:pPr>
+          </w:p>
+          <w:p>
+            <w:pPr>
+              <w:rPr>
+                <w:sz w:val="20"/>
+                <w:szCs w:val="20"/>
+              </w:rPr>
+            </w:pPr>
+            <w:r>
+              <w:rPr>
+                <w:sz w:val="20"/>
+                <w:szCs w:val="20"/>
+              </w:rPr>
+              <w:t>Partially Carved</w:t>
+            </w:r>
+          </w:p>
+          <w:p>
+            <w:pPr>
+              <w:rPr>
+                <w:sz w:val="20"/>
+                <w:szCs w:val="20"/>
+              </w:rPr>
+            </w:pPr>
+          </w:p>
+          <w:p>
+            <w:pPr>
+              <w:rPr>
+                <w:sz w:val="20"/>
+                <w:szCs w:val="20"/>
+              </w:rPr>
+            </w:pPr>
+            <w:r>
+              <w:rPr>
+                <w:sz w:val="20"/>
+                <w:szCs w:val="20"/>
+              </w:rPr>
+              <w:t>One cannot be opened, the other crashes after 20 seconds</w:t>
+            </w:r>
+          </w:p>
+          <w:p>
+            <w:pPr>
+              <w:rPr>
+                <w:sz w:val="20"/>
+                <w:szCs w:val="20"/>
+              </w:rPr>
+            </w:pPr>
           </w:p>
         </w:tc>
       </w:tr>
@@ -27658,6 +32180,8 @@
                 <w:szCs w:val="50"/>
               </w:rPr>
             </w:pPr>
+            <w:bookmarkStart w:id="9" w:name="_GoBack"/>
+            <w:bookmarkEnd w:id="9"/>
             <w:r>
               <w:rPr>
                 <w:b/>
@@ -27671,14 +32195,25 @@
         <w:tc>
           <w:tcPr>
             <w:tcW w:w="2500" w:type="dxa"/>
-          </w:tcPr>
-          <w:p>
-            <w:pPr>
-              <w:rPr>
-                <w:sz w:val="20"/>
-                <w:szCs w:val="20"/>
-              </w:rPr>
-            </w:pPr>
+            <w:vAlign w:val="center"/>
+          </w:tcPr>
+          <w:p>
+            <w:pPr>
+              <w:jc w:val="center"/>
+              <w:rPr>
+                <w:b/>
+                <w:sz w:val="50"/>
+                <w:szCs w:val="50"/>
+              </w:rPr>
+            </w:pPr>
+            <w:r>
+              <w:rPr>
+                <w:b/>
+                <w:sz w:val="50"/>
+                <w:szCs w:val="50"/>
+              </w:rPr>
+              <w:t>7.5 / 20 (37.5%)</w:t>
+            </w:r>
           </w:p>
         </w:tc>
       </w:tr>
@@ -27697,7 +32232,7 @@
           <w:szCs w:val="32"/>
         </w:rPr>
       </w:pPr>
-      <w:bookmarkStart w:id="9" w:name="_Toc222921977"/>
+      <w:bookmarkStart w:id="10" w:name="_Toc222921977"/>
       <w:r>
         <w:rPr>
           <w:b/>
@@ -27720,7 +32255,7 @@
         </w:rPr>
         <w:t xml:space="preserve"> (~300 Words)</w:t>
       </w:r>
-      <w:bookmarkEnd w:id="9"/>
+      <w:bookmarkEnd w:id="10"/>
     </w:p>
     <w:p>
       <w:pPr>
@@ -27754,6 +32289,7 @@
         <w:rPr>
           <w:noProof/>
         </w:rPr>
+        <w:lastRenderedPageBreak/>
         <w:drawing>
           <wp:inline distT="0" distB="0" distL="0" distR="0" wp14:anchorId="64655BE7" wp14:editId="77430E9F">
             <wp:extent cx="5731510" cy="3222625"/>
@@ -27814,8 +32350,61 @@
       <w:r>
         <w:t>Scalpel duplicated A LOT of files (especially .MOV and .MPG) -&gt; possibly false positives?</w:t>
       </w:r>
-      <w:bookmarkStart w:id="10" w:name="_GoBack"/>
-      <w:bookmarkEnd w:id="10"/>
+    </w:p>
+    <w:p>
+      <w:pPr>
+        <w:pStyle w:val="ListParagraph"/>
+        <w:numPr>
+          <w:ilvl w:val="0"/>
+          <w:numId w:val="1"/>
+        </w:numPr>
+      </w:pPr>
+      <w:r>
+        <w:t xml:space="preserve">Scalpel was the worst tool to use. Extraction was fairly simple but tedious since text based so had to keep changing the input / output file (requires empty or new folder) and due to the </w:t>
+      </w:r>
+      <w:proofErr w:type="gramStart"/>
+      <w:r>
+        <w:t>way</w:t>
+      </w:r>
+      <w:proofErr w:type="gramEnd"/>
+      <w:r>
+        <w:t xml:space="preserve"> it works, file names were the same but in different folders which made organisation very difficult</w:t>
+      </w:r>
+      <w:r>
+        <w:t xml:space="preserve"> and therefore analysis was difficult too</w:t>
+      </w:r>
+    </w:p>
+    <w:p>
+      <w:pPr>
+        <w:pStyle w:val="ListParagraph"/>
+        <w:numPr>
+          <w:ilvl w:val="0"/>
+          <w:numId w:val="1"/>
+        </w:numPr>
+      </w:pPr>
+      <w:r>
+        <w:t>FTK was the easiest to use since data could be loaded and extracted in batch, and it was easy to sort and filter through for analysis after being extracted</w:t>
+      </w:r>
+    </w:p>
+    <w:p>
+      <w:pPr>
+        <w:pStyle w:val="ListParagraph"/>
+        <w:numPr>
+          <w:ilvl w:val="0"/>
+          <w:numId w:val="1"/>
+        </w:numPr>
+      </w:pPr>
+      <w:r>
+        <w:t xml:space="preserve">Autopsy was fairly simple to use but also tedious since files had to be loaded one by one, but since it is </w:t>
+      </w:r>
+      <w:proofErr w:type="spellStart"/>
+      <w:r>
+        <w:t>gui</w:t>
+      </w:r>
+      <w:proofErr w:type="spellEnd"/>
+      <w:r>
+        <w:t xml:space="preserve"> based it made it easier. Sorting for analysis after extraction was also very simple</w:t>
+      </w:r>
     </w:p>
     <w:p>
       <w:pPr>
@@ -29862,7 +34451,7 @@
   <w:style w:type="paragraph" w:default="1" w:styleId="Normal">
     <w:name w:val="Normal"/>
     <w:qFormat/>
-    <w:rsid w:val="005964BD"/>
+    <w:rsid w:val="001E5214"/>
   </w:style>
   <w:style w:type="paragraph" w:styleId="Heading1">
     <w:name w:val="heading 1"/>
@@ -30957,7 +35546,7 @@
 </file>
 
 <file path=customXml/itemProps1.xml><?xml version="1.0" encoding="utf-8"?>
-<ds:datastoreItem xmlns:ds="http://schemas.openxmlformats.org/officeDocument/2006/customXml" ds:itemID="{06E25F0D-E767-44FF-928B-46BE523567E5}">
+<ds:datastoreItem xmlns:ds="http://schemas.openxmlformats.org/officeDocument/2006/customXml" ds:itemID="{3569CCAD-C299-4630-B0B8-64372605AC48}">
   <ds:schemaRefs>
     <ds:schemaRef ds:uri="http://schemas.openxmlformats.org/officeDocument/2006/bibliography"/>
   </ds:schemaRefs>
